--- a/Website_Performance_Analysis_Report.docx
+++ b/Website_Performance_Analysis_Report.docx
@@ -1,6 +1,6 @@
 
 <file path=word/document.xml><?xml version="1.0" encoding="utf-8"?>
-<w:document xmlns:wpc="http://schemas.microsoft.com/office/word/2010/wordprocessingCanvas" xmlns:mc="http://schemas.openxmlformats.org/markup-compatibility/2006" xmlns:o="urn:schemas-microsoft-com:office:office" xmlns:r="http://schemas.openxmlformats.org/officeDocument/2006/relationships" xmlns:m="http://schemas.openxmlformats.org/officeDocument/2006/math" xmlns:v="urn:schemas-microsoft-com:vml" xmlns:wp14="http://schemas.microsoft.com/office/word/2010/wordprocessingDrawing" xmlns:wp="http://schemas.openxmlformats.org/drawingml/2006/wordprocessingDrawing" xmlns:w10="urn:schemas-microsoft-com:office:word" xmlns:w="http://schemas.openxmlformats.org/wordprocessingml/2006/main" xmlns:w14="http://schemas.microsoft.com/office/word/2010/wordml" xmlns:w15="http://schemas.microsoft.com/office/word/2012/wordml" xmlns:wpg="http://schemas.microsoft.com/office/word/2010/wordprocessingGroup" xmlns:wpi="http://schemas.microsoft.com/office/word/2010/wordprocessingInk" xmlns:wne="http://schemas.microsoft.com/office/word/2006/wordml" xmlns:wps="http://schemas.microsoft.com/office/word/2010/wordprocessingShape" xmlns:cx="http://schemas.microsoft.com/office/drawing/2014/chartex" xmlns:cx1="http://schemas.microsoft.com/office/drawing/2015/9/8/chartex" xmlns:cx2="http://schemas.microsoft.com/office/drawing/2015/10/21/chartex" xmlns:cx3="http://schemas.microsoft.com/office/drawing/2016/5/9/chartex" xmlns:cx4="http://schemas.microsoft.com/office/drawing/2016/5/10/chartex" xmlns:cx5="http://schemas.microsoft.com/office/drawing/2016/5/11/chartex" xmlns:cx6="http://schemas.microsoft.com/office/drawing/2016/5/12/chartex" xmlns:cx7="http://schemas.microsoft.com/office/drawing/2016/5/13/chartex" xmlns:cx8="http://schemas.microsoft.com/office/drawing/2016/5/14/chartex" xmlns:aink="http://schemas.microsoft.com/office/drawing/2016/ink" xmlns:am3d="http://schemas.microsoft.com/office/drawing/2017/model3d" xmlns:w16cex="http://schemas.microsoft.com/office/word/2018/wordml/cex" xmlns:w16cid="http://schemas.microsoft.com/office/word/2016/wordml/cid" xmlns:w16="http://schemas.microsoft.com/office/word/2018/wordml" xmlns:w16sdtdh="http://schemas.microsoft.com/office/word/2020/wordml/sdtdatahash" xmlns:w16se="http://schemas.microsoft.com/office/word/2015/wordml/symex" mc:Ignorable="w14 w15 wp14">
+<w:document xmlns:wpc="http://schemas.microsoft.com/office/word/2010/wordprocessingCanvas" xmlns:cx="http://schemas.microsoft.com/office/drawing/2014/chartex" xmlns:cx1="http://schemas.microsoft.com/office/drawing/2015/9/8/chartex" xmlns:cx2="http://schemas.microsoft.com/office/drawing/2015/10/21/chartex" xmlns:cx3="http://schemas.microsoft.com/office/drawing/2016/5/9/chartex" xmlns:cx4="http://schemas.microsoft.com/office/drawing/2016/5/10/chartex" xmlns:cx5="http://schemas.microsoft.com/office/drawing/2016/5/11/chartex" xmlns:cx6="http://schemas.microsoft.com/office/drawing/2016/5/12/chartex" xmlns:cx7="http://schemas.microsoft.com/office/drawing/2016/5/13/chartex" xmlns:cx8="http://schemas.microsoft.com/office/drawing/2016/5/14/chartex" xmlns:mc="http://schemas.openxmlformats.org/markup-compatibility/2006" xmlns:aink="http://schemas.microsoft.com/office/drawing/2016/ink" xmlns:am3d="http://schemas.microsoft.com/office/drawing/2017/model3d" xmlns:o="urn:schemas-microsoft-com:office:office" xmlns:oel="http://schemas.microsoft.com/office/2019/extlst" xmlns:r="http://schemas.openxmlformats.org/officeDocument/2006/relationships" xmlns:m="http://schemas.openxmlformats.org/officeDocument/2006/math" xmlns:v="urn:schemas-microsoft-com:vml" xmlns:wp14="http://schemas.microsoft.com/office/word/2010/wordprocessingDrawing" xmlns:wp="http://schemas.openxmlformats.org/drawingml/2006/wordprocessingDrawing" xmlns:w10="urn:schemas-microsoft-com:office:word" xmlns:w="http://schemas.openxmlformats.org/wordprocessingml/2006/main" xmlns:w14="http://schemas.microsoft.com/office/word/2010/wordml" xmlns:w15="http://schemas.microsoft.com/office/word/2012/wordml" xmlns:w16cex="http://schemas.microsoft.com/office/word/2018/wordml/cex" xmlns:w16cid="http://schemas.microsoft.com/office/word/2016/wordml/cid" xmlns:w16="http://schemas.microsoft.com/office/word/2018/wordml" xmlns:w16sdtdh="http://schemas.microsoft.com/office/word/2020/wordml/sdtdatahash" xmlns:w16se="http://schemas.microsoft.com/office/word/2015/wordml/symex" xmlns:wpg="http://schemas.microsoft.com/office/word/2010/wordprocessingGroup" xmlns:wpi="http://schemas.microsoft.com/office/word/2010/wordprocessingInk" xmlns:wne="http://schemas.microsoft.com/office/word/2006/wordml" xmlns:wps="http://schemas.microsoft.com/office/word/2010/wordprocessingShape" mc:Ignorable="w14 w15 w16se w16cid w16 w16cex w16sdtdh wp14">
   <w:body>
     <w:p>
       <w:pPr>
@@ -20,12 +20,12 @@
           <w:sz w:val="26"/>
           <w:szCs w:val="26"/>
         </w:rPr>
-        <w:t xml:space="preserve">PROJECT REPORT</w:t>
-      </w:r>
-    </w:p>
-    <w:p>
-      <w:pPr>
-        <w:spacing w:after="120" w:before="240"/>
+        <w:t>PROJECT REPORT</w:t>
+      </w:r>
+    </w:p>
+    <w:p>
+      <w:pPr>
+        <w:spacing w:before="240" w:after="120"/>
         <w:jc w:val="center"/>
       </w:pPr>
       <w:r>
@@ -36,7 +36,7 @@
           <w:sz w:val="56"/>
           <w:szCs w:val="56"/>
         </w:rPr>
-        <w:t xml:space="preserve">Website Performance Analysis</w:t>
+        <w:t>Website Performance Analysis</w:t>
       </w:r>
     </w:p>
     <w:p>
@@ -52,7 +52,29 @@
           <w:sz w:val="24"/>
           <w:szCs w:val="24"/>
         </w:rPr>
-        <w:t xml:space="preserve">A Data Analytics Project on Website Traffic, User Behavior &amp; Channel Performance</w:t>
+        <w:t xml:space="preserve">A Data Analytics Project on Website Traffic, User </w:t>
+      </w:r>
+      <w:proofErr w:type="spellStart"/>
+      <w:r>
+        <w:rPr>
+          <w:i/>
+          <w:iCs/>
+          <w:color w:val="2E74B5"/>
+          <w:sz w:val="24"/>
+          <w:szCs w:val="24"/>
+        </w:rPr>
+        <w:t>Behavior</w:t>
+      </w:r>
+      <w:proofErr w:type="spellEnd"/>
+      <w:r>
+        <w:rPr>
+          <w:i/>
+          <w:iCs/>
+          <w:color w:val="2E74B5"/>
+          <w:sz w:val="24"/>
+          <w:szCs w:val="24"/>
+        </w:rPr>
+        <w:t xml:space="preserve"> &amp; Channel Performance</w:t>
       </w:r>
     </w:p>
     <w:p>
@@ -63,10 +85,8 @@
       <w:r>
         <w:rPr>
           <w:color w:val="595959"/>
-          <w:sz w:val="20"/>
-          <w:szCs w:val="20"/>
-        </w:rPr>
-        <w:t xml:space="preserve">Prepared by</w:t>
+        </w:rPr>
+        <w:t>Prepared by</w:t>
       </w:r>
     </w:p>
     <w:p>
@@ -82,7 +102,7 @@
           <w:sz w:val="28"/>
           <w:szCs w:val="28"/>
         </w:rPr>
-        <w:t xml:space="preserve">Pratik Kumar Prajapati</w:t>
+        <w:t>Pratik Kumar Prajapati</w:t>
       </w:r>
     </w:p>
     <w:p>
@@ -90,13 +110,25 @@
         <w:spacing w:after="20"/>
         <w:jc w:val="center"/>
       </w:pPr>
+      <w:proofErr w:type="spellStart"/>
+      <w:proofErr w:type="gramStart"/>
       <w:r>
         <w:rPr>
           <w:color w:val="262626"/>
           <w:sz w:val="21"/>
           <w:szCs w:val="21"/>
         </w:rPr>
-        <w:t xml:space="preserve">B.Tech, Computer Science &amp; Engineering</w:t>
+        <w:t>B.Tech</w:t>
+      </w:r>
+      <w:proofErr w:type="spellEnd"/>
+      <w:proofErr w:type="gramEnd"/>
+      <w:r>
+        <w:rPr>
+          <w:color w:val="262626"/>
+          <w:sz w:val="21"/>
+          <w:szCs w:val="21"/>
+        </w:rPr>
+        <w:t>, Computer Science &amp; Engineering</w:t>
       </w:r>
     </w:p>
     <w:p>
@@ -110,7 +142,7 @@
           <w:sz w:val="21"/>
           <w:szCs w:val="21"/>
         </w:rPr>
-        <w:t xml:space="preserve">Apollo Institute of Technology, Kanpur</w:t>
+        <w:t>Apollo Institute of Technology, Kanpur</w:t>
       </w:r>
     </w:p>
     <w:p>
@@ -118,33 +150,47 @@
         <w:spacing w:after="40"/>
         <w:jc w:val="center"/>
       </w:pPr>
-      <w:hyperlink w:history="1" r:id="rIduncdb56ird8jtktrju-_b">
+      <w:hyperlink r:id="rId7" w:history="1">
         <w:r>
           <w:rPr>
             <w:rStyle w:val="Hyperlink"/>
             <w:color w:val="2E74B5"/>
-            <w:u w:val="single"/>
           </w:rPr>
-          <w:t xml:space="preserve">github.com/pikuwa</w:t>
+          <w:t>github.com/</w:t>
         </w:r>
-      </w:hyperlink>
-      <w:r>
-        <w:rPr>
-          <w:color w:val="595959"/>
-          <w:sz w:val="20"/>
-          <w:szCs w:val="20"/>
-        </w:rPr>
-        <w:t xml:space="preserve">   |   </w:t>
-      </w:r>
-      <w:hyperlink w:history="1" r:id="rIdpie8yynrew7hjcjbdrll9">
+        <w:proofErr w:type="spellStart"/>
         <w:r>
           <w:rPr>
             <w:rStyle w:val="Hyperlink"/>
             <w:color w:val="2E74B5"/>
-            <w:u w:val="single"/>
           </w:rPr>
-          <w:t xml:space="preserve">linkedin.com/in/pratikxdev</w:t>
+          <w:t>pratikxdev</w:t>
         </w:r>
+        <w:proofErr w:type="spellEnd"/>
+      </w:hyperlink>
+      <w:r>
+        <w:rPr>
+          <w:color w:val="595959"/>
+        </w:rPr>
+        <w:t xml:space="preserve">   |   </w:t>
+      </w:r>
+      <w:hyperlink r:id="rId8" w:history="1">
+        <w:r>
+          <w:rPr>
+            <w:rStyle w:val="Hyperlink"/>
+            <w:color w:val="2E74B5"/>
+          </w:rPr>
+          <w:t>linkedin.com/in/</w:t>
+        </w:r>
+        <w:proofErr w:type="spellStart"/>
+        <w:r>
+          <w:rPr>
+            <w:rStyle w:val="Hyperlink"/>
+            <w:color w:val="2E74B5"/>
+          </w:rPr>
+          <w:t>pratikxdev</w:t>
+        </w:r>
+        <w:proofErr w:type="spellEnd"/>
       </w:hyperlink>
     </w:p>
     <w:p>
@@ -158,7 +204,7 @@
           <w:sz w:val="19"/>
           <w:szCs w:val="19"/>
         </w:rPr>
-        <w:t xml:space="preserve">September 2026</w:t>
+        <w:t>September 2026</w:t>
       </w:r>
     </w:p>
     <w:p>
@@ -169,9 +215,9 @@
     <w:p>
       <w:pPr>
         <w:sectPr>
-          <w:pgSz w:w="11906" w:h="16838" w:orient="portrait"/>
+          <w:pgSz w:w="11906" w:h="16838"/>
           <w:pgMar w:top="1440" w:right="1350" w:bottom="1440" w:left="1350" w:header="708" w:footer="708" w:gutter="0"/>
-          <w:pgNumType/>
+          <w:cols w:space="720"/>
           <w:docGrid w:linePitch="360"/>
         </w:sectPr>
       </w:pPr>
@@ -180,9 +226,9 @@
       <w:pPr>
         <w:pStyle w:val="Heading1"/>
         <w:pBdr>
-          <w:bottom w:val="single" w:color="2E74B5" w:sz="8" w:space="4"/>
+          <w:bottom w:val="single" w:sz="8" w:space="4" w:color="2E74B5"/>
         </w:pBdr>
-        <w:spacing w:after="180" w:before="360"/>
+        <w:spacing w:before="360" w:after="180"/>
       </w:pPr>
       <w:r>
         <w:rPr>
@@ -192,16 +238,16 @@
           <w:sz w:val="30"/>
           <w:szCs w:val="30"/>
         </w:rPr>
-        <w:t xml:space="preserve">Table of Contents</w:t>
+        <w:lastRenderedPageBreak/>
+        <w:t>Table of Contents</w:t>
       </w:r>
     </w:p>
     <w:p>
       <w:pPr>
         <w:tabs>
-          <w:tab w:val="right" w:pos="9026" w:leader="dot"/>
+          <w:tab w:val="right" w:leader="dot" w:pos="9026"/>
         </w:tabs>
         <w:spacing w:after="160"/>
-        <w:ind w:left="0"/>
       </w:pPr>
       <w:r>
         <w:rPr>
@@ -211,10 +257,10 @@
           <w:sz w:val="23"/>
           <w:szCs w:val="23"/>
         </w:rPr>
-        <w:t xml:space="preserve">1. Introduction</w:t>
-      </w:r>
-      <w:r>
-        <w:ptab w:alignment="right" w:relativeTo="margin" w:leader="dot"/>
+        <w:t>1. Introduction</w:t>
+      </w:r>
+      <w:r>
+        <w:ptab w:relativeTo="margin" w:alignment="right" w:leader="dot"/>
       </w:r>
       <w:r>
         <w:rPr>
@@ -222,16 +268,15 @@
           <w:sz w:val="23"/>
           <w:szCs w:val="23"/>
         </w:rPr>
-        <w:t xml:space="preserve">3</w:t>
+        <w:t>3</w:t>
       </w:r>
     </w:p>
     <w:p>
       <w:pPr>
         <w:tabs>
-          <w:tab w:val="right" w:pos="9026" w:leader="dot"/>
+          <w:tab w:val="right" w:leader="dot" w:pos="9026"/>
         </w:tabs>
         <w:spacing w:after="160"/>
-        <w:ind w:left="0"/>
       </w:pPr>
       <w:r>
         <w:rPr>
@@ -241,10 +286,10 @@
           <w:sz w:val="23"/>
           <w:szCs w:val="23"/>
         </w:rPr>
-        <w:t xml:space="preserve">2. Objectives</w:t>
-      </w:r>
-      <w:r>
-        <w:ptab w:alignment="right" w:relativeTo="margin" w:leader="dot"/>
+        <w:t>2. Objectives</w:t>
+      </w:r>
+      <w:r>
+        <w:ptab w:relativeTo="margin" w:alignment="right" w:leader="dot"/>
       </w:r>
       <w:r>
         <w:rPr>
@@ -252,16 +297,15 @@
           <w:sz w:val="23"/>
           <w:szCs w:val="23"/>
         </w:rPr>
-        <w:t xml:space="preserve">3</w:t>
+        <w:t>3</w:t>
       </w:r>
     </w:p>
     <w:p>
       <w:pPr>
         <w:tabs>
-          <w:tab w:val="right" w:pos="9026" w:leader="dot"/>
+          <w:tab w:val="right" w:leader="dot" w:pos="9026"/>
         </w:tabs>
         <w:spacing w:after="160"/>
-        <w:ind w:left="0"/>
       </w:pPr>
       <w:r>
         <w:rPr>
@@ -271,10 +315,10 @@
           <w:sz w:val="23"/>
           <w:szCs w:val="23"/>
         </w:rPr>
-        <w:t xml:space="preserve">3. About the Dataset</w:t>
-      </w:r>
-      <w:r>
-        <w:ptab w:alignment="right" w:relativeTo="margin" w:leader="dot"/>
+        <w:t>3. About the Dataset</w:t>
+      </w:r>
+      <w:r>
+        <w:ptab w:relativeTo="margin" w:alignment="right" w:leader="dot"/>
       </w:r>
       <w:r>
         <w:rPr>
@@ -282,16 +326,15 @@
           <w:sz w:val="23"/>
           <w:szCs w:val="23"/>
         </w:rPr>
-        <w:t xml:space="preserve">3</w:t>
+        <w:t>3</w:t>
       </w:r>
     </w:p>
     <w:p>
       <w:pPr>
         <w:tabs>
-          <w:tab w:val="right" w:pos="9026" w:leader="dot"/>
+          <w:tab w:val="right" w:leader="dot" w:pos="9026"/>
         </w:tabs>
         <w:spacing w:after="160"/>
-        <w:ind w:left="0"/>
       </w:pPr>
       <w:r>
         <w:rPr>
@@ -301,10 +344,10 @@
           <w:sz w:val="23"/>
           <w:szCs w:val="23"/>
         </w:rPr>
-        <w:t xml:space="preserve">4. Tools &amp; Technologies Used</w:t>
-      </w:r>
-      <w:r>
-        <w:ptab w:alignment="right" w:relativeTo="margin" w:leader="dot"/>
+        <w:t>4. Tools &amp; Technologies Used</w:t>
+      </w:r>
+      <w:r>
+        <w:ptab w:relativeTo="margin" w:alignment="right" w:leader="dot"/>
       </w:r>
       <w:r>
         <w:rPr>
@@ -312,16 +355,15 @@
           <w:sz w:val="23"/>
           <w:szCs w:val="23"/>
         </w:rPr>
-        <w:t xml:space="preserve">3</w:t>
+        <w:t>3</w:t>
       </w:r>
     </w:p>
     <w:p>
       <w:pPr>
         <w:tabs>
-          <w:tab w:val="right" w:pos="9026" w:leader="dot"/>
+          <w:tab w:val="right" w:leader="dot" w:pos="9026"/>
         </w:tabs>
         <w:spacing w:after="160"/>
-        <w:ind w:left="0"/>
       </w:pPr>
       <w:r>
         <w:rPr>
@@ -331,10 +373,10 @@
           <w:sz w:val="23"/>
           <w:szCs w:val="23"/>
         </w:rPr>
-        <w:t xml:space="preserve">5. Methodology: Data Cleaning &amp; Preparation</w:t>
-      </w:r>
-      <w:r>
-        <w:ptab w:alignment="right" w:relativeTo="margin" w:leader="dot"/>
+        <w:t>5. Methodology: Data Cleaning &amp; Preparation</w:t>
+      </w:r>
+      <w:r>
+        <w:ptab w:relativeTo="margin" w:alignment="right" w:leader="dot"/>
       </w:r>
       <w:r>
         <w:rPr>
@@ -342,16 +384,15 @@
           <w:sz w:val="23"/>
           <w:szCs w:val="23"/>
         </w:rPr>
-        <w:t xml:space="preserve">4</w:t>
+        <w:t>4</w:t>
       </w:r>
     </w:p>
     <w:p>
       <w:pPr>
         <w:tabs>
-          <w:tab w:val="right" w:pos="9026" w:leader="dot"/>
+          <w:tab w:val="right" w:leader="dot" w:pos="9026"/>
         </w:tabs>
         <w:spacing w:after="160"/>
-        <w:ind w:left="0"/>
       </w:pPr>
       <w:r>
         <w:rPr>
@@ -361,10 +402,10 @@
           <w:sz w:val="23"/>
           <w:szCs w:val="23"/>
         </w:rPr>
-        <w:t xml:space="preserve">6. Exploratory Data Analysis</w:t>
-      </w:r>
-      <w:r>
-        <w:ptab w:alignment="right" w:relativeTo="margin" w:leader="dot"/>
+        <w:t>6. Exploratory Data Analysis</w:t>
+      </w:r>
+      <w:r>
+        <w:ptab w:relativeTo="margin" w:alignment="right" w:leader="dot"/>
       </w:r>
       <w:r>
         <w:rPr>
@@ -372,29 +413,27 @@
           <w:sz w:val="23"/>
           <w:szCs w:val="23"/>
         </w:rPr>
-        <w:t xml:space="preserve">4</w:t>
+        <w:t>4</w:t>
       </w:r>
     </w:p>
     <w:p>
       <w:pPr>
         <w:tabs>
-          <w:tab w:val="right" w:pos="9026" w:leader="dot"/>
+          <w:tab w:val="right" w:leader="dot" w:pos="9026"/>
         </w:tabs>
         <w:spacing w:after="100"/>
         <w:ind w:left="360"/>
       </w:pPr>
       <w:r>
         <w:rPr>
-          <w:b w:val="false"/>
-          <w:bCs w:val="false"/>
           <w:color w:val="262626"/>
           <w:sz w:val="21"/>
           <w:szCs w:val="21"/>
         </w:rPr>
-        <w:t xml:space="preserve">6.1 Sessions &amp; Users Over Time</w:t>
-      </w:r>
-      <w:r>
-        <w:ptab w:alignment="right" w:relativeTo="margin" w:leader="dot"/>
+        <w:t>6.1 Sessions &amp; Users Over Time</w:t>
+      </w:r>
+      <w:r>
+        <w:ptab w:relativeTo="margin" w:alignment="right" w:leader="dot"/>
       </w:r>
       <w:r>
         <w:rPr>
@@ -402,29 +441,27 @@
           <w:sz w:val="21"/>
           <w:szCs w:val="21"/>
         </w:rPr>
-        <w:t xml:space="preserve">4</w:t>
+        <w:t>4</w:t>
       </w:r>
     </w:p>
     <w:p>
       <w:pPr>
         <w:tabs>
-          <w:tab w:val="right" w:pos="9026" w:leader="dot"/>
+          <w:tab w:val="right" w:leader="dot" w:pos="9026"/>
         </w:tabs>
         <w:spacing w:after="100"/>
         <w:ind w:left="360"/>
       </w:pPr>
       <w:r>
         <w:rPr>
-          <w:b w:val="false"/>
-          <w:bCs w:val="false"/>
           <w:color w:val="262626"/>
           <w:sz w:val="21"/>
           <w:szCs w:val="21"/>
         </w:rPr>
-        <w:t xml:space="preserve">6.2 Total Users by Channel</w:t>
-      </w:r>
-      <w:r>
-        <w:ptab w:alignment="right" w:relativeTo="margin" w:leader="dot"/>
+        <w:t>6.2 Total Users by Channel</w:t>
+      </w:r>
+      <w:r>
+        <w:ptab w:relativeTo="margin" w:alignment="right" w:leader="dot"/>
       </w:r>
       <w:r>
         <w:rPr>
@@ -432,29 +469,27 @@
           <w:sz w:val="21"/>
           <w:szCs w:val="21"/>
         </w:rPr>
-        <w:t xml:space="preserve">5</w:t>
+        <w:t>5</w:t>
       </w:r>
     </w:p>
     <w:p>
       <w:pPr>
         <w:tabs>
-          <w:tab w:val="right" w:pos="9026" w:leader="dot"/>
+          <w:tab w:val="right" w:leader="dot" w:pos="9026"/>
         </w:tabs>
         <w:spacing w:after="100"/>
         <w:ind w:left="360"/>
       </w:pPr>
       <w:r>
         <w:rPr>
-          <w:b w:val="false"/>
-          <w:bCs w:val="false"/>
           <w:color w:val="262626"/>
           <w:sz w:val="21"/>
           <w:szCs w:val="21"/>
         </w:rPr>
-        <w:t xml:space="preserve">6.3 Average Engagement Time by Channel</w:t>
-      </w:r>
-      <w:r>
-        <w:ptab w:alignment="right" w:relativeTo="margin" w:leader="dot"/>
+        <w:t>6.3 Average Engagement Time by Channel</w:t>
+      </w:r>
+      <w:r>
+        <w:ptab w:relativeTo="margin" w:alignment="right" w:leader="dot"/>
       </w:r>
       <w:r>
         <w:rPr>
@@ -462,29 +497,27 @@
           <w:sz w:val="21"/>
           <w:szCs w:val="21"/>
         </w:rPr>
-        <w:t xml:space="preserve">5</w:t>
+        <w:t>5</w:t>
       </w:r>
     </w:p>
     <w:p>
       <w:pPr>
         <w:tabs>
-          <w:tab w:val="right" w:pos="9026" w:leader="dot"/>
+          <w:tab w:val="right" w:leader="dot" w:pos="9026"/>
         </w:tabs>
         <w:spacing w:after="100"/>
         <w:ind w:left="360"/>
       </w:pPr>
       <w:r>
         <w:rPr>
-          <w:b w:val="false"/>
-          <w:bCs w:val="false"/>
           <w:color w:val="262626"/>
           <w:sz w:val="21"/>
           <w:szCs w:val="21"/>
         </w:rPr>
-        <w:t xml:space="preserve">6.4 Engagement Rate Distribution by Channel</w:t>
-      </w:r>
-      <w:r>
-        <w:ptab w:alignment="right" w:relativeTo="margin" w:leader="dot"/>
+        <w:t>6.4 Engagement Rate Distribution by Channel</w:t>
+      </w:r>
+      <w:r>
+        <w:ptab w:relativeTo="margin" w:alignment="right" w:leader="dot"/>
       </w:r>
       <w:r>
         <w:rPr>
@@ -492,29 +525,27 @@
           <w:sz w:val="21"/>
           <w:szCs w:val="21"/>
         </w:rPr>
-        <w:t xml:space="preserve">6</w:t>
+        <w:t>6</w:t>
       </w:r>
     </w:p>
     <w:p>
       <w:pPr>
         <w:tabs>
-          <w:tab w:val="right" w:pos="9026" w:leader="dot"/>
+          <w:tab w:val="right" w:leader="dot" w:pos="9026"/>
         </w:tabs>
         <w:spacing w:after="100"/>
         <w:ind w:left="360"/>
       </w:pPr>
       <w:r>
         <w:rPr>
-          <w:b w:val="false"/>
-          <w:bCs w:val="false"/>
           <w:color w:val="262626"/>
           <w:sz w:val="21"/>
           <w:szCs w:val="21"/>
         </w:rPr>
-        <w:t xml:space="preserve">6.5 Engaged vs. Non-Engaged Sessions</w:t>
-      </w:r>
-      <w:r>
-        <w:ptab w:alignment="right" w:relativeTo="margin" w:leader="dot"/>
+        <w:t>6.5 Engaged vs. Non-Engaged Sessions</w:t>
+      </w:r>
+      <w:r>
+        <w:ptab w:relativeTo="margin" w:alignment="right" w:leader="dot"/>
       </w:r>
       <w:r>
         <w:rPr>
@@ -522,29 +553,27 @@
           <w:sz w:val="21"/>
           <w:szCs w:val="21"/>
         </w:rPr>
-        <w:t xml:space="preserve">6</w:t>
+        <w:t>6</w:t>
       </w:r>
     </w:p>
     <w:p>
       <w:pPr>
         <w:tabs>
-          <w:tab w:val="right" w:pos="9026" w:leader="dot"/>
+          <w:tab w:val="right" w:leader="dot" w:pos="9026"/>
         </w:tabs>
         <w:spacing w:after="100"/>
         <w:ind w:left="360"/>
       </w:pPr>
       <w:r>
         <w:rPr>
-          <w:b w:val="false"/>
-          <w:bCs w:val="false"/>
           <w:color w:val="262626"/>
           <w:sz w:val="21"/>
           <w:szCs w:val="21"/>
         </w:rPr>
-        <w:t xml:space="preserve">6.6 Traffic by Hour and Channel</w:t>
-      </w:r>
-      <w:r>
-        <w:ptab w:alignment="right" w:relativeTo="margin" w:leader="dot"/>
+        <w:t>6.6 Traffic by Hour and Channel</w:t>
+      </w:r>
+      <w:r>
+        <w:ptab w:relativeTo="margin" w:alignment="right" w:leader="dot"/>
       </w:r>
       <w:r>
         <w:rPr>
@@ -552,29 +581,27 @@
           <w:sz w:val="21"/>
           <w:szCs w:val="21"/>
         </w:rPr>
-        <w:t xml:space="preserve">7</w:t>
+        <w:t>7</w:t>
       </w:r>
     </w:p>
     <w:p>
       <w:pPr>
         <w:tabs>
-          <w:tab w:val="right" w:pos="9026" w:leader="dot"/>
+          <w:tab w:val="right" w:leader="dot" w:pos="9026"/>
         </w:tabs>
         <w:spacing w:after="100"/>
         <w:ind w:left="360"/>
       </w:pPr>
       <w:r>
         <w:rPr>
-          <w:b w:val="false"/>
-          <w:bCs w:val="false"/>
           <w:color w:val="262626"/>
           <w:sz w:val="21"/>
           <w:szCs w:val="21"/>
         </w:rPr>
-        <w:t xml:space="preserve">6.7 Engagement Rate vs. Sessions Over Time</w:t>
-      </w:r>
-      <w:r>
-        <w:ptab w:alignment="right" w:relativeTo="margin" w:leader="dot"/>
+        <w:t>6.7 Engagement Rate vs. Sessions Over Time</w:t>
+      </w:r>
+      <w:r>
+        <w:ptab w:relativeTo="margin" w:alignment="right" w:leader="dot"/>
       </w:r>
       <w:r>
         <w:rPr>
@@ -582,16 +609,15 @@
           <w:sz w:val="21"/>
           <w:szCs w:val="21"/>
         </w:rPr>
-        <w:t xml:space="preserve">7</w:t>
+        <w:t>7</w:t>
       </w:r>
     </w:p>
     <w:p>
       <w:pPr>
         <w:tabs>
-          <w:tab w:val="right" w:pos="9026" w:leader="dot"/>
+          <w:tab w:val="right" w:leader="dot" w:pos="9026"/>
         </w:tabs>
         <w:spacing w:after="160"/>
-        <w:ind w:left="0"/>
       </w:pPr>
       <w:r>
         <w:rPr>
@@ -601,10 +627,10 @@
           <w:sz w:val="23"/>
           <w:szCs w:val="23"/>
         </w:rPr>
-        <w:t xml:space="preserve">7. Key Findings</w:t>
-      </w:r>
-      <w:r>
-        <w:ptab w:alignment="right" w:relativeTo="margin" w:leader="dot"/>
+        <w:t>7. Key Findings</w:t>
+      </w:r>
+      <w:r>
+        <w:ptab w:relativeTo="margin" w:alignment="right" w:leader="dot"/>
       </w:r>
       <w:r>
         <w:rPr>
@@ -612,16 +638,15 @@
           <w:sz w:val="23"/>
           <w:szCs w:val="23"/>
         </w:rPr>
-        <w:t xml:space="preserve">8</w:t>
+        <w:t>8</w:t>
       </w:r>
     </w:p>
     <w:p>
       <w:pPr>
         <w:tabs>
-          <w:tab w:val="right" w:pos="9026" w:leader="dot"/>
+          <w:tab w:val="right" w:leader="dot" w:pos="9026"/>
         </w:tabs>
         <w:spacing w:after="160"/>
-        <w:ind w:left="0"/>
       </w:pPr>
       <w:r>
         <w:rPr>
@@ -631,10 +656,10 @@
           <w:sz w:val="23"/>
           <w:szCs w:val="23"/>
         </w:rPr>
-        <w:t xml:space="preserve">8. Skills Demonstrated</w:t>
-      </w:r>
-      <w:r>
-        <w:ptab w:alignment="right" w:relativeTo="margin" w:leader="dot"/>
+        <w:t>8. Skills Demonstrated</w:t>
+      </w:r>
+      <w:r>
+        <w:ptab w:relativeTo="margin" w:alignment="right" w:leader="dot"/>
       </w:r>
       <w:r>
         <w:rPr>
@@ -642,16 +667,15 @@
           <w:sz w:val="23"/>
           <w:szCs w:val="23"/>
         </w:rPr>
-        <w:t xml:space="preserve">8</w:t>
+        <w:t>8</w:t>
       </w:r>
     </w:p>
     <w:p>
       <w:pPr>
         <w:tabs>
-          <w:tab w:val="right" w:pos="9026" w:leader="dot"/>
+          <w:tab w:val="right" w:leader="dot" w:pos="9026"/>
         </w:tabs>
         <w:spacing w:after="160"/>
-        <w:ind w:left="0"/>
       </w:pPr>
       <w:r>
         <w:rPr>
@@ -661,10 +685,10 @@
           <w:sz w:val="23"/>
           <w:szCs w:val="23"/>
         </w:rPr>
-        <w:t xml:space="preserve">9. Conclusion</w:t>
-      </w:r>
-      <w:r>
-        <w:ptab w:alignment="right" w:relativeTo="margin" w:leader="dot"/>
+        <w:t>9. Conclusion</w:t>
+      </w:r>
+      <w:r>
+        <w:ptab w:relativeTo="margin" w:alignment="right" w:leader="dot"/>
       </w:r>
       <w:r>
         <w:rPr>
@@ -672,16 +696,15 @@
           <w:sz w:val="23"/>
           <w:szCs w:val="23"/>
         </w:rPr>
-        <w:t xml:space="preserve">8</w:t>
+        <w:t>8</w:t>
       </w:r>
     </w:p>
     <w:p>
       <w:pPr>
         <w:tabs>
-          <w:tab w:val="right" w:pos="9026" w:leader="dot"/>
+          <w:tab w:val="right" w:leader="dot" w:pos="9026"/>
         </w:tabs>
         <w:spacing w:after="160"/>
-        <w:ind w:left="0"/>
       </w:pPr>
       <w:r>
         <w:rPr>
@@ -691,10 +714,10 @@
           <w:sz w:val="23"/>
           <w:szCs w:val="23"/>
         </w:rPr>
-        <w:t xml:space="preserve">10. Author &amp; Contact</w:t>
-      </w:r>
-      <w:r>
-        <w:ptab w:alignment="right" w:relativeTo="margin" w:leader="dot"/>
+        <w:t>10. Author &amp; Contact</w:t>
+      </w:r>
+      <w:r>
+        <w:ptab w:relativeTo="margin" w:alignment="right" w:leader="dot"/>
       </w:r>
       <w:r>
         <w:rPr>
@@ -702,7 +725,7 @@
           <w:sz w:val="23"/>
           <w:szCs w:val="23"/>
         </w:rPr>
-        <w:t xml:space="preserve">8</w:t>
+        <w:t>8</w:t>
       </w:r>
     </w:p>
     <w:p>
@@ -713,9 +736,9 @@
     <w:p>
       <w:pPr>
         <w:sectPr>
-          <w:pgSz w:w="11906" w:h="16838" w:orient="portrait"/>
+          <w:pgSz w:w="11906" w:h="16838"/>
           <w:pgMar w:top="1440" w:right="1440" w:bottom="1440" w:left="1440" w:header="708" w:footer="708" w:gutter="0"/>
-          <w:pgNumType/>
+          <w:cols w:space="720"/>
           <w:docGrid w:linePitch="360"/>
         </w:sectPr>
       </w:pPr>
@@ -724,9 +747,9 @@
       <w:pPr>
         <w:pStyle w:val="Heading1"/>
         <w:pBdr>
-          <w:bottom w:val="single" w:color="2E74B5" w:sz="8" w:space="4"/>
+          <w:bottom w:val="single" w:sz="8" w:space="4" w:color="2E74B5"/>
         </w:pBdr>
-        <w:spacing w:after="180" w:before="360"/>
+        <w:spacing w:before="360" w:after="180"/>
       </w:pPr>
       <w:r>
         <w:rPr>
@@ -736,12 +759,13 @@
           <w:sz w:val="30"/>
           <w:szCs w:val="30"/>
         </w:rPr>
-        <w:t xml:space="preserve">1. Introduction</w:t>
-      </w:r>
-    </w:p>
-    <w:p>
-      <w:pPr>
-        <w:spacing w:after="160" w:line="300"/>
+        <w:lastRenderedPageBreak/>
+        <w:t>1. Introduction</w:t>
+      </w:r>
+    </w:p>
+    <w:p>
+      <w:pPr>
+        <w:spacing w:after="160" w:line="300" w:lineRule="auto"/>
         <w:jc w:val="both"/>
       </w:pPr>
       <w:r>
@@ -750,12 +774,12 @@
           <w:sz w:val="22"/>
           <w:szCs w:val="22"/>
         </w:rPr>
-        <w:t xml:space="preserve">This report documents an end-to-end data analysis project I carried out on hourly website performance data, in the style of a Google Analytics 4 export. The goal of the project was to practice the full workflow of a real analytics task: taking a raw, messily formatted export, cleaning and structuring it, exploring it visually, and converting the results into insights that a marketing or product team could actually act on.</w:t>
-      </w:r>
-    </w:p>
-    <w:p>
-      <w:pPr>
-        <w:spacing w:after="160" w:line="300"/>
+        <w:t>This report documents an end-to-end data analysis project I carried out on hourly website performance data, in the style of a Google Analytics 4 export. The goal of the project was to practice the full workflow of a real analytics task: taking a raw, messily formatted export, cleaning and structuring it, exploring it visually, and converting the results into insights that a marketing or product team could actually act on.</w:t>
+      </w:r>
+    </w:p>
+    <w:p>
+      <w:pPr>
+        <w:spacing w:after="160" w:line="300" w:lineRule="auto"/>
         <w:jc w:val="both"/>
       </w:pPr>
       <w:r>
@@ -764,16 +788,54 @@
           <w:sz w:val="22"/>
           <w:szCs w:val="22"/>
         </w:rPr>
-        <w:t xml:space="preserve">The work was done independently in a Jupyter Notebook using Python's data science stack, and reflects my ongoing focus on Python development and data analytics as part of my B.Tech coursework and self-study.</w:t>
+        <w:t xml:space="preserve">The work was done independently in a </w:t>
+      </w:r>
+      <w:proofErr w:type="spellStart"/>
+      <w:r>
+        <w:rPr>
+          <w:color w:val="262626"/>
+          <w:sz w:val="22"/>
+          <w:szCs w:val="22"/>
+        </w:rPr>
+        <w:t>Jupyter</w:t>
+      </w:r>
+      <w:proofErr w:type="spellEnd"/>
+      <w:r>
+        <w:rPr>
+          <w:color w:val="262626"/>
+          <w:sz w:val="22"/>
+          <w:szCs w:val="22"/>
+        </w:rPr>
+        <w:t xml:space="preserve"> Notebook using Python's data science stack, and reflects my ongoing focus on Python development and data analytics as part of my </w:t>
+      </w:r>
+      <w:proofErr w:type="spellStart"/>
+      <w:proofErr w:type="gramStart"/>
+      <w:r>
+        <w:rPr>
+          <w:color w:val="262626"/>
+          <w:sz w:val="22"/>
+          <w:szCs w:val="22"/>
+        </w:rPr>
+        <w:t>B.Tech</w:t>
+      </w:r>
+      <w:proofErr w:type="spellEnd"/>
+      <w:proofErr w:type="gramEnd"/>
+      <w:r>
+        <w:rPr>
+          <w:color w:val="262626"/>
+          <w:sz w:val="22"/>
+          <w:szCs w:val="22"/>
+        </w:rPr>
+        <w:t xml:space="preserve"> coursework and self-study.</w:t>
       </w:r>
     </w:p>
     <w:p>
       <w:pPr>
         <w:pStyle w:val="Heading1"/>
         <w:pBdr>
-          <w:bottom w:val="single" w:color="2E74B5" w:sz="8" w:space="4"/>
+          <w:bottom w:val="single" w:sz="8" w:space="4" w:color="2E74B5"/>
         </w:pBdr>
-        <w:spacing w:after="180" w:before="360"/>
+        <w:spacing w:before="360" w:after="180"/>
       </w:pPr>
       <w:r>
         <w:rPr>
@@ -783,7 +845,7 @@
           <w:sz w:val="30"/>
           <w:szCs w:val="30"/>
         </w:rPr>
-        <w:t xml:space="preserve">2. Objectives</w:t>
+        <w:t>2. Objectives</w:t>
       </w:r>
     </w:p>
     <w:p>
@@ -793,15 +855,15 @@
           <w:ilvl w:val="0"/>
           <w:numId w:val="1"/>
         </w:numPr>
-        <w:spacing w:after="90" w:line="280"/>
-      </w:pPr>
-      <w:r>
-        <w:rPr>
-          <w:color w:val="262626"/>
-          <w:sz w:val="22"/>
-          <w:szCs w:val="22"/>
-        </w:rPr>
-        <w:t xml:space="preserve">Clean and restructure a raw, multi-header analytics export into an analysis-ready dataset.</w:t>
+        <w:spacing w:after="90" w:line="280" w:lineRule="auto"/>
+      </w:pPr>
+      <w:r>
+        <w:rPr>
+          <w:color w:val="262626"/>
+          <w:sz w:val="22"/>
+          <w:szCs w:val="22"/>
+        </w:rPr>
+        <w:t>Clean and restructure a raw, multi-header analytics export into an analysis-ready dataset.</w:t>
       </w:r>
     </w:p>
     <w:p>
@@ -811,15 +873,15 @@
           <w:ilvl w:val="0"/>
           <w:numId w:val="1"/>
         </w:numPr>
-        <w:spacing w:after="90" w:line="280"/>
-      </w:pPr>
-      <w:r>
-        <w:rPr>
-          <w:color w:val="262626"/>
-          <w:sz w:val="22"/>
-          <w:szCs w:val="22"/>
-        </w:rPr>
-        <w:t xml:space="preserve">Compare acquisition channels (Direct, Organic Social, Organic Search, Referral, Email, etc.) on both traffic volume and engagement quality.</w:t>
+        <w:spacing w:after="90" w:line="280" w:lineRule="auto"/>
+      </w:pPr>
+      <w:r>
+        <w:rPr>
+          <w:color w:val="262626"/>
+          <w:sz w:val="22"/>
+          <w:szCs w:val="22"/>
+        </w:rPr>
+        <w:t>Compare acquisition channels (Direct, Organic Social, Organic Search, Referral, Email, etc.) on both traffic volume and engagement quality.</w:t>
       </w:r>
     </w:p>
     <w:p>
@@ -829,15 +891,15 @@
           <w:ilvl w:val="0"/>
           <w:numId w:val="1"/>
         </w:numPr>
-        <w:spacing w:after="90" w:line="280"/>
-      </w:pPr>
-      <w:r>
-        <w:rPr>
-          <w:color w:val="262626"/>
-          <w:sz w:val="22"/>
-          <w:szCs w:val="22"/>
-        </w:rPr>
-        <w:t xml:space="preserve">Identify time-of-day patterns in traffic and engagement across the full data window.</w:t>
+        <w:spacing w:after="90" w:line="280" w:lineRule="auto"/>
+      </w:pPr>
+      <w:r>
+        <w:rPr>
+          <w:color w:val="262626"/>
+          <w:sz w:val="22"/>
+          <w:szCs w:val="22"/>
+        </w:rPr>
+        <w:t>Identify time-of-day patterns in traffic and engagement across the full data window.</w:t>
       </w:r>
     </w:p>
     <w:p>
@@ -847,24 +909,24 @@
           <w:ilvl w:val="0"/>
           <w:numId w:val="1"/>
         </w:numPr>
-        <w:spacing w:after="90" w:line="280"/>
-      </w:pPr>
-      <w:r>
-        <w:rPr>
-          <w:color w:val="262626"/>
-          <w:sz w:val="22"/>
-          <w:szCs w:val="22"/>
-        </w:rPr>
-        <w:t xml:space="preserve">Translate the statistical output into clear, decision-ready findings.</w:t>
+        <w:spacing w:after="90" w:line="280" w:lineRule="auto"/>
+      </w:pPr>
+      <w:r>
+        <w:rPr>
+          <w:color w:val="262626"/>
+          <w:sz w:val="22"/>
+          <w:szCs w:val="22"/>
+        </w:rPr>
+        <w:t>Translate the statistical output into clear, decision-ready findings.</w:t>
       </w:r>
     </w:p>
     <w:p>
       <w:pPr>
         <w:pStyle w:val="Heading1"/>
         <w:pBdr>
-          <w:bottom w:val="single" w:color="2E74B5" w:sz="8" w:space="4"/>
+          <w:bottom w:val="single" w:sz="8" w:space="4" w:color="2E74B5"/>
         </w:pBdr>
-        <w:spacing w:after="180" w:before="360"/>
+        <w:spacing w:before="360" w:after="180"/>
       </w:pPr>
       <w:r>
         <w:rPr>
@@ -874,12 +936,12 @@
           <w:sz w:val="30"/>
           <w:szCs w:val="30"/>
         </w:rPr>
-        <w:t xml:space="preserve">3. About the Dataset</w:t>
-      </w:r>
-    </w:p>
-    <w:p>
-      <w:pPr>
-        <w:spacing w:after="160" w:line="300"/>
+        <w:t>3. About the Dataset</w:t>
+      </w:r>
+    </w:p>
+    <w:p>
+      <w:pPr>
+        <w:spacing w:after="160" w:line="300" w:lineRule="auto"/>
         <w:jc w:val="both"/>
       </w:pPr>
       <w:r>
@@ -888,38 +950,49 @@
           <w:sz w:val="22"/>
           <w:szCs w:val="22"/>
         </w:rPr>
-        <w:t xml:space="preserve">The dataset contains 3,182 hourly records spanning April 6 – May 3, 2024 (about four weeks), with each row representing one channel's traffic in one hour. The key fields are described below.</w:t>
+        <w:t>The dataset contains 3,182 hourly records spanning April 6 – May 3, 2024 (about four weeks), with each row representing one channel's traffic in one hour. The key fields are described below.</w:t>
       </w:r>
     </w:p>
     <w:tbl>
       <w:tblPr>
-        <w:tblW w:type="dxa" w:w="9350"/>
+        <w:tblW w:w="9350" w:type="dxa"/>
         <w:tblBorders>
-          <w:top w:val="single" w:color="auto" w:sz="4"/>
-          <w:left w:val="single" w:color="auto" w:sz="4"/>
-          <w:bottom w:val="single" w:color="auto" w:sz="4"/>
-          <w:right w:val="single" w:color="auto" w:sz="4"/>
-          <w:insideH w:val="single" w:color="auto" w:sz="4"/>
-          <w:insideV w:val="single" w:color="auto" w:sz="4"/>
+          <w:top w:val="single" w:sz="4" w:space="0" w:color="auto"/>
+          <w:left w:val="single" w:sz="4" w:space="0" w:color="auto"/>
+          <w:bottom w:val="single" w:sz="4" w:space="0" w:color="auto"/>
+          <w:right w:val="single" w:sz="4" w:space="0" w:color="auto"/>
+          <w:insideH w:val="single" w:sz="4" w:space="0" w:color="auto"/>
+          <w:insideV w:val="single" w:sz="4" w:space="0" w:color="auto"/>
         </w:tblBorders>
+        <w:tblCellMar>
+          <w:left w:w="10" w:type="dxa"/>
+          <w:right w:w="10" w:type="dxa"/>
+        </w:tblCellMar>
+        <w:tblLook w:val="04A0" w:firstRow="1" w:lastRow="0" w:firstColumn="1" w:lastColumn="0" w:noHBand="0" w:noVBand="1"/>
       </w:tblPr>
       <w:tblGrid>
         <w:gridCol w:w="3000"/>
         <w:gridCol w:w="6350"/>
       </w:tblGrid>
       <w:tr>
+        <w:tblPrEx>
+          <w:tblCellMar>
+            <w:top w:w="0" w:type="dxa"/>
+            <w:bottom w:w="0" w:type="dxa"/>
+          </w:tblCellMar>
+        </w:tblPrEx>
         <w:trPr>
           <w:tblHeader/>
         </w:trPr>
         <w:tc>
           <w:tcPr>
-            <w:tcW w:type="dxa" w:w="3000"/>
-            <w:shd w:fill="1F3864" w:val="clear"/>
+            <w:tcW w:w="3000" w:type="dxa"/>
+            <w:shd w:val="clear" w:color="auto" w:fill="1F3864"/>
             <w:tcMar>
-              <w:top w:type="dxa" w:w="80"/>
-              <w:left w:type="dxa" w:w="120"/>
-              <w:bottom w:type="dxa" w:w="80"/>
-              <w:right w:type="dxa" w:w="120"/>
+              <w:top w:w="80" w:type="dxa"/>
+              <w:left w:w="120" w:type="dxa"/>
+              <w:bottom w:w="80" w:type="dxa"/>
+              <w:right w:w="120" w:type="dxa"/>
             </w:tcMar>
             <w:vAlign w:val="center"/>
           </w:tcPr>
@@ -932,22 +1005,20 @@
                 <w:b/>
                 <w:bCs/>
                 <w:color w:val="FFFFFF"/>
-                <w:sz w:val="20"/>
-                <w:szCs w:val="20"/>
               </w:rPr>
-              <w:t xml:space="preserve">Column</w:t>
+              <w:t>Column</w:t>
             </w:r>
           </w:p>
         </w:tc>
         <w:tc>
           <w:tcPr>
-            <w:tcW w:type="dxa" w:w="6350"/>
-            <w:shd w:fill="1F3864" w:val="clear"/>
+            <w:tcW w:w="6350" w:type="dxa"/>
+            <w:shd w:val="clear" w:color="auto" w:fill="1F3864"/>
             <w:tcMar>
-              <w:top w:type="dxa" w:w="80"/>
-              <w:left w:type="dxa" w:w="120"/>
-              <w:bottom w:type="dxa" w:w="80"/>
-              <w:right w:type="dxa" w:w="120"/>
+              <w:top w:w="80" w:type="dxa"/>
+              <w:left w:w="120" w:type="dxa"/>
+              <w:bottom w:w="80" w:type="dxa"/>
+              <w:right w:w="120" w:type="dxa"/>
             </w:tcMar>
             <w:vAlign w:val="center"/>
           </w:tcPr>
@@ -960,50 +1031,47 @@
                 <w:b/>
                 <w:bCs/>
                 <w:color w:val="FFFFFF"/>
-                <w:sz w:val="20"/>
-                <w:szCs w:val="20"/>
               </w:rPr>
-              <w:t xml:space="preserve">Description</w:t>
+              <w:t>Description</w:t>
             </w:r>
           </w:p>
         </w:tc>
       </w:tr>
       <w:tr>
+        <w:tblPrEx>
+          <w:tblCellMar>
+            <w:top w:w="0" w:type="dxa"/>
+            <w:bottom w:w="0" w:type="dxa"/>
+          </w:tblCellMar>
+        </w:tblPrEx>
         <w:tc>
           <w:tcPr>
-            <w:tcW w:type="dxa" w:w="3000"/>
+            <w:tcW w:w="3000" w:type="dxa"/>
             <w:tcMar>
-              <w:top w:type="dxa" w:w="80"/>
-              <w:left w:type="dxa" w:w="120"/>
-              <w:bottom w:type="dxa" w:w="80"/>
-              <w:right w:type="dxa" w:w="120"/>
+              <w:top w:w="80" w:type="dxa"/>
+              <w:left w:w="120" w:type="dxa"/>
+              <w:bottom w:w="80" w:type="dxa"/>
+              <w:right w:w="120" w:type="dxa"/>
             </w:tcMar>
             <w:vAlign w:val="center"/>
           </w:tcPr>
           <w:p>
-            <w:pPr>
-              <w:jc w:val="left"/>
-            </w:pPr>
             <w:r>
               <w:rPr>
-                <w:b w:val="false"/>
-                <w:bCs w:val="false"/>
                 <w:color w:val="262626"/>
-                <w:sz w:val="20"/>
-                <w:szCs w:val="20"/>
               </w:rPr>
-              <w:t xml:space="preserve">Channel group</w:t>
+              <w:t>Channel group</w:t>
             </w:r>
           </w:p>
         </w:tc>
         <w:tc>
           <w:tcPr>
-            <w:tcW w:type="dxa" w:w="6350"/>
+            <w:tcW w:w="6350" w:type="dxa"/>
             <w:tcMar>
-              <w:top w:type="dxa" w:w="80"/>
-              <w:left w:type="dxa" w:w="120"/>
-              <w:bottom w:type="dxa" w:w="80"/>
-              <w:right w:type="dxa" w:w="120"/>
+              <w:top w:w="80" w:type="dxa"/>
+              <w:left w:w="120" w:type="dxa"/>
+              <w:bottom w:w="80" w:type="dxa"/>
+              <w:right w:w="120" w:type="dxa"/>
             </w:tcMar>
             <w:vAlign w:val="center"/>
           </w:tcPr>
@@ -1013,53 +1081,50 @@
             </w:pPr>
             <w:r>
               <w:rPr>
-                <w:b w:val="false"/>
-                <w:bCs w:val="false"/>
                 <w:color w:val="262626"/>
-                <w:sz w:val="20"/>
-                <w:szCs w:val="20"/>
               </w:rPr>
-              <w:t xml:space="preserve">Acquisition channel (Direct, Organic Social, Organic Search, Referral, Email, Organic Video, Unassigned)</w:t>
+              <w:t>Acquisition channel (Direct, Organic Social, Organic Search, Referral, Email, Organic Video, Unassigned)</w:t>
             </w:r>
           </w:p>
         </w:tc>
       </w:tr>
       <w:tr>
+        <w:tblPrEx>
+          <w:tblCellMar>
+            <w:top w:w="0" w:type="dxa"/>
+            <w:bottom w:w="0" w:type="dxa"/>
+          </w:tblCellMar>
+        </w:tblPrEx>
         <w:tc>
           <w:tcPr>
-            <w:tcW w:type="dxa" w:w="3000"/>
+            <w:tcW w:w="3000" w:type="dxa"/>
             <w:tcMar>
-              <w:top w:type="dxa" w:w="80"/>
-              <w:left w:type="dxa" w:w="120"/>
-              <w:bottom w:type="dxa" w:w="80"/>
-              <w:right w:type="dxa" w:w="120"/>
+              <w:top w:w="80" w:type="dxa"/>
+              <w:left w:w="120" w:type="dxa"/>
+              <w:bottom w:w="80" w:type="dxa"/>
+              <w:right w:w="120" w:type="dxa"/>
             </w:tcMar>
             <w:vAlign w:val="center"/>
           </w:tcPr>
           <w:p>
-            <w:pPr>
-              <w:jc w:val="left"/>
-            </w:pPr>
+            <w:proofErr w:type="spellStart"/>
             <w:r>
               <w:rPr>
-                <w:b w:val="false"/>
-                <w:bCs w:val="false"/>
                 <w:color w:val="262626"/>
-                <w:sz w:val="20"/>
-                <w:szCs w:val="20"/>
               </w:rPr>
-              <w:t xml:space="preserve">DateHour</w:t>
+              <w:t>DateHour</w:t>
             </w:r>
+            <w:proofErr w:type="spellEnd"/>
           </w:p>
         </w:tc>
         <w:tc>
           <w:tcPr>
-            <w:tcW w:type="dxa" w:w="6350"/>
+            <w:tcW w:w="6350" w:type="dxa"/>
             <w:tcMar>
-              <w:top w:type="dxa" w:w="80"/>
-              <w:left w:type="dxa" w:w="120"/>
-              <w:bottom w:type="dxa" w:w="80"/>
-              <w:right w:type="dxa" w:w="120"/>
+              <w:top w:w="80" w:type="dxa"/>
+              <w:left w:w="120" w:type="dxa"/>
+              <w:bottom w:w="80" w:type="dxa"/>
+              <w:right w:w="120" w:type="dxa"/>
             </w:tcMar>
             <w:vAlign w:val="center"/>
           </w:tcPr>
@@ -1069,53 +1134,48 @@
             </w:pPr>
             <w:r>
               <w:rPr>
-                <w:b w:val="false"/>
-                <w:bCs w:val="false"/>
                 <w:color w:val="262626"/>
-                <w:sz w:val="20"/>
-                <w:szCs w:val="20"/>
               </w:rPr>
-              <w:t xml:space="preserve">Date and hour of the record</w:t>
+              <w:t>Date and hour of the record</w:t>
             </w:r>
           </w:p>
         </w:tc>
       </w:tr>
       <w:tr>
+        <w:tblPrEx>
+          <w:tblCellMar>
+            <w:top w:w="0" w:type="dxa"/>
+            <w:bottom w:w="0" w:type="dxa"/>
+          </w:tblCellMar>
+        </w:tblPrEx>
         <w:tc>
           <w:tcPr>
-            <w:tcW w:type="dxa" w:w="3000"/>
+            <w:tcW w:w="3000" w:type="dxa"/>
             <w:tcMar>
-              <w:top w:type="dxa" w:w="80"/>
-              <w:left w:type="dxa" w:w="120"/>
-              <w:bottom w:type="dxa" w:w="80"/>
-              <w:right w:type="dxa" w:w="120"/>
+              <w:top w:w="80" w:type="dxa"/>
+              <w:left w:w="120" w:type="dxa"/>
+              <w:bottom w:w="80" w:type="dxa"/>
+              <w:right w:w="120" w:type="dxa"/>
             </w:tcMar>
             <w:vAlign w:val="center"/>
           </w:tcPr>
           <w:p>
-            <w:pPr>
-              <w:jc w:val="left"/>
-            </w:pPr>
             <w:r>
               <w:rPr>
-                <w:b w:val="false"/>
-                <w:bCs w:val="false"/>
                 <w:color w:val="262626"/>
-                <w:sz w:val="20"/>
-                <w:szCs w:val="20"/>
               </w:rPr>
-              <w:t xml:space="preserve">Users</w:t>
+              <w:t>Users</w:t>
             </w:r>
           </w:p>
         </w:tc>
         <w:tc>
           <w:tcPr>
-            <w:tcW w:type="dxa" w:w="6350"/>
+            <w:tcW w:w="6350" w:type="dxa"/>
             <w:tcMar>
-              <w:top w:type="dxa" w:w="80"/>
-              <w:left w:type="dxa" w:w="120"/>
-              <w:bottom w:type="dxa" w:w="80"/>
-              <w:right w:type="dxa" w:w="120"/>
+              <w:top w:w="80" w:type="dxa"/>
+              <w:left w:w="120" w:type="dxa"/>
+              <w:bottom w:w="80" w:type="dxa"/>
+              <w:right w:w="120" w:type="dxa"/>
             </w:tcMar>
             <w:vAlign w:val="center"/>
           </w:tcPr>
@@ -1125,53 +1185,48 @@
             </w:pPr>
             <w:r>
               <w:rPr>
-                <w:b w:val="false"/>
-                <w:bCs w:val="false"/>
                 <w:color w:val="262626"/>
-                <w:sz w:val="20"/>
-                <w:szCs w:val="20"/>
               </w:rPr>
-              <w:t xml:space="preserve">Unique users in that hour</w:t>
+              <w:t>Unique users in that hour</w:t>
             </w:r>
           </w:p>
         </w:tc>
       </w:tr>
       <w:tr>
+        <w:tblPrEx>
+          <w:tblCellMar>
+            <w:top w:w="0" w:type="dxa"/>
+            <w:bottom w:w="0" w:type="dxa"/>
+          </w:tblCellMar>
+        </w:tblPrEx>
         <w:tc>
           <w:tcPr>
-            <w:tcW w:type="dxa" w:w="3000"/>
+            <w:tcW w:w="3000" w:type="dxa"/>
             <w:tcMar>
-              <w:top w:type="dxa" w:w="80"/>
-              <w:left w:type="dxa" w:w="120"/>
-              <w:bottom w:type="dxa" w:w="80"/>
-              <w:right w:type="dxa" w:w="120"/>
+              <w:top w:w="80" w:type="dxa"/>
+              <w:left w:w="120" w:type="dxa"/>
+              <w:bottom w:w="80" w:type="dxa"/>
+              <w:right w:w="120" w:type="dxa"/>
             </w:tcMar>
             <w:vAlign w:val="center"/>
           </w:tcPr>
           <w:p>
-            <w:pPr>
-              <w:jc w:val="left"/>
-            </w:pPr>
             <w:r>
               <w:rPr>
-                <w:b w:val="false"/>
-                <w:bCs w:val="false"/>
                 <w:color w:val="262626"/>
-                <w:sz w:val="20"/>
-                <w:szCs w:val="20"/>
               </w:rPr>
-              <w:t xml:space="preserve">Sessions</w:t>
+              <w:t>Sessions</w:t>
             </w:r>
           </w:p>
         </w:tc>
         <w:tc>
           <w:tcPr>
-            <w:tcW w:type="dxa" w:w="6350"/>
+            <w:tcW w:w="6350" w:type="dxa"/>
             <w:tcMar>
-              <w:top w:type="dxa" w:w="80"/>
-              <w:left w:type="dxa" w:w="120"/>
-              <w:bottom w:type="dxa" w:w="80"/>
-              <w:right w:type="dxa" w:w="120"/>
+              <w:top w:w="80" w:type="dxa"/>
+              <w:left w:w="120" w:type="dxa"/>
+              <w:bottom w:w="80" w:type="dxa"/>
+              <w:right w:w="120" w:type="dxa"/>
             </w:tcMar>
             <w:vAlign w:val="center"/>
           </w:tcPr>
@@ -1181,53 +1236,48 @@
             </w:pPr>
             <w:r>
               <w:rPr>
-                <w:b w:val="false"/>
-                <w:bCs w:val="false"/>
                 <w:color w:val="262626"/>
-                <w:sz w:val="20"/>
-                <w:szCs w:val="20"/>
               </w:rPr>
-              <w:t xml:space="preserve">Total sessions in that hour</w:t>
+              <w:t>Total sessions in that hour</w:t>
             </w:r>
           </w:p>
         </w:tc>
       </w:tr>
       <w:tr>
+        <w:tblPrEx>
+          <w:tblCellMar>
+            <w:top w:w="0" w:type="dxa"/>
+            <w:bottom w:w="0" w:type="dxa"/>
+          </w:tblCellMar>
+        </w:tblPrEx>
         <w:tc>
           <w:tcPr>
-            <w:tcW w:type="dxa" w:w="3000"/>
+            <w:tcW w:w="3000" w:type="dxa"/>
             <w:tcMar>
-              <w:top w:type="dxa" w:w="80"/>
-              <w:left w:type="dxa" w:w="120"/>
-              <w:bottom w:type="dxa" w:w="80"/>
-              <w:right w:type="dxa" w:w="120"/>
+              <w:top w:w="80" w:type="dxa"/>
+              <w:left w:w="120" w:type="dxa"/>
+              <w:bottom w:w="80" w:type="dxa"/>
+              <w:right w:w="120" w:type="dxa"/>
             </w:tcMar>
             <w:vAlign w:val="center"/>
           </w:tcPr>
           <w:p>
-            <w:pPr>
-              <w:jc w:val="left"/>
-            </w:pPr>
             <w:r>
               <w:rPr>
-                <w:b w:val="false"/>
-                <w:bCs w:val="false"/>
                 <w:color w:val="262626"/>
-                <w:sz w:val="20"/>
-                <w:szCs w:val="20"/>
               </w:rPr>
-              <w:t xml:space="preserve">Engaged Sessions</w:t>
+              <w:t>Engaged Sessions</w:t>
             </w:r>
           </w:p>
         </w:tc>
         <w:tc>
           <w:tcPr>
-            <w:tcW w:type="dxa" w:w="6350"/>
+            <w:tcW w:w="6350" w:type="dxa"/>
             <w:tcMar>
-              <w:top w:type="dxa" w:w="80"/>
-              <w:left w:type="dxa" w:w="120"/>
-              <w:bottom w:type="dxa" w:w="80"/>
-              <w:right w:type="dxa" w:w="120"/>
+              <w:top w:w="80" w:type="dxa"/>
+              <w:left w:w="120" w:type="dxa"/>
+              <w:bottom w:w="80" w:type="dxa"/>
+              <w:right w:w="120" w:type="dxa"/>
             </w:tcMar>
             <w:vAlign w:val="center"/>
           </w:tcPr>
@@ -1237,53 +1287,56 @@
             </w:pPr>
             <w:r>
               <w:rPr>
-                <w:b w:val="false"/>
-                <w:bCs w:val="false"/>
                 <w:color w:val="262626"/>
-                <w:sz w:val="20"/>
-                <w:szCs w:val="20"/>
               </w:rPr>
-              <w:t xml:space="preserve">Sessions with meaningful interaction</w:t>
+              <w:t>Sessions with meaningful interaction</w:t>
             </w:r>
           </w:p>
         </w:tc>
       </w:tr>
       <w:tr>
+        <w:tblPrEx>
+          <w:tblCellMar>
+            <w:top w:w="0" w:type="dxa"/>
+            <w:bottom w:w="0" w:type="dxa"/>
+          </w:tblCellMar>
+        </w:tblPrEx>
         <w:tc>
           <w:tcPr>
-            <w:tcW w:type="dxa" w:w="3000"/>
+            <w:tcW w:w="3000" w:type="dxa"/>
             <w:tcMar>
-              <w:top w:type="dxa" w:w="80"/>
-              <w:left w:type="dxa" w:w="120"/>
-              <w:bottom w:type="dxa" w:w="80"/>
-              <w:right w:type="dxa" w:w="120"/>
+              <w:top w:w="80" w:type="dxa"/>
+              <w:left w:w="120" w:type="dxa"/>
+              <w:bottom w:w="80" w:type="dxa"/>
+              <w:right w:w="120" w:type="dxa"/>
             </w:tcMar>
             <w:vAlign w:val="center"/>
           </w:tcPr>
           <w:p>
-            <w:pPr>
-              <w:jc w:val="left"/>
-            </w:pPr>
+            <w:proofErr w:type="spellStart"/>
             <w:r>
               <w:rPr>
-                <w:b w:val="false"/>
-                <w:bCs w:val="false"/>
                 <w:color w:val="262626"/>
-                <w:sz w:val="20"/>
-                <w:szCs w:val="20"/>
               </w:rPr>
-              <w:t xml:space="preserve">Avg engagement time/session</w:t>
+              <w:t>Avg</w:t>
+            </w:r>
+            <w:proofErr w:type="spellEnd"/>
+            <w:r>
+              <w:rPr>
+                <w:color w:val="262626"/>
+              </w:rPr>
+              <w:t xml:space="preserve"> engagement time/session</w:t>
             </w:r>
           </w:p>
         </w:tc>
         <w:tc>
           <w:tcPr>
-            <w:tcW w:type="dxa" w:w="6350"/>
+            <w:tcW w:w="6350" w:type="dxa"/>
             <w:tcMar>
-              <w:top w:type="dxa" w:w="80"/>
-              <w:left w:type="dxa" w:w="120"/>
-              <w:bottom w:type="dxa" w:w="80"/>
-              <w:right w:type="dxa" w:w="120"/>
+              <w:top w:w="80" w:type="dxa"/>
+              <w:left w:w="120" w:type="dxa"/>
+              <w:bottom w:w="80" w:type="dxa"/>
+              <w:right w:w="120" w:type="dxa"/>
             </w:tcMar>
             <w:vAlign w:val="center"/>
           </w:tcPr>
@@ -1293,53 +1346,48 @@
             </w:pPr>
             <w:r>
               <w:rPr>
-                <w:b w:val="false"/>
-                <w:bCs w:val="false"/>
                 <w:color w:val="262626"/>
-                <w:sz w:val="20"/>
-                <w:szCs w:val="20"/>
               </w:rPr>
-              <w:t xml:space="preserve">Average active time per session (seconds)</w:t>
+              <w:t>Average active time per session (seconds)</w:t>
             </w:r>
           </w:p>
         </w:tc>
       </w:tr>
       <w:tr>
+        <w:tblPrEx>
+          <w:tblCellMar>
+            <w:top w:w="0" w:type="dxa"/>
+            <w:bottom w:w="0" w:type="dxa"/>
+          </w:tblCellMar>
+        </w:tblPrEx>
         <w:tc>
           <w:tcPr>
-            <w:tcW w:type="dxa" w:w="3000"/>
+            <w:tcW w:w="3000" w:type="dxa"/>
             <w:tcMar>
-              <w:top w:type="dxa" w:w="80"/>
-              <w:left w:type="dxa" w:w="120"/>
-              <w:bottom w:type="dxa" w:w="80"/>
-              <w:right w:type="dxa" w:w="120"/>
+              <w:top w:w="80" w:type="dxa"/>
+              <w:left w:w="120" w:type="dxa"/>
+              <w:bottom w:w="80" w:type="dxa"/>
+              <w:right w:w="120" w:type="dxa"/>
             </w:tcMar>
             <w:vAlign w:val="center"/>
           </w:tcPr>
           <w:p>
-            <w:pPr>
-              <w:jc w:val="left"/>
-            </w:pPr>
             <w:r>
               <w:rPr>
-                <w:b w:val="false"/>
-                <w:bCs w:val="false"/>
                 <w:color w:val="262626"/>
-                <w:sz w:val="20"/>
-                <w:szCs w:val="20"/>
               </w:rPr>
-              <w:t xml:space="preserve">Engagement rate</w:t>
+              <w:t>Engagement rate</w:t>
             </w:r>
           </w:p>
         </w:tc>
         <w:tc>
           <w:tcPr>
-            <w:tcW w:type="dxa" w:w="6350"/>
+            <w:tcW w:w="6350" w:type="dxa"/>
             <w:tcMar>
-              <w:top w:type="dxa" w:w="80"/>
-              <w:left w:type="dxa" w:w="120"/>
-              <w:bottom w:type="dxa" w:w="80"/>
-              <w:right w:type="dxa" w:w="120"/>
+              <w:top w:w="80" w:type="dxa"/>
+              <w:left w:w="120" w:type="dxa"/>
+              <w:bottom w:w="80" w:type="dxa"/>
+              <w:right w:w="120" w:type="dxa"/>
             </w:tcMar>
             <w:vAlign w:val="center"/>
           </w:tcPr>
@@ -1349,53 +1397,48 @@
             </w:pPr>
             <w:r>
               <w:rPr>
-                <w:b w:val="false"/>
-                <w:bCs w:val="false"/>
                 <w:color w:val="262626"/>
-                <w:sz w:val="20"/>
-                <w:szCs w:val="20"/>
               </w:rPr>
-              <w:t xml:space="preserve">Share of sessions that were engaged</w:t>
+              <w:t>Share of sessions that were engaged</w:t>
             </w:r>
           </w:p>
         </w:tc>
       </w:tr>
       <w:tr>
+        <w:tblPrEx>
+          <w:tblCellMar>
+            <w:top w:w="0" w:type="dxa"/>
+            <w:bottom w:w="0" w:type="dxa"/>
+          </w:tblCellMar>
+        </w:tblPrEx>
         <w:tc>
           <w:tcPr>
-            <w:tcW w:type="dxa" w:w="3000"/>
+            <w:tcW w:w="3000" w:type="dxa"/>
             <w:tcMar>
-              <w:top w:type="dxa" w:w="80"/>
-              <w:left w:type="dxa" w:w="120"/>
-              <w:bottom w:type="dxa" w:w="80"/>
-              <w:right w:type="dxa" w:w="120"/>
+              <w:top w:w="80" w:type="dxa"/>
+              <w:left w:w="120" w:type="dxa"/>
+              <w:bottom w:w="80" w:type="dxa"/>
+              <w:right w:w="120" w:type="dxa"/>
             </w:tcMar>
             <w:vAlign w:val="center"/>
           </w:tcPr>
           <w:p>
-            <w:pPr>
-              <w:jc w:val="left"/>
-            </w:pPr>
             <w:r>
               <w:rPr>
-                <w:b w:val="false"/>
-                <w:bCs w:val="false"/>
                 <w:color w:val="262626"/>
-                <w:sz w:val="20"/>
-                <w:szCs w:val="20"/>
               </w:rPr>
-              <w:t xml:space="preserve">Events per session / Event count</w:t>
+              <w:t>Events per session / Event count</w:t>
             </w:r>
           </w:p>
         </w:tc>
         <w:tc>
           <w:tcPr>
-            <w:tcW w:type="dxa" w:w="6350"/>
+            <w:tcW w:w="6350" w:type="dxa"/>
             <w:tcMar>
-              <w:top w:type="dxa" w:w="80"/>
-              <w:left w:type="dxa" w:w="120"/>
-              <w:bottom w:type="dxa" w:w="80"/>
-              <w:right w:type="dxa" w:w="120"/>
+              <w:top w:w="80" w:type="dxa"/>
+              <w:left w:w="120" w:type="dxa"/>
+              <w:bottom w:w="80" w:type="dxa"/>
+              <w:right w:w="120" w:type="dxa"/>
             </w:tcMar>
             <w:vAlign w:val="center"/>
           </w:tcPr>
@@ -1405,13 +1448,9 @@
             </w:pPr>
             <w:r>
               <w:rPr>
-                <w:b w:val="false"/>
-                <w:bCs w:val="false"/>
                 <w:color w:val="262626"/>
-                <w:sz w:val="20"/>
-                <w:szCs w:val="20"/>
               </w:rPr>
-              <w:t xml:space="preserve">Interaction volume per session and in total</w:t>
+              <w:t>Interaction volume per session and in total</w:t>
             </w:r>
           </w:p>
         </w:tc>
@@ -1421,9 +1460,9 @@
       <w:pPr>
         <w:pStyle w:val="Heading1"/>
         <w:pBdr>
-          <w:bottom w:val="single" w:color="2E74B5" w:sz="8" w:space="4"/>
+          <w:bottom w:val="single" w:sz="8" w:space="4" w:color="2E74B5"/>
         </w:pBdr>
-        <w:spacing w:after="180" w:before="360"/>
+        <w:spacing w:before="360" w:after="180"/>
       </w:pPr>
       <w:r>
         <w:rPr>
@@ -1433,7 +1472,7 @@
           <w:sz w:val="30"/>
           <w:szCs w:val="30"/>
         </w:rPr>
-        <w:t xml:space="preserve">4. Tools &amp; Technologies Used</w:t>
+        <w:t>4. Tools &amp; Technologies Used</w:t>
       </w:r>
     </w:p>
     <w:p>
@@ -1443,15 +1482,15 @@
           <w:ilvl w:val="0"/>
           <w:numId w:val="1"/>
         </w:numPr>
-        <w:spacing w:after="90" w:line="280"/>
-      </w:pPr>
-      <w:r>
-        <w:rPr>
-          <w:color w:val="262626"/>
-          <w:sz w:val="22"/>
-          <w:szCs w:val="22"/>
-        </w:rPr>
-        <w:t xml:space="preserve">Python — core language for the entire analysis</w:t>
+        <w:spacing w:after="90" w:line="280" w:lineRule="auto"/>
+      </w:pPr>
+      <w:r>
+        <w:rPr>
+          <w:color w:val="262626"/>
+          <w:sz w:val="22"/>
+          <w:szCs w:val="22"/>
+        </w:rPr>
+        <w:t>Python — core language for the entire analysis</w:t>
       </w:r>
     </w:p>
     <w:p>
@@ -1461,15 +1500,15 @@
           <w:ilvl w:val="0"/>
           <w:numId w:val="1"/>
         </w:numPr>
-        <w:spacing w:after="90" w:line="280"/>
-      </w:pPr>
-      <w:r>
-        <w:rPr>
-          <w:color w:val="262626"/>
-          <w:sz w:val="22"/>
-          <w:szCs w:val="22"/>
-        </w:rPr>
-        <w:t xml:space="preserve">Pandas &amp; NumPy — data cleaning, type conversion, aggregation</w:t>
+        <w:spacing w:after="90" w:line="280" w:lineRule="auto"/>
+      </w:pPr>
+      <w:r>
+        <w:rPr>
+          <w:color w:val="262626"/>
+          <w:sz w:val="22"/>
+          <w:szCs w:val="22"/>
+        </w:rPr>
+        <w:t>Pandas &amp; NumPy — data cleaning, type conversion, aggregation</w:t>
       </w:r>
     </w:p>
     <w:p>
@@ -1479,15 +1518,15 @@
           <w:ilvl w:val="0"/>
           <w:numId w:val="1"/>
         </w:numPr>
-        <w:spacing w:after="90" w:line="280"/>
-      </w:pPr>
-      <w:r>
-        <w:rPr>
-          <w:color w:val="262626"/>
-          <w:sz w:val="22"/>
-          <w:szCs w:val="22"/>
-        </w:rPr>
-        <w:t xml:space="preserve">Matplotlib &amp; Seaborn — all charts and statistical visualizations</w:t>
+        <w:spacing w:after="90" w:line="280" w:lineRule="auto"/>
+      </w:pPr>
+      <w:r>
+        <w:rPr>
+          <w:color w:val="262626"/>
+          <w:sz w:val="22"/>
+          <w:szCs w:val="22"/>
+        </w:rPr>
+        <w:t>Matplotlib &amp; Seaborn — all charts and statistical visualizations</w:t>
       </w:r>
     </w:p>
     <w:p>
@@ -1497,24 +1536,34 @@
           <w:ilvl w:val="0"/>
           <w:numId w:val="1"/>
         </w:numPr>
-        <w:spacing w:after="90" w:line="280"/>
-      </w:pPr>
-      <w:r>
-        <w:rPr>
-          <w:color w:val="262626"/>
-          <w:sz w:val="22"/>
-          <w:szCs w:val="22"/>
-        </w:rPr>
-        <w:t xml:space="preserve">Jupyter Notebook — analysis environment</w:t>
+        <w:spacing w:after="90" w:line="280" w:lineRule="auto"/>
+      </w:pPr>
+      <w:proofErr w:type="spellStart"/>
+      <w:r>
+        <w:rPr>
+          <w:color w:val="262626"/>
+          <w:sz w:val="22"/>
+          <w:szCs w:val="22"/>
+        </w:rPr>
+        <w:t>Jupyter</w:t>
+      </w:r>
+      <w:proofErr w:type="spellEnd"/>
+      <w:r>
+        <w:rPr>
+          <w:color w:val="262626"/>
+          <w:sz w:val="22"/>
+          <w:szCs w:val="22"/>
+        </w:rPr>
+        <w:t xml:space="preserve"> Notebook — analysis environment</w:t>
       </w:r>
     </w:p>
     <w:p>
       <w:pPr>
         <w:pStyle w:val="Heading1"/>
         <w:pBdr>
-          <w:bottom w:val="single" w:color="2E74B5" w:sz="8" w:space="4"/>
+          <w:bottom w:val="single" w:sz="8" w:space="4" w:color="2E74B5"/>
         </w:pBdr>
-        <w:spacing w:after="180" w:before="360"/>
+        <w:spacing w:before="360" w:after="180"/>
       </w:pPr>
       <w:r>
         <w:rPr>
@@ -1524,12 +1573,13 @@
           <w:sz w:val="30"/>
           <w:szCs w:val="30"/>
         </w:rPr>
-        <w:t xml:space="preserve">5. Methodology: Data Cleaning &amp; Preparation</w:t>
-      </w:r>
-    </w:p>
-    <w:p>
-      <w:pPr>
-        <w:spacing w:after="160" w:line="300"/>
+        <w:lastRenderedPageBreak/>
+        <w:t>5. Methodology: Data Cleaning &amp; Preparation</w:t>
+      </w:r>
+    </w:p>
+    <w:p>
+      <w:pPr>
+        <w:spacing w:after="160" w:line="300" w:lineRule="auto"/>
         <w:jc w:val="both"/>
       </w:pPr>
       <w:r>
@@ -1538,7 +1588,7 @@
           <w:sz w:val="22"/>
           <w:szCs w:val="22"/>
         </w:rPr>
-        <w:t xml:space="preserve">The raw export was not analysis-ready: it shipped with a broken two-row header and every numeric column typed as text. My cleaning process was:</w:t>
+        <w:t>The raw export was not analysis-ready: it shipped with a broken two-row header and every numeric column typed as text. My cleaning process was:</w:t>
       </w:r>
     </w:p>
     <w:p>
@@ -1548,15 +1598,15 @@
           <w:ilvl w:val="0"/>
           <w:numId w:val="1"/>
         </w:numPr>
-        <w:spacing w:after="90" w:line="280"/>
-      </w:pPr>
-      <w:r>
-        <w:rPr>
-          <w:color w:val="262626"/>
-          <w:sz w:val="22"/>
-          <w:szCs w:val="22"/>
-        </w:rPr>
-        <w:t xml:space="preserve">Rebuilt clean column names from the malformed header row and dropped the redundant first row.</w:t>
+        <w:spacing w:after="90" w:line="280" w:lineRule="auto"/>
+      </w:pPr>
+      <w:r>
+        <w:rPr>
+          <w:color w:val="262626"/>
+          <w:sz w:val="22"/>
+          <w:szCs w:val="22"/>
+        </w:rPr>
+        <w:t>Rebuilt clean column names from the malformed header row and dropped the redundant first row.</w:t>
       </w:r>
     </w:p>
     <w:p>
@@ -1566,15 +1616,33 @@
           <w:ilvl w:val="0"/>
           <w:numId w:val="1"/>
         </w:numPr>
-        <w:spacing w:after="90" w:line="280"/>
-      </w:pPr>
-      <w:r>
-        <w:rPr>
-          <w:color w:val="262626"/>
-          <w:sz w:val="22"/>
-          <w:szCs w:val="22"/>
-        </w:rPr>
-        <w:t xml:space="preserve">Parsed the DateHour field (format YYYYMMDDHH) into proper datetime objects.</w:t>
+        <w:spacing w:after="90" w:line="280" w:lineRule="auto"/>
+      </w:pPr>
+      <w:r>
+        <w:rPr>
+          <w:color w:val="262626"/>
+          <w:sz w:val="22"/>
+          <w:szCs w:val="22"/>
+        </w:rPr>
+        <w:t xml:space="preserve">Parsed the </w:t>
+      </w:r>
+      <w:proofErr w:type="spellStart"/>
+      <w:r>
+        <w:rPr>
+          <w:color w:val="262626"/>
+          <w:sz w:val="22"/>
+          <w:szCs w:val="22"/>
+        </w:rPr>
+        <w:t>DateHour</w:t>
+      </w:r>
+      <w:proofErr w:type="spellEnd"/>
+      <w:r>
+        <w:rPr>
+          <w:color w:val="262626"/>
+          <w:sz w:val="22"/>
+          <w:szCs w:val="22"/>
+        </w:rPr>
+        <w:t xml:space="preserve"> field (format YYYYMMDDHH) into proper datetime objects.</w:t>
       </w:r>
     </w:p>
     <w:p>
@@ -1584,15 +1652,15 @@
           <w:ilvl w:val="0"/>
           <w:numId w:val="1"/>
         </w:numPr>
-        <w:spacing w:after="90" w:line="280"/>
-      </w:pPr>
-      <w:r>
-        <w:rPr>
-          <w:color w:val="262626"/>
-          <w:sz w:val="22"/>
-          <w:szCs w:val="22"/>
-        </w:rPr>
-        <w:t xml:space="preserve">Coerced all metric columns to numeric types, safely handling any conversion errors.</w:t>
+        <w:spacing w:after="90" w:line="280" w:lineRule="auto"/>
+      </w:pPr>
+      <w:r>
+        <w:rPr>
+          <w:color w:val="262626"/>
+          <w:sz w:val="22"/>
+          <w:szCs w:val="22"/>
+        </w:rPr>
+        <w:t>Coerced all metric columns to numeric types, safely handling any conversion errors.</w:t>
       </w:r>
     </w:p>
     <w:p>
@@ -1602,15 +1670,15 @@
           <w:ilvl w:val="0"/>
           <w:numId w:val="1"/>
         </w:numPr>
-        <w:spacing w:after="90" w:line="280"/>
-      </w:pPr>
-      <w:r>
-        <w:rPr>
-          <w:color w:val="262626"/>
-          <w:sz w:val="22"/>
-          <w:szCs w:val="22"/>
-        </w:rPr>
-        <w:t xml:space="preserve">Engineered a new Hour feature from the timestamp to enable time-of-day analysis.</w:t>
+        <w:spacing w:after="90" w:line="280" w:lineRule="auto"/>
+      </w:pPr>
+      <w:r>
+        <w:rPr>
+          <w:color w:val="262626"/>
+          <w:sz w:val="22"/>
+          <w:szCs w:val="22"/>
+        </w:rPr>
+        <w:t>Engineered a new Hour feature from the timestamp to enable time-of-day analysis.</w:t>
       </w:r>
     </w:p>
     <w:p>
@@ -1620,20 +1688,38 @@
           <w:ilvl w:val="0"/>
           <w:numId w:val="1"/>
         </w:numPr>
-        <w:spacing w:after="90" w:line="280"/>
-      </w:pPr>
-      <w:r>
-        <w:rPr>
-          <w:color w:val="262626"/>
-          <w:sz w:val="22"/>
-          <w:szCs w:val="22"/>
-        </w:rPr>
-        <w:t xml:space="preserve">Validated the cleaned dataset with .info() and .describe() — confirming 3,182 non-null rows across 11 columns with zero missing values.</w:t>
-      </w:r>
-    </w:p>
-    <w:p>
-      <w:pPr>
-        <w:spacing w:after="80" w:before="120"/>
+        <w:spacing w:after="90" w:line="280" w:lineRule="auto"/>
+      </w:pPr>
+      <w:r>
+        <w:rPr>
+          <w:color w:val="262626"/>
+          <w:sz w:val="22"/>
+          <w:szCs w:val="22"/>
+        </w:rPr>
+        <w:t>Validated the cleaned dataset with .</w:t>
+      </w:r>
+      <w:proofErr w:type="gramStart"/>
+      <w:r>
+        <w:rPr>
+          <w:color w:val="262626"/>
+          <w:sz w:val="22"/>
+          <w:szCs w:val="22"/>
+        </w:rPr>
+        <w:t>info(</w:t>
+      </w:r>
+      <w:proofErr w:type="gramEnd"/>
+      <w:r>
+        <w:rPr>
+          <w:color w:val="262626"/>
+          <w:sz w:val="22"/>
+          <w:szCs w:val="22"/>
+        </w:rPr>
+        <w:t>) and .describe() — confirming 3,182 non-null rows across 11 columns with zero missing values.</w:t>
+      </w:r>
+    </w:p>
+    <w:p>
+      <w:pPr>
+        <w:spacing w:before="120" w:after="80"/>
       </w:pPr>
       <w:r>
         <w:rPr>
@@ -1642,40 +1728,51 @@
           <w:sz w:val="22"/>
           <w:szCs w:val="22"/>
         </w:rPr>
-        <w:t xml:space="preserve">Post-cleaning dataset summary:</w:t>
+        <w:t>Post-cleaning dataset summary:</w:t>
       </w:r>
     </w:p>
     <w:tbl>
       <w:tblPr>
-        <w:tblW w:type="dxa" w:w="9350"/>
+        <w:tblW w:w="9350" w:type="dxa"/>
         <w:tblBorders>
-          <w:top w:val="single" w:color="auto" w:sz="4"/>
-          <w:left w:val="single" w:color="auto" w:sz="4"/>
-          <w:bottom w:val="single" w:color="auto" w:sz="4"/>
-          <w:right w:val="single" w:color="auto" w:sz="4"/>
-          <w:insideH w:val="single" w:color="auto" w:sz="4"/>
-          <w:insideV w:val="single" w:color="auto" w:sz="4"/>
+          <w:top w:val="single" w:sz="4" w:space="0" w:color="auto"/>
+          <w:left w:val="single" w:sz="4" w:space="0" w:color="auto"/>
+          <w:bottom w:val="single" w:sz="4" w:space="0" w:color="auto"/>
+          <w:right w:val="single" w:sz="4" w:space="0" w:color="auto"/>
+          <w:insideH w:val="single" w:sz="4" w:space="0" w:color="auto"/>
+          <w:insideV w:val="single" w:sz="4" w:space="0" w:color="auto"/>
         </w:tblBorders>
+        <w:tblCellMar>
+          <w:left w:w="10" w:type="dxa"/>
+          <w:right w:w="10" w:type="dxa"/>
+        </w:tblCellMar>
+        <w:tblLook w:val="04A0" w:firstRow="1" w:lastRow="0" w:firstColumn="1" w:lastColumn="0" w:noHBand="0" w:noVBand="1"/>
       </w:tblPr>
       <w:tblGrid>
-        <w:gridCol w:w="3000"/>
+        <w:gridCol w:w="2999"/>
         <w:gridCol w:w="2117"/>
         <w:gridCol w:w="2117"/>
         <w:gridCol w:w="2117"/>
       </w:tblGrid>
       <w:tr>
+        <w:tblPrEx>
+          <w:tblCellMar>
+            <w:top w:w="0" w:type="dxa"/>
+            <w:bottom w:w="0" w:type="dxa"/>
+          </w:tblCellMar>
+        </w:tblPrEx>
         <w:trPr>
           <w:tblHeader/>
         </w:trPr>
         <w:tc>
           <w:tcPr>
-            <w:tcW w:type="dxa" w:w="3000"/>
-            <w:shd w:fill="1F3864" w:val="clear"/>
+            <w:tcW w:w="3000" w:type="dxa"/>
+            <w:shd w:val="clear" w:color="auto" w:fill="1F3864"/>
             <w:tcMar>
-              <w:top w:type="dxa" w:w="80"/>
-              <w:left w:type="dxa" w:w="120"/>
-              <w:bottom w:type="dxa" w:w="80"/>
-              <w:right w:type="dxa" w:w="120"/>
+              <w:top w:w="80" w:type="dxa"/>
+              <w:left w:w="120" w:type="dxa"/>
+              <w:bottom w:w="80" w:type="dxa"/>
+              <w:right w:w="120" w:type="dxa"/>
             </w:tcMar>
             <w:vAlign w:val="center"/>
           </w:tcPr>
@@ -1688,22 +1785,20 @@
                 <w:b/>
                 <w:bCs/>
                 <w:color w:val="FFFFFF"/>
-                <w:sz w:val="20"/>
-                <w:szCs w:val="20"/>
               </w:rPr>
-              <w:t xml:space="preserve">Metric</w:t>
+              <w:t>Metric</w:t>
             </w:r>
           </w:p>
         </w:tc>
         <w:tc>
           <w:tcPr>
-            <w:tcW w:type="dxa" w:w="2117"/>
-            <w:shd w:fill="1F3864" w:val="clear"/>
+            <w:tcW w:w="2117" w:type="dxa"/>
+            <w:shd w:val="clear" w:color="auto" w:fill="1F3864"/>
             <w:tcMar>
-              <w:top w:type="dxa" w:w="80"/>
-              <w:left w:type="dxa" w:w="120"/>
-              <w:bottom w:type="dxa" w:w="80"/>
-              <w:right w:type="dxa" w:w="120"/>
+              <w:top w:w="80" w:type="dxa"/>
+              <w:left w:w="120" w:type="dxa"/>
+              <w:bottom w:w="80" w:type="dxa"/>
+              <w:right w:w="120" w:type="dxa"/>
             </w:tcMar>
             <w:vAlign w:val="center"/>
           </w:tcPr>
@@ -1716,22 +1811,20 @@
                 <w:b/>
                 <w:bCs/>
                 <w:color w:val="FFFFFF"/>
-                <w:sz w:val="20"/>
-                <w:szCs w:val="20"/>
               </w:rPr>
-              <w:t xml:space="preserve">Mean</w:t>
+              <w:t>Mean</w:t>
             </w:r>
           </w:p>
         </w:tc>
         <w:tc>
           <w:tcPr>
-            <w:tcW w:type="dxa" w:w="2117"/>
-            <w:shd w:fill="1F3864" w:val="clear"/>
+            <w:tcW w:w="2117" w:type="dxa"/>
+            <w:shd w:val="clear" w:color="auto" w:fill="1F3864"/>
             <w:tcMar>
-              <w:top w:type="dxa" w:w="80"/>
-              <w:left w:type="dxa" w:w="120"/>
-              <w:bottom w:type="dxa" w:w="80"/>
-              <w:right w:type="dxa" w:w="120"/>
+              <w:top w:w="80" w:type="dxa"/>
+              <w:left w:w="120" w:type="dxa"/>
+              <w:bottom w:w="80" w:type="dxa"/>
+              <w:right w:w="120" w:type="dxa"/>
             </w:tcMar>
             <w:vAlign w:val="center"/>
           </w:tcPr>
@@ -1744,22 +1837,20 @@
                 <w:b/>
                 <w:bCs/>
                 <w:color w:val="FFFFFF"/>
-                <w:sz w:val="20"/>
-                <w:szCs w:val="20"/>
               </w:rPr>
-              <w:t xml:space="preserve">Min</w:t>
+              <w:t>Min</w:t>
             </w:r>
           </w:p>
         </w:tc>
         <w:tc>
           <w:tcPr>
-            <w:tcW w:type="dxa" w:w="2117"/>
-            <w:shd w:fill="1F3864" w:val="clear"/>
+            <w:tcW w:w="2117" w:type="dxa"/>
+            <w:shd w:val="clear" w:color="auto" w:fill="1F3864"/>
             <w:tcMar>
-              <w:top w:type="dxa" w:w="80"/>
-              <w:left w:type="dxa" w:w="120"/>
-              <w:bottom w:type="dxa" w:w="80"/>
-              <w:right w:type="dxa" w:w="120"/>
+              <w:top w:w="80" w:type="dxa"/>
+              <w:left w:w="120" w:type="dxa"/>
+              <w:bottom w:w="80" w:type="dxa"/>
+              <w:right w:w="120" w:type="dxa"/>
             </w:tcMar>
             <w:vAlign w:val="center"/>
           </w:tcPr>
@@ -1772,50 +1863,47 @@
                 <w:b/>
                 <w:bCs/>
                 <w:color w:val="FFFFFF"/>
-                <w:sz w:val="20"/>
-                <w:szCs w:val="20"/>
               </w:rPr>
-              <w:t xml:space="preserve">Max</w:t>
+              <w:t>Max</w:t>
             </w:r>
           </w:p>
         </w:tc>
       </w:tr>
       <w:tr>
+        <w:tblPrEx>
+          <w:tblCellMar>
+            <w:top w:w="0" w:type="dxa"/>
+            <w:bottom w:w="0" w:type="dxa"/>
+          </w:tblCellMar>
+        </w:tblPrEx>
         <w:tc>
           <w:tcPr>
-            <w:tcW w:type="dxa" w:w="3000"/>
+            <w:tcW w:w="3000" w:type="dxa"/>
             <w:tcMar>
-              <w:top w:type="dxa" w:w="80"/>
-              <w:left w:type="dxa" w:w="120"/>
-              <w:bottom w:type="dxa" w:w="80"/>
-              <w:right w:type="dxa" w:w="120"/>
+              <w:top w:w="80" w:type="dxa"/>
+              <w:left w:w="120" w:type="dxa"/>
+              <w:bottom w:w="80" w:type="dxa"/>
+              <w:right w:w="120" w:type="dxa"/>
             </w:tcMar>
             <w:vAlign w:val="center"/>
           </w:tcPr>
           <w:p>
-            <w:pPr>
-              <w:jc w:val="left"/>
-            </w:pPr>
             <w:r>
               <w:rPr>
-                <w:b w:val="false"/>
-                <w:bCs w:val="false"/>
                 <w:color w:val="262626"/>
-                <w:sz w:val="20"/>
-                <w:szCs w:val="20"/>
               </w:rPr>
-              <w:t xml:space="preserve">Users / hour</w:t>
+              <w:t>Users / hour</w:t>
             </w:r>
           </w:p>
         </w:tc>
         <w:tc>
           <w:tcPr>
-            <w:tcW w:type="dxa" w:w="2117"/>
+            <w:tcW w:w="2117" w:type="dxa"/>
             <w:tcMar>
-              <w:top w:type="dxa" w:w="80"/>
-              <w:left w:type="dxa" w:w="120"/>
-              <w:bottom w:type="dxa" w:w="80"/>
-              <w:right w:type="dxa" w:w="120"/>
+              <w:top w:w="80" w:type="dxa"/>
+              <w:left w:w="120" w:type="dxa"/>
+              <w:bottom w:w="80" w:type="dxa"/>
+              <w:right w:w="120" w:type="dxa"/>
             </w:tcMar>
             <w:vAlign w:val="center"/>
           </w:tcPr>
@@ -1825,24 +1913,20 @@
             </w:pPr>
             <w:r>
               <w:rPr>
-                <w:b w:val="false"/>
-                <w:bCs w:val="false"/>
                 <w:color w:val="262626"/>
-                <w:sz w:val="20"/>
-                <w:szCs w:val="20"/>
               </w:rPr>
-              <w:t xml:space="preserve">41.9</w:t>
+              <w:t>41.9</w:t>
             </w:r>
           </w:p>
         </w:tc>
         <w:tc>
           <w:tcPr>
-            <w:tcW w:type="dxa" w:w="2117"/>
+            <w:tcW w:w="2117" w:type="dxa"/>
             <w:tcMar>
-              <w:top w:type="dxa" w:w="80"/>
-              <w:left w:type="dxa" w:w="120"/>
-              <w:bottom w:type="dxa" w:w="80"/>
-              <w:right w:type="dxa" w:w="120"/>
+              <w:top w:w="80" w:type="dxa"/>
+              <w:left w:w="120" w:type="dxa"/>
+              <w:bottom w:w="80" w:type="dxa"/>
+              <w:right w:w="120" w:type="dxa"/>
             </w:tcMar>
             <w:vAlign w:val="center"/>
           </w:tcPr>
@@ -1852,24 +1936,20 @@
             </w:pPr>
             <w:r>
               <w:rPr>
-                <w:b w:val="false"/>
-                <w:bCs w:val="false"/>
                 <w:color w:val="262626"/>
-                <w:sz w:val="20"/>
-                <w:szCs w:val="20"/>
               </w:rPr>
-              <w:t xml:space="preserve">0</w:t>
+              <w:t>0</w:t>
             </w:r>
           </w:p>
         </w:tc>
         <w:tc>
           <w:tcPr>
-            <w:tcW w:type="dxa" w:w="2117"/>
+            <w:tcW w:w="2117" w:type="dxa"/>
             <w:tcMar>
-              <w:top w:type="dxa" w:w="80"/>
-              <w:left w:type="dxa" w:w="120"/>
-              <w:bottom w:type="dxa" w:w="80"/>
-              <w:right w:type="dxa" w:w="120"/>
+              <w:top w:w="80" w:type="dxa"/>
+              <w:left w:w="120" w:type="dxa"/>
+              <w:bottom w:w="80" w:type="dxa"/>
+              <w:right w:w="120" w:type="dxa"/>
             </w:tcMar>
             <w:vAlign w:val="center"/>
           </w:tcPr>
@@ -1879,53 +1959,48 @@
             </w:pPr>
             <w:r>
               <w:rPr>
-                <w:b w:val="false"/>
-                <w:bCs w:val="false"/>
                 <w:color w:val="262626"/>
-                <w:sz w:val="20"/>
-                <w:szCs w:val="20"/>
               </w:rPr>
-              <w:t xml:space="preserve">237</w:t>
+              <w:t>237</w:t>
             </w:r>
           </w:p>
         </w:tc>
       </w:tr>
       <w:tr>
+        <w:tblPrEx>
+          <w:tblCellMar>
+            <w:top w:w="0" w:type="dxa"/>
+            <w:bottom w:w="0" w:type="dxa"/>
+          </w:tblCellMar>
+        </w:tblPrEx>
         <w:tc>
           <w:tcPr>
-            <w:tcW w:type="dxa" w:w="3000"/>
+            <w:tcW w:w="3000" w:type="dxa"/>
             <w:tcMar>
-              <w:top w:type="dxa" w:w="80"/>
-              <w:left w:type="dxa" w:w="120"/>
-              <w:bottom w:type="dxa" w:w="80"/>
-              <w:right w:type="dxa" w:w="120"/>
+              <w:top w:w="80" w:type="dxa"/>
+              <w:left w:w="120" w:type="dxa"/>
+              <w:bottom w:w="80" w:type="dxa"/>
+              <w:right w:w="120" w:type="dxa"/>
             </w:tcMar>
             <w:vAlign w:val="center"/>
           </w:tcPr>
           <w:p>
-            <w:pPr>
-              <w:jc w:val="left"/>
-            </w:pPr>
             <w:r>
               <w:rPr>
-                <w:b w:val="false"/>
-                <w:bCs w:val="false"/>
                 <w:color w:val="262626"/>
-                <w:sz w:val="20"/>
-                <w:szCs w:val="20"/>
               </w:rPr>
-              <w:t xml:space="preserve">Sessions / hour</w:t>
+              <w:t>Sessions / hour</w:t>
             </w:r>
           </w:p>
         </w:tc>
         <w:tc>
           <w:tcPr>
-            <w:tcW w:type="dxa" w:w="2117"/>
+            <w:tcW w:w="2117" w:type="dxa"/>
             <w:tcMar>
-              <w:top w:type="dxa" w:w="80"/>
-              <w:left w:type="dxa" w:w="120"/>
-              <w:bottom w:type="dxa" w:w="80"/>
-              <w:right w:type="dxa" w:w="120"/>
+              <w:top w:w="80" w:type="dxa"/>
+              <w:left w:w="120" w:type="dxa"/>
+              <w:bottom w:w="80" w:type="dxa"/>
+              <w:right w:w="120" w:type="dxa"/>
             </w:tcMar>
             <w:vAlign w:val="center"/>
           </w:tcPr>
@@ -1935,24 +2010,20 @@
             </w:pPr>
             <w:r>
               <w:rPr>
-                <w:b w:val="false"/>
-                <w:bCs w:val="false"/>
                 <w:color w:val="262626"/>
-                <w:sz w:val="20"/>
-                <w:szCs w:val="20"/>
               </w:rPr>
-              <w:t xml:space="preserve">51.2</w:t>
+              <w:t>51.2</w:t>
             </w:r>
           </w:p>
         </w:tc>
         <w:tc>
           <w:tcPr>
-            <w:tcW w:type="dxa" w:w="2117"/>
+            <w:tcW w:w="2117" w:type="dxa"/>
             <w:tcMar>
-              <w:top w:type="dxa" w:w="80"/>
-              <w:left w:type="dxa" w:w="120"/>
-              <w:bottom w:type="dxa" w:w="80"/>
-              <w:right w:type="dxa" w:w="120"/>
+              <w:top w:w="80" w:type="dxa"/>
+              <w:left w:w="120" w:type="dxa"/>
+              <w:bottom w:w="80" w:type="dxa"/>
+              <w:right w:w="120" w:type="dxa"/>
             </w:tcMar>
             <w:vAlign w:val="center"/>
           </w:tcPr>
@@ -1962,24 +2033,20 @@
             </w:pPr>
             <w:r>
               <w:rPr>
-                <w:b w:val="false"/>
-                <w:bCs w:val="false"/>
                 <w:color w:val="262626"/>
-                <w:sz w:val="20"/>
-                <w:szCs w:val="20"/>
               </w:rPr>
-              <w:t xml:space="preserve">1</w:t>
+              <w:t>1</w:t>
             </w:r>
           </w:p>
         </w:tc>
         <w:tc>
           <w:tcPr>
-            <w:tcW w:type="dxa" w:w="2117"/>
+            <w:tcW w:w="2117" w:type="dxa"/>
             <w:tcMar>
-              <w:top w:type="dxa" w:w="80"/>
-              <w:left w:type="dxa" w:w="120"/>
-              <w:bottom w:type="dxa" w:w="80"/>
-              <w:right w:type="dxa" w:w="120"/>
+              <w:top w:w="80" w:type="dxa"/>
+              <w:left w:w="120" w:type="dxa"/>
+              <w:bottom w:w="80" w:type="dxa"/>
+              <w:right w:w="120" w:type="dxa"/>
             </w:tcMar>
             <w:vAlign w:val="center"/>
           </w:tcPr>
@@ -1989,53 +2056,48 @@
             </w:pPr>
             <w:r>
               <w:rPr>
-                <w:b w:val="false"/>
-                <w:bCs w:val="false"/>
                 <w:color w:val="262626"/>
-                <w:sz w:val="20"/>
-                <w:szCs w:val="20"/>
               </w:rPr>
-              <w:t xml:space="preserve">300</w:t>
+              <w:t>300</w:t>
             </w:r>
           </w:p>
         </w:tc>
       </w:tr>
       <w:tr>
+        <w:tblPrEx>
+          <w:tblCellMar>
+            <w:top w:w="0" w:type="dxa"/>
+            <w:bottom w:w="0" w:type="dxa"/>
+          </w:tblCellMar>
+        </w:tblPrEx>
         <w:tc>
           <w:tcPr>
-            <w:tcW w:type="dxa" w:w="3000"/>
+            <w:tcW w:w="3000" w:type="dxa"/>
             <w:tcMar>
-              <w:top w:type="dxa" w:w="80"/>
-              <w:left w:type="dxa" w:w="120"/>
-              <w:bottom w:type="dxa" w:w="80"/>
-              <w:right w:type="dxa" w:w="120"/>
+              <w:top w:w="80" w:type="dxa"/>
+              <w:left w:w="120" w:type="dxa"/>
+              <w:bottom w:w="80" w:type="dxa"/>
+              <w:right w:w="120" w:type="dxa"/>
             </w:tcMar>
             <w:vAlign w:val="center"/>
           </w:tcPr>
           <w:p>
-            <w:pPr>
-              <w:jc w:val="left"/>
-            </w:pPr>
             <w:r>
               <w:rPr>
-                <w:b w:val="false"/>
-                <w:bCs w:val="false"/>
                 <w:color w:val="262626"/>
-                <w:sz w:val="20"/>
-                <w:szCs w:val="20"/>
               </w:rPr>
-              <w:t xml:space="preserve">Engagement rate</w:t>
+              <w:t>Engagement rate</w:t>
             </w:r>
           </w:p>
         </w:tc>
         <w:tc>
           <w:tcPr>
-            <w:tcW w:type="dxa" w:w="2117"/>
+            <w:tcW w:w="2117" w:type="dxa"/>
             <w:tcMar>
-              <w:top w:type="dxa" w:w="80"/>
-              <w:left w:type="dxa" w:w="120"/>
-              <w:bottom w:type="dxa" w:w="80"/>
-              <w:right w:type="dxa" w:w="120"/>
+              <w:top w:w="80" w:type="dxa"/>
+              <w:left w:w="120" w:type="dxa"/>
+              <w:bottom w:w="80" w:type="dxa"/>
+              <w:right w:w="120" w:type="dxa"/>
             </w:tcMar>
             <w:vAlign w:val="center"/>
           </w:tcPr>
@@ -2045,24 +2107,20 @@
             </w:pPr>
             <w:r>
               <w:rPr>
-                <w:b w:val="false"/>
-                <w:bCs w:val="false"/>
                 <w:color w:val="262626"/>
-                <w:sz w:val="20"/>
-                <w:szCs w:val="20"/>
               </w:rPr>
-              <w:t xml:space="preserve">50.3%</w:t>
+              <w:t>50.3%</w:t>
             </w:r>
           </w:p>
         </w:tc>
         <w:tc>
           <w:tcPr>
-            <w:tcW w:type="dxa" w:w="2117"/>
+            <w:tcW w:w="2117" w:type="dxa"/>
             <w:tcMar>
-              <w:top w:type="dxa" w:w="80"/>
-              <w:left w:type="dxa" w:w="120"/>
-              <w:bottom w:type="dxa" w:w="80"/>
-              <w:right w:type="dxa" w:w="120"/>
+              <w:top w:w="80" w:type="dxa"/>
+              <w:left w:w="120" w:type="dxa"/>
+              <w:bottom w:w="80" w:type="dxa"/>
+              <w:right w:w="120" w:type="dxa"/>
             </w:tcMar>
             <w:vAlign w:val="center"/>
           </w:tcPr>
@@ -2072,24 +2130,20 @@
             </w:pPr>
             <w:r>
               <w:rPr>
-                <w:b w:val="false"/>
-                <w:bCs w:val="false"/>
                 <w:color w:val="262626"/>
-                <w:sz w:val="20"/>
-                <w:szCs w:val="20"/>
               </w:rPr>
-              <w:t xml:space="preserve">0%</w:t>
+              <w:t>0%</w:t>
             </w:r>
           </w:p>
         </w:tc>
         <w:tc>
           <w:tcPr>
-            <w:tcW w:type="dxa" w:w="2117"/>
+            <w:tcW w:w="2117" w:type="dxa"/>
             <w:tcMar>
-              <w:top w:type="dxa" w:w="80"/>
-              <w:left w:type="dxa" w:w="120"/>
-              <w:bottom w:type="dxa" w:w="80"/>
-              <w:right w:type="dxa" w:w="120"/>
+              <w:top w:w="80" w:type="dxa"/>
+              <w:left w:w="120" w:type="dxa"/>
+              <w:bottom w:w="80" w:type="dxa"/>
+              <w:right w:w="120" w:type="dxa"/>
             </w:tcMar>
             <w:vAlign w:val="center"/>
           </w:tcPr>
@@ -2099,53 +2153,48 @@
             </w:pPr>
             <w:r>
               <w:rPr>
-                <w:b w:val="false"/>
-                <w:bCs w:val="false"/>
                 <w:color w:val="262626"/>
-                <w:sz w:val="20"/>
-                <w:szCs w:val="20"/>
               </w:rPr>
-              <w:t xml:space="preserve">100%</w:t>
+              <w:t>100%</w:t>
             </w:r>
           </w:p>
         </w:tc>
       </w:tr>
       <w:tr>
+        <w:tblPrEx>
+          <w:tblCellMar>
+            <w:top w:w="0" w:type="dxa"/>
+            <w:bottom w:w="0" w:type="dxa"/>
+          </w:tblCellMar>
+        </w:tblPrEx>
         <w:tc>
           <w:tcPr>
-            <w:tcW w:type="dxa" w:w="3000"/>
+            <w:tcW w:w="3000" w:type="dxa"/>
             <w:tcMar>
-              <w:top w:type="dxa" w:w="80"/>
-              <w:left w:type="dxa" w:w="120"/>
-              <w:bottom w:type="dxa" w:w="80"/>
-              <w:right w:type="dxa" w:w="120"/>
+              <w:top w:w="80" w:type="dxa"/>
+              <w:left w:w="120" w:type="dxa"/>
+              <w:bottom w:w="80" w:type="dxa"/>
+              <w:right w:w="120" w:type="dxa"/>
             </w:tcMar>
             <w:vAlign w:val="center"/>
           </w:tcPr>
           <w:p>
-            <w:pPr>
-              <w:jc w:val="left"/>
-            </w:pPr>
             <w:r>
               <w:rPr>
-                <w:b w:val="false"/>
-                <w:bCs w:val="false"/>
                 <w:color w:val="262626"/>
-                <w:sz w:val="20"/>
-                <w:szCs w:val="20"/>
               </w:rPr>
-              <w:t xml:space="preserve">Events / session</w:t>
+              <w:t>Events / session</w:t>
             </w:r>
           </w:p>
         </w:tc>
         <w:tc>
           <w:tcPr>
-            <w:tcW w:type="dxa" w:w="2117"/>
+            <w:tcW w:w="2117" w:type="dxa"/>
             <w:tcMar>
-              <w:top w:type="dxa" w:w="80"/>
-              <w:left w:type="dxa" w:w="120"/>
-              <w:bottom w:type="dxa" w:w="80"/>
-              <w:right w:type="dxa" w:w="120"/>
+              <w:top w:w="80" w:type="dxa"/>
+              <w:left w:w="120" w:type="dxa"/>
+              <w:bottom w:w="80" w:type="dxa"/>
+              <w:right w:w="120" w:type="dxa"/>
             </w:tcMar>
             <w:vAlign w:val="center"/>
           </w:tcPr>
@@ -2155,24 +2204,20 @@
             </w:pPr>
             <w:r>
               <w:rPr>
-                <w:b w:val="false"/>
-                <w:bCs w:val="false"/>
                 <w:color w:val="262626"/>
-                <w:sz w:val="20"/>
-                <w:szCs w:val="20"/>
               </w:rPr>
-              <w:t xml:space="preserve">4.68</w:t>
+              <w:t>4.68</w:t>
             </w:r>
           </w:p>
         </w:tc>
         <w:tc>
           <w:tcPr>
-            <w:tcW w:type="dxa" w:w="2117"/>
+            <w:tcW w:w="2117" w:type="dxa"/>
             <w:tcMar>
-              <w:top w:type="dxa" w:w="80"/>
-              <w:left w:type="dxa" w:w="120"/>
-              <w:bottom w:type="dxa" w:w="80"/>
-              <w:right w:type="dxa" w:w="120"/>
+              <w:top w:w="80" w:type="dxa"/>
+              <w:left w:w="120" w:type="dxa"/>
+              <w:bottom w:w="80" w:type="dxa"/>
+              <w:right w:w="120" w:type="dxa"/>
             </w:tcMar>
             <w:vAlign w:val="center"/>
           </w:tcPr>
@@ -2182,24 +2227,20 @@
             </w:pPr>
             <w:r>
               <w:rPr>
-                <w:b w:val="false"/>
-                <w:bCs w:val="false"/>
                 <w:color w:val="262626"/>
-                <w:sz w:val="20"/>
-                <w:szCs w:val="20"/>
               </w:rPr>
-              <w:t xml:space="preserve">1.0</w:t>
+              <w:t>1.0</w:t>
             </w:r>
           </w:p>
         </w:tc>
         <w:tc>
           <w:tcPr>
-            <w:tcW w:type="dxa" w:w="2117"/>
+            <w:tcW w:w="2117" w:type="dxa"/>
             <w:tcMar>
-              <w:top w:type="dxa" w:w="80"/>
-              <w:left w:type="dxa" w:w="120"/>
-              <w:bottom w:type="dxa" w:w="80"/>
-              <w:right w:type="dxa" w:w="120"/>
+              <w:top w:w="80" w:type="dxa"/>
+              <w:left w:w="120" w:type="dxa"/>
+              <w:bottom w:w="80" w:type="dxa"/>
+              <w:right w:w="120" w:type="dxa"/>
             </w:tcMar>
             <w:vAlign w:val="center"/>
           </w:tcPr>
@@ -2209,13 +2250,9 @@
             </w:pPr>
             <w:r>
               <w:rPr>
-                <w:b w:val="false"/>
-                <w:bCs w:val="false"/>
                 <w:color w:val="262626"/>
-                <w:sz w:val="20"/>
-                <w:szCs w:val="20"/>
               </w:rPr>
-              <w:t xml:space="preserve">56.0</w:t>
+              <w:t>56.0</w:t>
             </w:r>
           </w:p>
         </w:tc>
@@ -2225,9 +2262,9 @@
       <w:pPr>
         <w:pStyle w:val="Heading1"/>
         <w:pBdr>
-          <w:bottom w:val="single" w:color="2E74B5" w:sz="8" w:space="4"/>
+          <w:bottom w:val="single" w:sz="8" w:space="4" w:color="2E74B5"/>
         </w:pBdr>
-        <w:spacing w:after="180" w:before="360"/>
+        <w:spacing w:before="360" w:after="180"/>
       </w:pPr>
       <w:r>
         <w:rPr>
@@ -2237,12 +2274,12 @@
           <w:sz w:val="30"/>
           <w:szCs w:val="30"/>
         </w:rPr>
-        <w:t xml:space="preserve">6. Exploratory Data Analysis</w:t>
-      </w:r>
-    </w:p>
-    <w:p>
-      <w:pPr>
-        <w:spacing w:after="160" w:line="300"/>
+        <w:t>6. Exploratory Data Analysis</w:t>
+      </w:r>
+    </w:p>
+    <w:p>
+      <w:pPr>
+        <w:spacing w:after="160" w:line="300" w:lineRule="auto"/>
         <w:jc w:val="both"/>
       </w:pPr>
       <w:r>
@@ -2251,36 +2288,38 @@
           <w:sz w:val="22"/>
           <w:szCs w:val="22"/>
         </w:rPr>
-        <w:t xml:space="preserve">With a clean dataset in place, I built seven visualizations to examine traffic trends, channel quality, and time-based patterns.</w:t>
+        <w:t>With a clean dataset in place, I built seven visualizations to examine traffic trends, channel quality, and time-based patterns.</w:t>
       </w:r>
     </w:p>
     <w:p>
       <w:pPr>
         <w:pStyle w:val="Heading2"/>
-        <w:spacing w:after="120" w:before="280"/>
+        <w:spacing w:before="280" w:after="120"/>
       </w:pPr>
       <w:r>
         <w:rPr>
           <w:b/>
           <w:bCs/>
-          <w:color w:val="2E74B5"/>
           <w:sz w:val="24"/>
           <w:szCs w:val="24"/>
         </w:rPr>
-        <w:t xml:space="preserve">6.1 Sessions &amp; Users Over Time</w:t>
-      </w:r>
-    </w:p>
-    <w:p>
-      <w:pPr>
-        <w:spacing w:after="60" w:before="120"/>
+        <w:t>6.1 Sessions &amp; Users Over Time</w:t>
+      </w:r>
+    </w:p>
+    <w:p>
+      <w:pPr>
+        <w:spacing w:before="120" w:after="60"/>
         <w:jc w:val="center"/>
       </w:pPr>
       <w:r>
+        <w:rPr>
+          <w:noProof/>
+        </w:rPr>
         <w:drawing>
-          <wp:inline distT="0" distB="0" distL="0" distR="0">
+          <wp:inline distT="0" distB="0" distL="0" distR="0" wp14:anchorId="7E238BCC" wp14:editId="34B714D6">
             <wp:extent cx="4762500" cy="2838450"/>
-            <wp:effectExtent t="0" r="0" b="0" l="0"/>
-            <wp:docPr id="1" name="" descr="" title=""/>
+            <wp:effectExtent l="0" t="0" r="0" b="0"/>
+            <wp:docPr id="1" name="Picture 1"/>
             <wp:cNvGraphicFramePr>
               <a:graphicFrameLocks xmlns:a="http://schemas.openxmlformats.org/drawingml/2006/main" noChangeAspect="1"/>
             </wp:cNvGraphicFramePr>
@@ -2288,13 +2327,13 @@
               <a:graphicData uri="http://schemas.openxmlformats.org/drawingml/2006/picture">
                 <pic:pic xmlns:pic="http://schemas.openxmlformats.org/drawingml/2006/picture">
                   <pic:nvPicPr>
-                    <pic:cNvPr id="0" name="" descr=""/>
+                    <pic:cNvPr id="0" name=""/>
                     <pic:cNvPicPr>
                       <a:picLocks noChangeAspect="1" noChangeArrowheads="1"/>
                     </pic:cNvPicPr>
                   </pic:nvPicPr>
                   <pic:blipFill>
-                    <a:blip r:embed="rId9" cstate="none"/>
+                    <a:blip r:embed="rId9"/>
                     <a:srcRect/>
                     <a:stretch>
                       <a:fillRect/>
@@ -2318,7 +2357,7 @@
     </w:p>
     <w:p>
       <w:pPr>
-        <w:spacing w:after="260" w:before="80"/>
+        <w:spacing w:before="80" w:after="260"/>
         <w:jc w:val="center"/>
       </w:pPr>
       <w:r>
@@ -2329,12 +2368,12 @@
           <w:sz w:val="19"/>
           <w:szCs w:val="19"/>
         </w:rPr>
-        <w:t xml:space="preserve">Figure 1: Hourly sessions and users across the full 4-week window</w:t>
-      </w:r>
-    </w:p>
-    <w:p>
-      <w:pPr>
-        <w:spacing w:after="160" w:line="300"/>
+        <w:t>Figure 1: Hourly sessions and users across the full 4-week window</w:t>
+      </w:r>
+    </w:p>
+    <w:p>
+      <w:pPr>
+        <w:spacing w:after="160" w:line="300" w:lineRule="auto"/>
         <w:jc w:val="both"/>
       </w:pPr>
       <w:r>
@@ -2343,36 +2382,39 @@
           <w:sz w:val="22"/>
           <w:szCs w:val="22"/>
         </w:rPr>
-        <w:t xml:space="preserve">Traffic follows a strong, repeating daily cycle rather than an upward or downward trend — sessions swing from lows of around 50 to peaks of 300–500 every single day, with sessions consistently tracking above users, as expected since one user can open multiple sessions.</w:t>
+        <w:lastRenderedPageBreak/>
+        <w:t>Traffic follows a strong, repeating daily cycle rather than an upward or downward trend — sessions swing from lows of around 50 to peaks of 300–500 every single day, with sessions consistently tracking above users, as expected since one user can open multiple sessions.</w:t>
       </w:r>
     </w:p>
     <w:p>
       <w:pPr>
         <w:pStyle w:val="Heading2"/>
-        <w:spacing w:after="120" w:before="280"/>
+        <w:spacing w:before="280" w:after="120"/>
       </w:pPr>
       <w:r>
         <w:rPr>
           <w:b/>
           <w:bCs/>
-          <w:color w:val="2E74B5"/>
           <w:sz w:val="24"/>
           <w:szCs w:val="24"/>
         </w:rPr>
-        <w:t xml:space="preserve">6.2 Total Users by Channel</w:t>
-      </w:r>
-    </w:p>
-    <w:p>
-      <w:pPr>
-        <w:spacing w:after="60" w:before="120"/>
+        <w:t>6.2 Total Users by Channel</w:t>
+      </w:r>
+    </w:p>
+    <w:p>
+      <w:pPr>
+        <w:spacing w:before="120" w:after="60"/>
         <w:jc w:val="center"/>
       </w:pPr>
       <w:r>
+        <w:rPr>
+          <w:noProof/>
+        </w:rPr>
         <w:drawing>
-          <wp:inline distT="0" distB="0" distL="0" distR="0">
+          <wp:inline distT="0" distB="0" distL="0" distR="0" wp14:anchorId="6EA715CE" wp14:editId="1AFC654B">
             <wp:extent cx="4381500" cy="3333750"/>
-            <wp:effectExtent t="0" r="0" b="0" l="0"/>
-            <wp:docPr id="1" name="" descr="" title=""/>
+            <wp:effectExtent l="0" t="0" r="0" b="0"/>
+            <wp:docPr id="2" name="Picture 2"/>
             <wp:cNvGraphicFramePr>
               <a:graphicFrameLocks xmlns:a="http://schemas.openxmlformats.org/drawingml/2006/main" noChangeAspect="1"/>
             </wp:cNvGraphicFramePr>
@@ -2380,13 +2422,13 @@
               <a:graphicData uri="http://schemas.openxmlformats.org/drawingml/2006/picture">
                 <pic:pic xmlns:pic="http://schemas.openxmlformats.org/drawingml/2006/picture">
                   <pic:nvPicPr>
-                    <pic:cNvPr id="0" name="" descr=""/>
+                    <pic:cNvPr id="0" name=""/>
                     <pic:cNvPicPr>
                       <a:picLocks noChangeAspect="1" noChangeArrowheads="1"/>
                     </pic:cNvPicPr>
                   </pic:nvPicPr>
                   <pic:blipFill>
-                    <a:blip r:embed="rId10" cstate="none"/>
+                    <a:blip r:embed="rId10"/>
                     <a:srcRect/>
                     <a:stretch>
                       <a:fillRect/>
@@ -2410,7 +2452,7 @@
     </w:p>
     <w:p>
       <w:pPr>
-        <w:spacing w:after="260" w:before="80"/>
+        <w:spacing w:before="80" w:after="260"/>
         <w:jc w:val="center"/>
       </w:pPr>
       <w:r>
@@ -2421,12 +2463,12 @@
           <w:sz w:val="19"/>
           <w:szCs w:val="19"/>
         </w:rPr>
-        <w:t xml:space="preserve">Figure 2: Total users acquired per channel across the analysis window</w:t>
-      </w:r>
-    </w:p>
-    <w:p>
-      <w:pPr>
-        <w:spacing w:after="160" w:line="300"/>
+        <w:t>Figure 2: Total users acquired per channel across the analysis window</w:t>
+      </w:r>
+    </w:p>
+    <w:p>
+      <w:pPr>
+        <w:spacing w:after="160" w:line="300" w:lineRule="auto"/>
         <w:jc w:val="both"/>
       </w:pPr>
       <w:r>
@@ -2435,36 +2477,38 @@
           <w:sz w:val="22"/>
           <w:szCs w:val="22"/>
         </w:rPr>
-        <w:t xml:space="preserve">Organic Social is the dominant acquisition channel with roughly 48,000 users, ahead of Direct (~30,000), Organic Search (~28,000), and Referral (~27,000). Organic Video, Email, and Unassigned contribute negligible volume in this dataset.</w:t>
+        <w:t>Organic Social is the dominant acquisition channel with roughly 48,000 users, ahead of Direct (~30,000), Organic Search (~28,000), and Referral (~27,000). Organic Video, Email, and Unassigned contribute negligible volume in this dataset.</w:t>
       </w:r>
     </w:p>
     <w:p>
       <w:pPr>
         <w:pStyle w:val="Heading2"/>
-        <w:spacing w:after="120" w:before="280"/>
+        <w:spacing w:before="280" w:after="120"/>
       </w:pPr>
       <w:r>
         <w:rPr>
           <w:b/>
           <w:bCs/>
-          <w:color w:val="2E74B5"/>
           <w:sz w:val="24"/>
           <w:szCs w:val="24"/>
         </w:rPr>
-        <w:t xml:space="preserve">6.3 Average Engagement Time by Channel</w:t>
-      </w:r>
-    </w:p>
-    <w:p>
-      <w:pPr>
-        <w:spacing w:after="60" w:before="120"/>
+        <w:t>6.3 Average Engagement Time by Channel</w:t>
+      </w:r>
+    </w:p>
+    <w:p>
+      <w:pPr>
+        <w:spacing w:before="120" w:after="60"/>
         <w:jc w:val="center"/>
       </w:pPr>
       <w:r>
+        <w:rPr>
+          <w:noProof/>
+        </w:rPr>
         <w:drawing>
-          <wp:inline distT="0" distB="0" distL="0" distR="0">
+          <wp:inline distT="0" distB="0" distL="0" distR="0" wp14:anchorId="5FC69F9F" wp14:editId="61E68B80">
             <wp:extent cx="4381500" cy="3409950"/>
-            <wp:effectExtent t="0" r="0" b="0" l="0"/>
-            <wp:docPr id="1" name="" descr="" title=""/>
+            <wp:effectExtent l="0" t="0" r="0" b="0"/>
+            <wp:docPr id="3" name="Picture 3"/>
             <wp:cNvGraphicFramePr>
               <a:graphicFrameLocks xmlns:a="http://schemas.openxmlformats.org/drawingml/2006/main" noChangeAspect="1"/>
             </wp:cNvGraphicFramePr>
@@ -2472,13 +2516,13 @@
               <a:graphicData uri="http://schemas.openxmlformats.org/drawingml/2006/picture">
                 <pic:pic xmlns:pic="http://schemas.openxmlformats.org/drawingml/2006/picture">
                   <pic:nvPicPr>
-                    <pic:cNvPr id="0" name="" descr=""/>
+                    <pic:cNvPr id="0" name=""/>
                     <pic:cNvPicPr>
                       <a:picLocks noChangeAspect="1" noChangeArrowheads="1"/>
                     </pic:cNvPicPr>
                   </pic:nvPicPr>
                   <pic:blipFill>
-                    <a:blip r:embed="rId11" cstate="none"/>
+                    <a:blip r:embed="rId11"/>
                     <a:srcRect/>
                     <a:stretch>
                       <a:fillRect/>
@@ -2502,7 +2546,7 @@
     </w:p>
     <w:p>
       <w:pPr>
-        <w:spacing w:after="260" w:before="80"/>
+        <w:spacing w:before="80" w:after="260"/>
         <w:jc w:val="center"/>
       </w:pPr>
       <w:r>
@@ -2513,12 +2557,13 @@
           <w:sz w:val="19"/>
           <w:szCs w:val="19"/>
         </w:rPr>
-        <w:t xml:space="preserve">Figure 3: Average time spent per session, by channel</w:t>
-      </w:r>
-    </w:p>
-    <w:p>
-      <w:pPr>
-        <w:spacing w:after="160" w:line="300"/>
+        <w:lastRenderedPageBreak/>
+        <w:t>Figure 3: Average time spent per session, by channel</w:t>
+      </w:r>
+    </w:p>
+    <w:p>
+      <w:pPr>
+        <w:spacing w:after="160" w:line="300" w:lineRule="auto"/>
         <w:jc w:val="both"/>
       </w:pPr>
       <w:r>
@@ -2527,36 +2572,38 @@
           <w:sz w:val="22"/>
           <w:szCs w:val="22"/>
         </w:rPr>
-        <w:t xml:space="preserve">Organic Video and Email show the highest average engagement time, but from a very small sample — the wide confidence intervals mean these aren't reliable signals yet. Among the high-volume channels, Referral sessions run the longest (~93 seconds on average), ahead of Direct, Organic Social, and Organic Search (45–55 seconds).</w:t>
+        <w:t>Organic Video and Email show the highest average engagement time, but from a very small sample — the wide confidence intervals mean these aren't reliable signals yet. Among the high-volume channels, Referral sessions run the longest (~93 seconds on average), ahead of Direct, Organic Social, and Organic Search (45–55 seconds).</w:t>
       </w:r>
     </w:p>
     <w:p>
       <w:pPr>
         <w:pStyle w:val="Heading2"/>
-        <w:spacing w:after="120" w:before="280"/>
+        <w:spacing w:before="280" w:after="120"/>
       </w:pPr>
       <w:r>
         <w:rPr>
           <w:b/>
           <w:bCs/>
-          <w:color w:val="2E74B5"/>
           <w:sz w:val="24"/>
           <w:szCs w:val="24"/>
         </w:rPr>
-        <w:t xml:space="preserve">6.4 Engagement Rate Distribution by Channel</w:t>
-      </w:r>
-    </w:p>
-    <w:p>
-      <w:pPr>
-        <w:spacing w:after="60" w:before="120"/>
+        <w:t>6.4 Engagement Rate Distribution by Channel</w:t>
+      </w:r>
+    </w:p>
+    <w:p>
+      <w:pPr>
+        <w:spacing w:before="120" w:after="60"/>
         <w:jc w:val="center"/>
       </w:pPr>
       <w:r>
+        <w:rPr>
+          <w:noProof/>
+        </w:rPr>
         <w:drawing>
-          <wp:inline distT="0" distB="0" distL="0" distR="0">
+          <wp:inline distT="0" distB="0" distL="0" distR="0" wp14:anchorId="64828730" wp14:editId="7E892688">
             <wp:extent cx="4381500" cy="3429000"/>
-            <wp:effectExtent t="0" r="0" b="0" l="0"/>
-            <wp:docPr id="1" name="" descr="" title=""/>
+            <wp:effectExtent l="0" t="0" r="0" b="0"/>
+            <wp:docPr id="4" name="Picture 4"/>
             <wp:cNvGraphicFramePr>
               <a:graphicFrameLocks xmlns:a="http://schemas.openxmlformats.org/drawingml/2006/main" noChangeAspect="1"/>
             </wp:cNvGraphicFramePr>
@@ -2564,13 +2611,13 @@
               <a:graphicData uri="http://schemas.openxmlformats.org/drawingml/2006/picture">
                 <pic:pic xmlns:pic="http://schemas.openxmlformats.org/drawingml/2006/picture">
                   <pic:nvPicPr>
-                    <pic:cNvPr id="0" name="" descr=""/>
+                    <pic:cNvPr id="0" name=""/>
                     <pic:cNvPicPr>
                       <a:picLocks noChangeAspect="1" noChangeArrowheads="1"/>
                     </pic:cNvPicPr>
                   </pic:nvPicPr>
                   <pic:blipFill>
-                    <a:blip r:embed="rId12" cstate="none"/>
+                    <a:blip r:embed="rId12"/>
                     <a:srcRect/>
                     <a:stretch>
                       <a:fillRect/>
@@ -2594,7 +2641,7 @@
     </w:p>
     <w:p>
       <w:pPr>
-        <w:spacing w:after="260" w:before="80"/>
+        <w:spacing w:before="80" w:after="260"/>
         <w:jc w:val="center"/>
       </w:pPr>
       <w:r>
@@ -2605,12 +2652,12 @@
           <w:sz w:val="19"/>
           <w:szCs w:val="19"/>
         </w:rPr>
-        <w:t xml:space="preserve">Figure 4: Spread of engagement rate values per channel</w:t>
-      </w:r>
-    </w:p>
-    <w:p>
-      <w:pPr>
-        <w:spacing w:after="160" w:line="300"/>
+        <w:t>Figure 4: Spread of engagement rate values per channel</w:t>
+      </w:r>
+    </w:p>
+    <w:p>
+      <w:pPr>
+        <w:spacing w:after="160" w:line="300" w:lineRule="auto"/>
         <w:jc w:val="both"/>
       </w:pPr>
       <w:r>
@@ -2619,36 +2666,39 @@
           <w:sz w:val="22"/>
           <w:szCs w:val="22"/>
         </w:rPr>
-        <w:t xml:space="preserve">Referral traffic shows the best engagement quality of any high-volume channel, with a median engagement rate of roughly 65–68%, followed by Organic Search and Organic Social (~55–58%). Direct has the lowest median engagement rate at around 45%, despite being the second-largest channel by volume.</w:t>
+        <w:t>Referral traffic shows the best engagement quality of any high-volume channel, with a median engagement rate of roughly 65–68%, followed by Organic Search and Organic Social (~55–58%). Direct has the lowest median engagement rate at around 45%, despite being the second-largest channel by volume.</w:t>
       </w:r>
     </w:p>
     <w:p>
       <w:pPr>
         <w:pStyle w:val="Heading2"/>
-        <w:spacing w:after="120" w:before="280"/>
+        <w:spacing w:before="280" w:after="120"/>
       </w:pPr>
       <w:r>
         <w:rPr>
           <w:b/>
           <w:bCs/>
-          <w:color w:val="2E74B5"/>
           <w:sz w:val="24"/>
           <w:szCs w:val="24"/>
         </w:rPr>
-        <w:t xml:space="preserve">6.5 Engaged vs. Non-Engaged Sessions</w:t>
-      </w:r>
-    </w:p>
-    <w:p>
-      <w:pPr>
-        <w:spacing w:after="60" w:before="120"/>
+        <w:t>6.5 Engaged vs. Non-Engaged Sessions</w:t>
+      </w:r>
+    </w:p>
+    <w:p>
+      <w:pPr>
+        <w:spacing w:before="120" w:after="60"/>
         <w:jc w:val="center"/>
       </w:pPr>
       <w:r>
+        <w:rPr>
+          <w:noProof/>
+        </w:rPr>
+        <w:lastRenderedPageBreak/>
         <w:drawing>
-          <wp:inline distT="0" distB="0" distL="0" distR="0">
+          <wp:inline distT="0" distB="0" distL="0" distR="0" wp14:anchorId="6E983766" wp14:editId="609237F8">
             <wp:extent cx="4381500" cy="3333750"/>
-            <wp:effectExtent t="0" r="0" b="0" l="0"/>
-            <wp:docPr id="1" name="" descr="" title=""/>
+            <wp:effectExtent l="0" t="0" r="0" b="0"/>
+            <wp:docPr id="5" name="Picture 5"/>
             <wp:cNvGraphicFramePr>
               <a:graphicFrameLocks xmlns:a="http://schemas.openxmlformats.org/drawingml/2006/main" noChangeAspect="1"/>
             </wp:cNvGraphicFramePr>
@@ -2656,13 +2706,13 @@
               <a:graphicData uri="http://schemas.openxmlformats.org/drawingml/2006/picture">
                 <pic:pic xmlns:pic="http://schemas.openxmlformats.org/drawingml/2006/picture">
                   <pic:nvPicPr>
-                    <pic:cNvPr id="0" name="" descr=""/>
+                    <pic:cNvPr id="0" name=""/>
                     <pic:cNvPicPr>
                       <a:picLocks noChangeAspect="1" noChangeArrowheads="1"/>
                     </pic:cNvPicPr>
                   </pic:nvPicPr>
                   <pic:blipFill>
-                    <a:blip r:embed="rId13" cstate="none"/>
+                    <a:blip r:embed="rId13"/>
                     <a:srcRect/>
                     <a:stretch>
                       <a:fillRect/>
@@ -2686,7 +2736,7 @@
     </w:p>
     <w:p>
       <w:pPr>
-        <w:spacing w:after="260" w:before="80"/>
+        <w:spacing w:before="80" w:after="260"/>
         <w:jc w:val="center"/>
       </w:pPr>
       <w:r>
@@ -2697,12 +2747,12 @@
           <w:sz w:val="19"/>
           <w:szCs w:val="19"/>
         </w:rPr>
-        <w:t xml:space="preserve">Figure 5: Engaged vs. non-engaged session counts by channel</w:t>
-      </w:r>
-    </w:p>
-    <w:p>
-      <w:pPr>
-        <w:spacing w:after="160" w:line="300"/>
+        <w:t>Figure 5: Engaged vs. non-engaged session counts by channel</w:t>
+      </w:r>
+    </w:p>
+    <w:p>
+      <w:pPr>
+        <w:spacing w:after="160" w:line="300" w:lineRule="auto"/>
         <w:jc w:val="both"/>
       </w:pPr>
       <w:r>
@@ -2711,36 +2761,38 @@
           <w:sz w:val="22"/>
           <w:szCs w:val="22"/>
         </w:rPr>
-        <w:t xml:space="preserve">This confirms the pattern above: Direct is the only major channel where non-engaged sessions outnumber engaged ones, while Organic Search, Organic Social, and especially Referral skew toward engaged sessions.</w:t>
+        <w:t>This confirms the pattern above: Direct is the only major channel where non-engaged sessions outnumber engaged ones, while Organic Search, Organic Social, and especially Referral skew toward engaged sessions.</w:t>
       </w:r>
     </w:p>
     <w:p>
       <w:pPr>
         <w:pStyle w:val="Heading2"/>
-        <w:spacing w:after="120" w:before="280"/>
+        <w:spacing w:before="280" w:after="120"/>
       </w:pPr>
       <w:r>
         <w:rPr>
           <w:b/>
           <w:bCs/>
-          <w:color w:val="2E74B5"/>
           <w:sz w:val="24"/>
           <w:szCs w:val="24"/>
         </w:rPr>
-        <w:t xml:space="preserve">6.6 Traffic by Hour and Channel</w:t>
-      </w:r>
-    </w:p>
-    <w:p>
-      <w:pPr>
-        <w:spacing w:after="60" w:before="120"/>
+        <w:t>6.6 Traffic by Hour and Channel</w:t>
+      </w:r>
+    </w:p>
+    <w:p>
+      <w:pPr>
+        <w:spacing w:before="120" w:after="60"/>
         <w:jc w:val="center"/>
       </w:pPr>
       <w:r>
+        <w:rPr>
+          <w:noProof/>
+        </w:rPr>
         <w:drawing>
-          <wp:inline distT="0" distB="0" distL="0" distR="0">
+          <wp:inline distT="0" distB="0" distL="0" distR="0" wp14:anchorId="6479FEEE" wp14:editId="3735E87F">
             <wp:extent cx="3810000" cy="4362450"/>
-            <wp:effectExtent t="0" r="0" b="0" l="0"/>
-            <wp:docPr id="1" name="" descr="" title=""/>
+            <wp:effectExtent l="0" t="0" r="0" b="0"/>
+            <wp:docPr id="6" name="Picture 6"/>
             <wp:cNvGraphicFramePr>
               <a:graphicFrameLocks xmlns:a="http://schemas.openxmlformats.org/drawingml/2006/main" noChangeAspect="1"/>
             </wp:cNvGraphicFramePr>
@@ -2748,13 +2800,13 @@
               <a:graphicData uri="http://schemas.openxmlformats.org/drawingml/2006/picture">
                 <pic:pic xmlns:pic="http://schemas.openxmlformats.org/drawingml/2006/picture">
                   <pic:nvPicPr>
-                    <pic:cNvPr id="0" name="" descr=""/>
+                    <pic:cNvPr id="0" name=""/>
                     <pic:cNvPicPr>
                       <a:picLocks noChangeAspect="1" noChangeArrowheads="1"/>
                     </pic:cNvPicPr>
                   </pic:nvPicPr>
                   <pic:blipFill>
-                    <a:blip r:embed="rId14" cstate="none"/>
+                    <a:blip r:embed="rId14"/>
                     <a:srcRect/>
                     <a:stretch>
                       <a:fillRect/>
@@ -2778,7 +2830,7 @@
     </w:p>
     <w:p>
       <w:pPr>
-        <w:spacing w:after="260" w:before="80"/>
+        <w:spacing w:before="80" w:after="260"/>
         <w:jc w:val="center"/>
       </w:pPr>
       <w:r>
@@ -2789,12 +2841,13 @@
           <w:sz w:val="19"/>
           <w:szCs w:val="19"/>
         </w:rPr>
-        <w:t xml:space="preserve">Figure 6: Session volume by hour of day and channel</w:t>
-      </w:r>
-    </w:p>
-    <w:p>
-      <w:pPr>
-        <w:spacing w:after="160" w:line="300"/>
+        <w:lastRenderedPageBreak/>
+        <w:t>Figure 6: Session volume by hour of day and channel</w:t>
+      </w:r>
+    </w:p>
+    <w:p>
+      <w:pPr>
+        <w:spacing w:after="160" w:line="300" w:lineRule="auto"/>
         <w:jc w:val="both"/>
       </w:pPr>
       <w:r>
@@ -2803,36 +2856,38 @@
           <w:sz w:val="22"/>
           <w:szCs w:val="22"/>
         </w:rPr>
-        <w:t xml:space="preserve">A clear diurnal rhythm emerges across every channel: traffic bottoms out between roughly 2–6 AM and climbs steadily to a peak in the 9 PM–midnight window. Organic Social shows the sharpest peak, reaching nearly 3,900 sessions at midnight — more than double its early-morning low.</w:t>
+        <w:t>A clear diurnal rhythm emerges across every channel: traffic bottoms out between roughly 2–6 AM and climbs steadily to a peak in the 9 PM–midnight window. Organic Social shows the sharpest peak, reaching nearly 3,900 sessions at midnight — more than double its early-morning low.</w:t>
       </w:r>
     </w:p>
     <w:p>
       <w:pPr>
         <w:pStyle w:val="Heading2"/>
-        <w:spacing w:after="120" w:before="280"/>
+        <w:spacing w:before="280" w:after="120"/>
       </w:pPr>
       <w:r>
         <w:rPr>
           <w:b/>
           <w:bCs/>
-          <w:color w:val="2E74B5"/>
           <w:sz w:val="24"/>
           <w:szCs w:val="24"/>
         </w:rPr>
-        <w:t xml:space="preserve">6.7 Engagement Rate vs. Sessions Over Time</w:t>
-      </w:r>
-    </w:p>
-    <w:p>
-      <w:pPr>
-        <w:spacing w:after="60" w:before="120"/>
+        <w:t>6.7 Engagement Rate vs. Sessions Over Time</w:t>
+      </w:r>
+    </w:p>
+    <w:p>
+      <w:pPr>
+        <w:spacing w:before="120" w:after="60"/>
         <w:jc w:val="center"/>
       </w:pPr>
       <w:r>
+        <w:rPr>
+          <w:noProof/>
+        </w:rPr>
         <w:drawing>
-          <wp:inline distT="0" distB="0" distL="0" distR="0">
+          <wp:inline distT="0" distB="0" distL="0" distR="0" wp14:anchorId="2A252987" wp14:editId="6EB6EE44">
             <wp:extent cx="5143500" cy="1962150"/>
-            <wp:effectExtent t="0" r="0" b="0" l="0"/>
-            <wp:docPr id="1" name="" descr="" title=""/>
+            <wp:effectExtent l="0" t="0" r="0" b="0"/>
+            <wp:docPr id="7" name="Picture 7"/>
             <wp:cNvGraphicFramePr>
               <a:graphicFrameLocks xmlns:a="http://schemas.openxmlformats.org/drawingml/2006/main" noChangeAspect="1"/>
             </wp:cNvGraphicFramePr>
@@ -2840,13 +2895,13 @@
               <a:graphicData uri="http://schemas.openxmlformats.org/drawingml/2006/picture">
                 <pic:pic xmlns:pic="http://schemas.openxmlformats.org/drawingml/2006/picture">
                   <pic:nvPicPr>
-                    <pic:cNvPr id="0" name="" descr=""/>
+                    <pic:cNvPr id="0" name=""/>
                     <pic:cNvPicPr>
                       <a:picLocks noChangeAspect="1" noChangeArrowheads="1"/>
                     </pic:cNvPicPr>
                   </pic:nvPicPr>
                   <pic:blipFill>
-                    <a:blip r:embed="rId15" cstate="none"/>
+                    <a:blip r:embed="rId15"/>
                     <a:srcRect/>
                     <a:stretch>
                       <a:fillRect/>
@@ -2870,7 +2925,7 @@
     </w:p>
     <w:p>
       <w:pPr>
-        <w:spacing w:after="260" w:before="80"/>
+        <w:spacing w:before="80" w:after="260"/>
         <w:jc w:val="center"/>
       </w:pPr>
       <w:r>
@@ -2881,12 +2936,12 @@
           <w:sz w:val="19"/>
           <w:szCs w:val="19"/>
         </w:rPr>
-        <w:t xml:space="preserve">Figure 7: Engagement rate compared against session volume over time</w:t>
-      </w:r>
-    </w:p>
-    <w:p>
-      <w:pPr>
-        <w:spacing w:after="160" w:line="300"/>
+        <w:t>Figure 7: Engagement rate compared against session volume over time</w:t>
+      </w:r>
+    </w:p>
+    <w:p>
+      <w:pPr>
+        <w:spacing w:after="160" w:line="300" w:lineRule="auto"/>
         <w:jc w:val="both"/>
       </w:pPr>
       <w:r>
@@ -2895,16 +2950,16 @@
           <w:sz w:val="22"/>
           <w:szCs w:val="22"/>
         </w:rPr>
-        <w:t xml:space="preserve">Despite session volume swinging by 5–10x within a single day, the engagement rate stays remarkably flat at around 50% throughout the entire period — traffic quality holds steady even during high-volume hours, suggesting the site handles peak demand without any drop-off in visitor engagement.</w:t>
+        <w:t>Despite session volume swinging by 5–10x within a single day, the engagement rate stays remarkably flat at around 50% throughout the entire period — traffic quality holds steady even during high-volume hours, suggesting the site handles peak demand without any drop-off in visitor engagement.</w:t>
       </w:r>
     </w:p>
     <w:p>
       <w:pPr>
         <w:pStyle w:val="Heading1"/>
         <w:pBdr>
-          <w:bottom w:val="single" w:color="2E74B5" w:sz="8" w:space="4"/>
+          <w:bottom w:val="single" w:sz="8" w:space="4" w:color="2E74B5"/>
         </w:pBdr>
-        <w:spacing w:after="180" w:before="360"/>
+        <w:spacing w:before="360" w:after="180"/>
       </w:pPr>
       <w:r>
         <w:rPr>
@@ -2914,7 +2969,7 @@
           <w:sz w:val="30"/>
           <w:szCs w:val="30"/>
         </w:rPr>
-        <w:t xml:space="preserve">7. Key Findings</w:t>
+        <w:t>7. Key Findings</w:t>
       </w:r>
     </w:p>
     <w:p>
@@ -2924,15 +2979,15 @@
           <w:ilvl w:val="0"/>
           <w:numId w:val="1"/>
         </w:numPr>
-        <w:spacing w:after="90" w:line="280"/>
-      </w:pPr>
-      <w:r>
-        <w:rPr>
-          <w:color w:val="262626"/>
-          <w:sz w:val="22"/>
-          <w:szCs w:val="22"/>
-        </w:rPr>
-        <w:t xml:space="preserve">Organic Social drives the most traffic, but Referral drives the best traffic — it has the highest engagement rate and the longest sessions among high-volume channels.</w:t>
+        <w:spacing w:after="90" w:line="280" w:lineRule="auto"/>
+      </w:pPr>
+      <w:r>
+        <w:rPr>
+          <w:color w:val="262626"/>
+          <w:sz w:val="22"/>
+          <w:szCs w:val="22"/>
+        </w:rPr>
+        <w:t>Organic Social drives the most traffic, but Referral drives the best traffic — it has the highest engagement rate and the longest sessions among high-volume channels.</w:t>
       </w:r>
     </w:p>
     <w:p>
@@ -2942,15 +2997,15 @@
           <w:ilvl w:val="0"/>
           <w:numId w:val="1"/>
         </w:numPr>
-        <w:spacing w:after="90" w:line="280"/>
-      </w:pPr>
-      <w:r>
-        <w:rPr>
-          <w:color w:val="262626"/>
-          <w:sz w:val="22"/>
-          <w:szCs w:val="22"/>
-        </w:rPr>
-        <w:t xml:space="preserve">Direct traffic is a volume channel, not a quality channel — it is the only major source where most sessions are non-engaged, which is worth investigating further (bookmarks, app traffic, or brand searches potentially misattributed as Direct).</w:t>
+        <w:spacing w:after="90" w:line="280" w:lineRule="auto"/>
+      </w:pPr>
+      <w:r>
+        <w:rPr>
+          <w:color w:val="262626"/>
+          <w:sz w:val="22"/>
+          <w:szCs w:val="22"/>
+        </w:rPr>
+        <w:t>Direct traffic is a volume channel, not a quality channel — it is the only major source where most sessions are non-engaged, which is worth investigating further (bookmarks, app traffic, or brand searches potentially misattributed as Direct).</w:t>
       </w:r>
     </w:p>
     <w:p>
@@ -2960,15 +3015,15 @@
           <w:ilvl w:val="0"/>
           <w:numId w:val="1"/>
         </w:numPr>
-        <w:spacing w:after="90" w:line="280"/>
-      </w:pPr>
-      <w:r>
-        <w:rPr>
-          <w:color w:val="262626"/>
-          <w:sz w:val="22"/>
-          <w:szCs w:val="22"/>
-        </w:rPr>
-        <w:t xml:space="preserve">Traffic is highly time-of-day dependent, peaking in the evening and troughing overnight — useful for scheduling content pushes, campaigns, or server capacity planning.</w:t>
+        <w:spacing w:after="90" w:line="280" w:lineRule="auto"/>
+      </w:pPr>
+      <w:r>
+        <w:rPr>
+          <w:color w:val="262626"/>
+          <w:sz w:val="22"/>
+          <w:szCs w:val="22"/>
+        </w:rPr>
+        <w:t>Traffic is highly time-of-day dependent, peaking in the evening and troughing overnight — useful for scheduling content pushes, campaigns, or server capacity planning.</w:t>
       </w:r>
     </w:p>
     <w:p>
@@ -2978,24 +3033,24 @@
           <w:ilvl w:val="0"/>
           <w:numId w:val="1"/>
         </w:numPr>
-        <w:spacing w:after="90" w:line="280"/>
-      </w:pPr>
-      <w:r>
-        <w:rPr>
-          <w:color w:val="262626"/>
-          <w:sz w:val="22"/>
-          <w:szCs w:val="22"/>
-        </w:rPr>
-        <w:t xml:space="preserve">Engagement quality is stable and volume-independent, indicating the site experience does not degrade under peak load.</w:t>
+        <w:spacing w:after="90" w:line="280" w:lineRule="auto"/>
+      </w:pPr>
+      <w:r>
+        <w:rPr>
+          <w:color w:val="262626"/>
+          <w:sz w:val="22"/>
+          <w:szCs w:val="22"/>
+        </w:rPr>
+        <w:t>Engagement quality is stable and volume-independent, indicating the site experience does not degrade under peak load.</w:t>
       </w:r>
     </w:p>
     <w:p>
       <w:pPr>
         <w:pStyle w:val="Heading1"/>
         <w:pBdr>
-          <w:bottom w:val="single" w:color="2E74B5" w:sz="8" w:space="4"/>
+          <w:bottom w:val="single" w:sz="8" w:space="4" w:color="2E74B5"/>
         </w:pBdr>
-        <w:spacing w:after="180" w:before="360"/>
+        <w:spacing w:before="360" w:after="180"/>
       </w:pPr>
       <w:r>
         <w:rPr>
@@ -3005,7 +3060,7 @@
           <w:sz w:val="30"/>
           <w:szCs w:val="30"/>
         </w:rPr>
-        <w:t xml:space="preserve">8. Skills Demonstrated</w:t>
+        <w:t>8. Skills Demonstrated</w:t>
       </w:r>
     </w:p>
     <w:p>
@@ -3015,15 +3070,15 @@
           <w:ilvl w:val="0"/>
           <w:numId w:val="1"/>
         </w:numPr>
-        <w:spacing w:after="90" w:line="280"/>
-      </w:pPr>
-      <w:r>
-        <w:rPr>
-          <w:color w:val="262626"/>
-          <w:sz w:val="22"/>
-          <w:szCs w:val="22"/>
-        </w:rPr>
-        <w:t xml:space="preserve">Data cleaning and wrangling of a messy, real-world analytics export (Pandas)</w:t>
+        <w:spacing w:after="90" w:line="280" w:lineRule="auto"/>
+      </w:pPr>
+      <w:r>
+        <w:rPr>
+          <w:color w:val="262626"/>
+          <w:sz w:val="22"/>
+          <w:szCs w:val="22"/>
+        </w:rPr>
+        <w:t>Data cleaning and wrangling of a messy, real-world analytics export (Pandas)</w:t>
       </w:r>
     </w:p>
     <w:p>
@@ -3033,15 +3088,15 @@
           <w:ilvl w:val="0"/>
           <w:numId w:val="1"/>
         </w:numPr>
-        <w:spacing w:after="90" w:line="280"/>
-      </w:pPr>
-      <w:r>
-        <w:rPr>
-          <w:color w:val="262626"/>
-          <w:sz w:val="22"/>
-          <w:szCs w:val="22"/>
-        </w:rPr>
-        <w:t xml:space="preserve">Feature engineering — datetime parsing and hour extraction</w:t>
+        <w:spacing w:after="90" w:line="280" w:lineRule="auto"/>
+      </w:pPr>
+      <w:r>
+        <w:rPr>
+          <w:color w:val="262626"/>
+          <w:sz w:val="22"/>
+          <w:szCs w:val="22"/>
+        </w:rPr>
+        <w:t>Feature engineering — datetime parsing and hour extraction</w:t>
       </w:r>
     </w:p>
     <w:p>
@@ -3051,15 +3106,15 @@
           <w:ilvl w:val="0"/>
           <w:numId w:val="1"/>
         </w:numPr>
-        <w:spacing w:after="90" w:line="280"/>
-      </w:pPr>
-      <w:r>
-        <w:rPr>
-          <w:color w:val="262626"/>
-          <w:sz w:val="22"/>
-          <w:szCs w:val="22"/>
-        </w:rPr>
-        <w:t xml:space="preserve">Exploratory data analysis and statistical summarization</w:t>
+        <w:spacing w:after="90" w:line="280" w:lineRule="auto"/>
+      </w:pPr>
+      <w:r>
+        <w:rPr>
+          <w:color w:val="262626"/>
+          <w:sz w:val="22"/>
+          <w:szCs w:val="22"/>
+        </w:rPr>
+        <w:t>Exploratory data analysis and statistical summarization</w:t>
       </w:r>
     </w:p>
     <w:p>
@@ -3069,15 +3124,15 @@
           <w:ilvl w:val="0"/>
           <w:numId w:val="1"/>
         </w:numPr>
-        <w:spacing w:after="90" w:line="280"/>
-      </w:pPr>
-      <w:r>
-        <w:rPr>
-          <w:color w:val="262626"/>
-          <w:sz w:val="22"/>
-          <w:szCs w:val="22"/>
-        </w:rPr>
-        <w:t xml:space="preserve">Multi-chart visualization design (line, bar, box plot, grouped bar, heatmap) with Matplotlib and Seaborn</w:t>
+        <w:spacing w:after="90" w:line="280" w:lineRule="auto"/>
+      </w:pPr>
+      <w:r>
+        <w:rPr>
+          <w:color w:val="262626"/>
+          <w:sz w:val="22"/>
+          <w:szCs w:val="22"/>
+        </w:rPr>
+        <w:t>Multi-chart visualization design (line, bar, box plot, grouped bar, heatmap) with Matplotlib and Seaborn</w:t>
       </w:r>
     </w:p>
     <w:p>
@@ -3087,24 +3142,24 @@
           <w:ilvl w:val="0"/>
           <w:numId w:val="1"/>
         </w:numPr>
-        <w:spacing w:after="90" w:line="280"/>
-      </w:pPr>
-      <w:r>
-        <w:rPr>
-          <w:color w:val="262626"/>
-          <w:sz w:val="22"/>
-          <w:szCs w:val="22"/>
-        </w:rPr>
-        <w:t xml:space="preserve">Translating raw metrics into channel-level and time-based business insights</w:t>
+        <w:spacing w:after="90" w:line="280" w:lineRule="auto"/>
+      </w:pPr>
+      <w:r>
+        <w:rPr>
+          <w:color w:val="262626"/>
+          <w:sz w:val="22"/>
+          <w:szCs w:val="22"/>
+        </w:rPr>
+        <w:t>Translating raw metrics into channel-level and time-based business insights</w:t>
       </w:r>
     </w:p>
     <w:p>
       <w:pPr>
         <w:pStyle w:val="Heading1"/>
         <w:pBdr>
-          <w:bottom w:val="single" w:color="2E74B5" w:sz="8" w:space="4"/>
+          <w:bottom w:val="single" w:sz="8" w:space="4" w:color="2E74B5"/>
         </w:pBdr>
-        <w:spacing w:after="180" w:before="360"/>
+        <w:spacing w:before="360" w:after="180"/>
       </w:pPr>
       <w:r>
         <w:rPr>
@@ -3114,12 +3169,13 @@
           <w:sz w:val="30"/>
           <w:szCs w:val="30"/>
         </w:rPr>
-        <w:t xml:space="preserve">9. Conclusion</w:t>
-      </w:r>
-    </w:p>
-    <w:p>
-      <w:pPr>
-        <w:spacing w:after="160" w:line="300"/>
+        <w:lastRenderedPageBreak/>
+        <w:t>9. Conclusion</w:t>
+      </w:r>
+    </w:p>
+    <w:p>
+      <w:pPr>
+        <w:spacing w:after="160" w:line="300" w:lineRule="auto"/>
         <w:jc w:val="both"/>
       </w:pPr>
       <w:r>
@@ -3128,16 +3184,16 @@
           <w:sz w:val="22"/>
           <w:szCs w:val="22"/>
         </w:rPr>
-        <w:t xml:space="preserve">This project let me apply the complete data analysis workflow — cleaning, exploration, visualization, and insight generation — on a realistic, messy dataset. Beyond the technical steps, it reinforced how important it is to look past surface-level volume metrics (like Organic Social's lead in total users) and examine engagement quality, which told a more useful story about where Referral traffic was quietly outperforming. I plan to build on this by extending the analysis to conversion and revenue data where available.</w:t>
+        <w:t>This project let me apply the complete data analysis workflow — cleaning, exploration, visualization, and insight generation — on a realistic, messy dataset. Beyond the technical steps, it reinforced how important it is to look past surface-level volume metrics (like Organic Social's lead in total users) and examine engagement quality, which told a more useful story about where Referral traffic was quietly outperforming. I plan to build on this by extending the analysis to conversion and revenue data where available.</w:t>
       </w:r>
     </w:p>
     <w:p>
       <w:pPr>
         <w:pStyle w:val="Heading1"/>
         <w:pBdr>
-          <w:bottom w:val="single" w:color="2E74B5" w:sz="8" w:space="4"/>
+          <w:bottom w:val="single" w:sz="8" w:space="4" w:color="2E74B5"/>
         </w:pBdr>
-        <w:spacing w:after="180" w:before="360"/>
+        <w:spacing w:before="360" w:after="180"/>
       </w:pPr>
       <w:r>
         <w:rPr>
@@ -3147,12 +3203,12 @@
           <w:sz w:val="30"/>
           <w:szCs w:val="30"/>
         </w:rPr>
-        <w:t xml:space="preserve">10. Author &amp; Contact</w:t>
-      </w:r>
-    </w:p>
-    <w:p>
-      <w:pPr>
-        <w:spacing w:after="160" w:line="300"/>
+        <w:t>10. Author &amp; Contact</w:t>
+      </w:r>
+    </w:p>
+    <w:p>
+      <w:pPr>
+        <w:spacing w:after="160" w:line="300" w:lineRule="auto"/>
         <w:jc w:val="both"/>
       </w:pPr>
       <w:r>
@@ -3163,21 +3219,33 @@
           <w:sz w:val="23"/>
           <w:szCs w:val="23"/>
         </w:rPr>
-        <w:t xml:space="preserve">Pratik Kumar Prajapati</w:t>
-      </w:r>
-    </w:p>
-    <w:p>
-      <w:pPr>
-        <w:spacing w:after="160" w:line="300"/>
+        <w:t>Pratik Kumar Prajapati</w:t>
+      </w:r>
+    </w:p>
+    <w:p>
+      <w:pPr>
+        <w:spacing w:after="160" w:line="300" w:lineRule="auto"/>
         <w:jc w:val="both"/>
       </w:pPr>
-      <w:r>
-        <w:rPr>
-          <w:color w:val="262626"/>
-          <w:sz w:val="22"/>
-          <w:szCs w:val="22"/>
-        </w:rPr>
-        <w:t xml:space="preserve">B.Tech, Computer Science &amp; Engineering — Apollo Institute of Technology, Kanpur</w:t>
+      <w:proofErr w:type="spellStart"/>
+      <w:proofErr w:type="gramStart"/>
+      <w:r>
+        <w:rPr>
+          <w:color w:val="262626"/>
+          <w:sz w:val="22"/>
+          <w:szCs w:val="22"/>
+        </w:rPr>
+        <w:t>B.Tech</w:t>
+      </w:r>
+      <w:proofErr w:type="spellEnd"/>
+      <w:proofErr w:type="gramEnd"/>
+      <w:r>
+        <w:rPr>
+          <w:color w:val="262626"/>
+          <w:sz w:val="22"/>
+          <w:szCs w:val="22"/>
+        </w:rPr>
+        <w:t>, Computer Science &amp; Engineering — Apollo Institute of Technology, Kanpur</w:t>
       </w:r>
     </w:p>
     <w:p>
@@ -3191,63 +3259,66 @@
         </w:rPr>
         <w:t xml:space="preserve">GitHub: </w:t>
       </w:r>
-      <w:hyperlink w:history="1" r:id="rId8mfaepbfstnr1ozyyx5wb">
+      <w:hyperlink r:id="rId16" w:history="1">
         <w:r>
           <w:rPr>
             <w:rStyle w:val="Hyperlink"/>
             <w:color w:val="2E74B5"/>
-            <w:u w:val="single"/>
           </w:rPr>
-          <w:t xml:space="preserve">github.com/pikuwa</w:t>
+          <w:t>github.com/</w:t>
         </w:r>
-      </w:hyperlink>
-      <w:r>
-        <w:rPr>
-          <w:sz w:val="22"/>
-          <w:szCs w:val="22"/>
-        </w:rPr>
-        <w:t xml:space="preserve">     LinkedIn: </w:t>
-      </w:r>
-      <w:hyperlink w:history="1" r:id="rId8qa2xocrozwk86yymxhwt">
+        <w:proofErr w:type="spellStart"/>
         <w:r>
           <w:rPr>
             <w:rStyle w:val="Hyperlink"/>
             <w:color w:val="2E74B5"/>
-            <w:u w:val="single"/>
           </w:rPr>
-          <w:t xml:space="preserve">linkedin.com/in/pratikxdev</w:t>
+          <w:t>pikuwa</w:t>
         </w:r>
+        <w:proofErr w:type="spellEnd"/>
       </w:hyperlink>
+      <w:r>
+        <w:rPr>
+          <w:sz w:val="22"/>
+          <w:szCs w:val="22"/>
+        </w:rPr>
+        <w:t xml:space="preserve">     LinkedIn: </w:t>
+      </w:r>
+      <w:hyperlink r:id="rId17" w:history="1">
+        <w:r>
+          <w:rPr>
+            <w:rStyle w:val="Hyperlink"/>
+            <w:color w:val="2E74B5"/>
+          </w:rPr>
+          <w:t>linkedin.com/in/</w:t>
+        </w:r>
+        <w:proofErr w:type="spellStart"/>
+        <w:r>
+          <w:rPr>
+            <w:rStyle w:val="Hyperlink"/>
+            <w:color w:val="2E74B5"/>
+          </w:rPr>
+          <w:t>pratikxdev</w:t>
+        </w:r>
+        <w:proofErr w:type="spellEnd"/>
+      </w:hyperlink>
     </w:p>
     <w:sectPr>
-      <w:headerReference w:type="default" r:id="rId7"/>
-      <w:footerReference w:type="default" r:id="rId8"/>
-      <w:pgSz w:w="11906" w:h="16838" w:orient="portrait"/>
+      <w:headerReference w:type="default" r:id="rId18"/>
+      <w:footerReference w:type="default" r:id="rId19"/>
+      <w:pgSz w:w="11906" w:h="16838"/>
       <w:pgMar w:top="1080" w:right="1350" w:bottom="1080" w:left="1350" w:header="708" w:footer="708" w:gutter="0"/>
-      <w:pgNumType/>
+      <w:cols w:space="720"/>
       <w:docGrid w:linePitch="360"/>
     </w:sectPr>
   </w:body>
 </w:document>
 </file>
 
-<file path=word/comments.xml><?xml version="1.0" encoding="utf-8"?>
-<w:comments xmlns:cx="http://schemas.microsoft.com/office/drawing/2014/chartex" xmlns:cx1="http://schemas.microsoft.com/office/drawing/2015/9/8/chartex" xmlns:cx2="http://schemas.microsoft.com/office/drawing/2015/10/21/chartex" xmlns:cx3="http://schemas.microsoft.com/office/drawing/2016/5/9/chartex" xmlns:cx4="http://schemas.microsoft.com/office/drawing/2016/5/10/chartex" xmlns:cx5="http://schemas.microsoft.com/office/drawing/2016/5/11/chartex" xmlns:cx6="http://schemas.microsoft.com/office/drawing/2016/5/12/chartex" xmlns:cx7="http://schemas.microsoft.com/office/drawing/2016/5/13/chartex" xmlns:cx8="http://schemas.microsoft.com/office/drawing/2016/5/14/chartex" xmlns:mc="http://schemas.openxmlformats.org/markup-compatibility/2006" xmlns:aink="http://schemas.microsoft.com/office/drawing/2016/ink" xmlns:am3d="http://schemas.microsoft.com/office/drawing/2017/model3d" xmlns:o="urn:schemas-microsoft-com:office:office" xmlns:r="http://schemas.openxmlformats.org/officeDocument/2006/relationships" xmlns:m="http://schemas.openxmlformats.org/officeDocument/2006/math" xmlns:v="urn:schemas-microsoft-com:vml" xmlns:wp14="http://schemas.microsoft.com/office/word/2010/wordprocessingDrawing" xmlns:wp="http://schemas.openxmlformats.org/drawingml/2006/wordprocessingDrawing" xmlns:w10="urn:schemas-microsoft-com:office:word" xmlns:w="http://schemas.openxmlformats.org/wordprocessingml/2006/main" xmlns:w14="http://schemas.microsoft.com/office/word/2010/wordml" xmlns:w15="http://schemas.microsoft.com/office/word/2012/wordml" xmlns:w16cex="http://schemas.microsoft.com/office/word/2018/wordml/cex" xmlns:w16cid="http://schemas.microsoft.com/office/word/2016/wordml/cid" xmlns:w16="http://schemas.microsoft.com/office/word/2018/wordml" xmlns:w16sdtdh="http://schemas.microsoft.com/office/word/2020/wordml/sdtdatahash" xmlns:w16se="http://schemas.microsoft.com/office/word/2015/wordml/symex" xmlns:wpg="http://schemas.microsoft.com/office/word/2010/wordprocessingGroup" xmlns:wpi="http://schemas.microsoft.com/office/word/2010/wordprocessingInk" xmlns:wne="http://schemas.microsoft.com/office/word/2006/wordml" xmlns:wps="http://schemas.microsoft.com/office/word/2010/wordprocessingShape"/>
-</file>
-
 <file path=word/endnotes.xml><?xml version="1.0" encoding="utf-8"?>
-<w:endnotes xmlns:wpc="http://schemas.microsoft.com/office/word/2010/wordprocessingCanvas" xmlns:mc="http://schemas.openxmlformats.org/markup-compatibility/2006" xmlns:o="urn:schemas-microsoft-com:office:office" xmlns:r="http://schemas.openxmlformats.org/officeDocument/2006/relationships" xmlns:m="http://schemas.openxmlformats.org/officeDocument/2006/math" xmlns:v="urn:schemas-microsoft-com:vml" xmlns:wp14="http://schemas.microsoft.com/office/word/2010/wordprocessingDrawing" xmlns:wp="http://schemas.openxmlformats.org/drawingml/2006/wordprocessingDrawing" xmlns:w10="urn:schemas-microsoft-com:office:word" xmlns:w="http://schemas.openxmlformats.org/wordprocessingml/2006/main" xmlns:w14="http://schemas.microsoft.com/office/word/2010/wordml" xmlns:w15="http://schemas.microsoft.com/office/word/2012/wordml" xmlns:wpg="http://schemas.microsoft.com/office/word/2010/wordprocessingGroup" xmlns:wpi="http://schemas.microsoft.com/office/word/2010/wordprocessingInk" xmlns:wne="http://schemas.microsoft.com/office/word/2006/wordml" xmlns:wps="http://schemas.microsoft.com/office/word/2010/wordprocessingShape" mc:Ignorable="w14 w15 wp14">
+<w:endnotes xmlns:wpc="http://schemas.microsoft.com/office/word/2010/wordprocessingCanvas" xmlns:cx="http://schemas.microsoft.com/office/drawing/2014/chartex" xmlns:cx1="http://schemas.microsoft.com/office/drawing/2015/9/8/chartex" xmlns:cx2="http://schemas.microsoft.com/office/drawing/2015/10/21/chartex" xmlns:cx3="http://schemas.microsoft.com/office/drawing/2016/5/9/chartex" xmlns:cx4="http://schemas.microsoft.com/office/drawing/2016/5/10/chartex" xmlns:cx5="http://schemas.microsoft.com/office/drawing/2016/5/11/chartex" xmlns:cx6="http://schemas.microsoft.com/office/drawing/2016/5/12/chartex" xmlns:cx7="http://schemas.microsoft.com/office/drawing/2016/5/13/chartex" xmlns:cx8="http://schemas.microsoft.com/office/drawing/2016/5/14/chartex" xmlns:mc="http://schemas.openxmlformats.org/markup-compatibility/2006" xmlns:aink="http://schemas.microsoft.com/office/drawing/2016/ink" xmlns:am3d="http://schemas.microsoft.com/office/drawing/2017/model3d" xmlns:o="urn:schemas-microsoft-com:office:office" xmlns:oel="http://schemas.microsoft.com/office/2019/extlst" xmlns:r="http://schemas.openxmlformats.org/officeDocument/2006/relationships" xmlns:m="http://schemas.openxmlformats.org/officeDocument/2006/math" xmlns:v="urn:schemas-microsoft-com:vml" xmlns:wp14="http://schemas.microsoft.com/office/word/2010/wordprocessingDrawing" xmlns:wp="http://schemas.openxmlformats.org/drawingml/2006/wordprocessingDrawing" xmlns:w10="urn:schemas-microsoft-com:office:word" xmlns:w="http://schemas.openxmlformats.org/wordprocessingml/2006/main" xmlns:w14="http://schemas.microsoft.com/office/word/2010/wordml" xmlns:w15="http://schemas.microsoft.com/office/word/2012/wordml" xmlns:w16cex="http://schemas.microsoft.com/office/word/2018/wordml/cex" xmlns:w16cid="http://schemas.microsoft.com/office/word/2016/wordml/cid" xmlns:w16="http://schemas.microsoft.com/office/word/2018/wordml" xmlns:w16sdtdh="http://schemas.microsoft.com/office/word/2020/wordml/sdtdatahash" xmlns:w16se="http://schemas.microsoft.com/office/word/2015/wordml/symex" xmlns:wpg="http://schemas.microsoft.com/office/word/2010/wordprocessingGroup" xmlns:wpi="http://schemas.microsoft.com/office/word/2010/wordprocessingInk" xmlns:wne="http://schemas.microsoft.com/office/word/2006/wordml" xmlns:wps="http://schemas.microsoft.com/office/word/2010/wordprocessingShape" mc:Ignorable="w14 w15 w16se w16cid w16 w16cex w16sdtdh wp14">
   <w:endnote w:type="separator" w:id="-1">
     <w:p>
-      <w:pPr>
-        <w:spacing w:after="0" w:line="240" w:lineRule="auto"/>
-      </w:pPr>
-      <w:r>
-        <w:rPr>
-          <w:rStyle w:val="EndnoteReference"/>
-        </w:rPr>
-        <w:endnoteRef/>
-      </w:r>
       <w:r>
         <w:separator/>
       </w:r>
@@ -3255,15 +3326,6 @@
   </w:endnote>
   <w:endnote w:type="continuationSeparator" w:id="0">
     <w:p>
-      <w:pPr>
-        <w:spacing w:after="0" w:line="240" w:lineRule="auto"/>
-      </w:pPr>
-      <w:r>
-        <w:rPr>
-          <w:rStyle w:val="EndnoteReference"/>
-        </w:rPr>
-        <w:endnoteRef/>
-      </w:r>
       <w:r>
         <w:continuationSeparator/>
       </w:r>
@@ -3273,7 +3335,7 @@
 </file>
 
 <file path=word/footer1.xml><?xml version="1.0" encoding="utf-8"?>
-<w:ftr xmlns:wpc="http://schemas.microsoft.com/office/word/2010/wordprocessingCanvas" xmlns:mc="http://schemas.openxmlformats.org/markup-compatibility/2006" xmlns:o="urn:schemas-microsoft-com:office:office" xmlns:r="http://schemas.openxmlformats.org/officeDocument/2006/relationships" xmlns:m="http://schemas.openxmlformats.org/officeDocument/2006/math" xmlns:v="urn:schemas-microsoft-com:vml" xmlns:wp14="http://schemas.microsoft.com/office/word/2010/wordprocessingDrawing" xmlns:wp="http://schemas.openxmlformats.org/drawingml/2006/wordprocessingDrawing" xmlns:w10="urn:schemas-microsoft-com:office:word" xmlns:w="http://schemas.openxmlformats.org/wordprocessingml/2006/main" xmlns:w14="http://schemas.microsoft.com/office/word/2010/wordml" xmlns:w15="http://schemas.microsoft.com/office/word/2012/wordml" xmlns:wpg="http://schemas.microsoft.com/office/word/2010/wordprocessingGroup" xmlns:wpi="http://schemas.microsoft.com/office/word/2010/wordprocessingInk" xmlns:wne="http://schemas.microsoft.com/office/word/2006/wordml" xmlns:wps="http://schemas.microsoft.com/office/word/2010/wordprocessingShape">
+<w:ftr xmlns:wpc="http://schemas.microsoft.com/office/word/2010/wordprocessingCanvas" xmlns:cx="http://schemas.microsoft.com/office/drawing/2014/chartex" xmlns:cx1="http://schemas.microsoft.com/office/drawing/2015/9/8/chartex" xmlns:cx2="http://schemas.microsoft.com/office/drawing/2015/10/21/chartex" xmlns:cx3="http://schemas.microsoft.com/office/drawing/2016/5/9/chartex" xmlns:cx4="http://schemas.microsoft.com/office/drawing/2016/5/10/chartex" xmlns:cx5="http://schemas.microsoft.com/office/drawing/2016/5/11/chartex" xmlns:cx6="http://schemas.microsoft.com/office/drawing/2016/5/12/chartex" xmlns:cx7="http://schemas.microsoft.com/office/drawing/2016/5/13/chartex" xmlns:cx8="http://schemas.microsoft.com/office/drawing/2016/5/14/chartex" xmlns:mc="http://schemas.openxmlformats.org/markup-compatibility/2006" xmlns:aink="http://schemas.microsoft.com/office/drawing/2016/ink" xmlns:am3d="http://schemas.microsoft.com/office/drawing/2017/model3d" xmlns:o="urn:schemas-microsoft-com:office:office" xmlns:oel="http://schemas.microsoft.com/office/2019/extlst" xmlns:r="http://schemas.openxmlformats.org/officeDocument/2006/relationships" xmlns:m="http://schemas.openxmlformats.org/officeDocument/2006/math" xmlns:v="urn:schemas-microsoft-com:vml" xmlns:wp14="http://schemas.microsoft.com/office/word/2010/wordprocessingDrawing" xmlns:wp="http://schemas.openxmlformats.org/drawingml/2006/wordprocessingDrawing" xmlns:w10="urn:schemas-microsoft-com:office:word" xmlns:w="http://schemas.openxmlformats.org/wordprocessingml/2006/main" xmlns:w14="http://schemas.microsoft.com/office/word/2010/wordml" xmlns:w15="http://schemas.microsoft.com/office/word/2012/wordml" xmlns:w16cex="http://schemas.microsoft.com/office/word/2018/wordml/cex" xmlns:w16cid="http://schemas.microsoft.com/office/word/2016/wordml/cid" xmlns:w16="http://schemas.microsoft.com/office/word/2018/wordml" xmlns:w16sdtdh="http://schemas.microsoft.com/office/word/2020/wordml/sdtdatahash" xmlns:w16se="http://schemas.microsoft.com/office/word/2015/wordml/symex" xmlns:wpg="http://schemas.microsoft.com/office/word/2010/wordprocessingGroup" xmlns:wpi="http://schemas.microsoft.com/office/word/2010/wordprocessingInk" xmlns:wne="http://schemas.microsoft.com/office/word/2006/wordml" xmlns:wps="http://schemas.microsoft.com/office/word/2010/wordprocessingShape" mc:Ignorable="w14 w15 w16se w16cid w16 w16cex w16sdtdh wp14">
   <w:p>
     <w:pPr>
       <w:jc w:val="center"/>
@@ -3293,8 +3355,38 @@
         <w:szCs w:val="16"/>
       </w:rPr>
       <w:fldChar w:fldCharType="begin"/>
-      <w:instrText xml:space="preserve">PAGE</w:instrText>
+    </w:r>
+    <w:r>
+      <w:rPr>
+        <w:color w:val="595959"/>
+        <w:sz w:val="16"/>
+        <w:szCs w:val="16"/>
+      </w:rPr>
+      <w:instrText>PAGE</w:instrText>
+    </w:r>
+    <w:r>
+      <w:rPr>
+        <w:color w:val="595959"/>
+        <w:sz w:val="16"/>
+        <w:szCs w:val="16"/>
+      </w:rPr>
       <w:fldChar w:fldCharType="separate"/>
+    </w:r>
+    <w:r>
+      <w:rPr>
+        <w:noProof/>
+        <w:color w:val="595959"/>
+        <w:sz w:val="16"/>
+        <w:szCs w:val="16"/>
+      </w:rPr>
+      <w:t>3</w:t>
+    </w:r>
+    <w:r>
+      <w:rPr>
+        <w:color w:val="595959"/>
+        <w:sz w:val="16"/>
+        <w:szCs w:val="16"/>
+      </w:rPr>
       <w:fldChar w:fldCharType="end"/>
     </w:r>
   </w:p>
@@ -3302,18 +3394,9 @@
 </file>
 
 <file path=word/footnotes.xml><?xml version="1.0" encoding="utf-8"?>
-<w:footnotes xmlns:wpc="http://schemas.microsoft.com/office/word/2010/wordprocessingCanvas" xmlns:mc="http://schemas.openxmlformats.org/markup-compatibility/2006" xmlns:o="urn:schemas-microsoft-com:office:office" xmlns:r="http://schemas.openxmlformats.org/officeDocument/2006/relationships" xmlns:m="http://schemas.openxmlformats.org/officeDocument/2006/math" xmlns:v="urn:schemas-microsoft-com:vml" xmlns:wp14="http://schemas.microsoft.com/office/word/2010/wordprocessingDrawing" xmlns:wp="http://schemas.openxmlformats.org/drawingml/2006/wordprocessingDrawing" xmlns:w10="urn:schemas-microsoft-com:office:word" xmlns:w="http://schemas.openxmlformats.org/wordprocessingml/2006/main" xmlns:w14="http://schemas.microsoft.com/office/word/2010/wordml" xmlns:w15="http://schemas.microsoft.com/office/word/2012/wordml" xmlns:wpg="http://schemas.microsoft.com/office/word/2010/wordprocessingGroup" xmlns:wpi="http://schemas.microsoft.com/office/word/2010/wordprocessingInk" xmlns:wne="http://schemas.microsoft.com/office/word/2006/wordml" xmlns:wps="http://schemas.microsoft.com/office/word/2010/wordprocessingShape" mc:Ignorable="w14 w15 wp14">
+<w:footnotes xmlns:wpc="http://schemas.microsoft.com/office/word/2010/wordprocessingCanvas" xmlns:cx="http://schemas.microsoft.com/office/drawing/2014/chartex" xmlns:cx1="http://schemas.microsoft.com/office/drawing/2015/9/8/chartex" xmlns:cx2="http://schemas.microsoft.com/office/drawing/2015/10/21/chartex" xmlns:cx3="http://schemas.microsoft.com/office/drawing/2016/5/9/chartex" xmlns:cx4="http://schemas.microsoft.com/office/drawing/2016/5/10/chartex" xmlns:cx5="http://schemas.microsoft.com/office/drawing/2016/5/11/chartex" xmlns:cx6="http://schemas.microsoft.com/office/drawing/2016/5/12/chartex" xmlns:cx7="http://schemas.microsoft.com/office/drawing/2016/5/13/chartex" xmlns:cx8="http://schemas.microsoft.com/office/drawing/2016/5/14/chartex" xmlns:mc="http://schemas.openxmlformats.org/markup-compatibility/2006" xmlns:aink="http://schemas.microsoft.com/office/drawing/2016/ink" xmlns:am3d="http://schemas.microsoft.com/office/drawing/2017/model3d" xmlns:o="urn:schemas-microsoft-com:office:office" xmlns:oel="http://schemas.microsoft.com/office/2019/extlst" xmlns:r="http://schemas.openxmlformats.org/officeDocument/2006/relationships" xmlns:m="http://schemas.openxmlformats.org/officeDocument/2006/math" xmlns:v="urn:schemas-microsoft-com:vml" xmlns:wp14="http://schemas.microsoft.com/office/word/2010/wordprocessingDrawing" xmlns:wp="http://schemas.openxmlformats.org/drawingml/2006/wordprocessingDrawing" xmlns:w10="urn:schemas-microsoft-com:office:word" xmlns:w="http://schemas.openxmlformats.org/wordprocessingml/2006/main" xmlns:w14="http://schemas.microsoft.com/office/word/2010/wordml" xmlns:w15="http://schemas.microsoft.com/office/word/2012/wordml" xmlns:w16cex="http://schemas.microsoft.com/office/word/2018/wordml/cex" xmlns:w16cid="http://schemas.microsoft.com/office/word/2016/wordml/cid" xmlns:w16="http://schemas.microsoft.com/office/word/2018/wordml" xmlns:w16sdtdh="http://schemas.microsoft.com/office/word/2020/wordml/sdtdatahash" xmlns:w16se="http://schemas.microsoft.com/office/word/2015/wordml/symex" xmlns:wpg="http://schemas.microsoft.com/office/word/2010/wordprocessingGroup" xmlns:wpi="http://schemas.microsoft.com/office/word/2010/wordprocessingInk" xmlns:wne="http://schemas.microsoft.com/office/word/2006/wordml" xmlns:wps="http://schemas.microsoft.com/office/word/2010/wordprocessingShape" mc:Ignorable="w14 w15 w16se w16cid w16 w16cex w16sdtdh wp14">
   <w:footnote w:type="separator" w:id="-1">
     <w:p>
-      <w:pPr>
-        <w:spacing w:after="0" w:line="240" w:lineRule="auto"/>
-      </w:pPr>
-      <w:r>
-        <w:rPr>
-          <w:rStyle w:val="FootnoteReference"/>
-        </w:rPr>
-        <w:footnoteRef/>
-      </w:r>
       <w:r>
         <w:separator/>
       </w:r>
@@ -3321,15 +3404,6 @@
   </w:footnote>
   <w:footnote w:type="continuationSeparator" w:id="0">
     <w:p>
-      <w:pPr>
-        <w:spacing w:after="0" w:line="240" w:lineRule="auto"/>
-      </w:pPr>
-      <w:r>
-        <w:rPr>
-          <w:rStyle w:val="FootnoteReference"/>
-        </w:rPr>
-        <w:footnoteRef/>
-      </w:r>
       <w:r>
         <w:continuationSeparator/>
       </w:r>
@@ -3339,7 +3413,7 @@
 </file>
 
 <file path=word/header1.xml><?xml version="1.0" encoding="utf-8"?>
-<w:hdr xmlns:wpc="http://schemas.microsoft.com/office/word/2010/wordprocessingCanvas" xmlns:mc="http://schemas.openxmlformats.org/markup-compatibility/2006" xmlns:o="urn:schemas-microsoft-com:office:office" xmlns:r="http://schemas.openxmlformats.org/officeDocument/2006/relationships" xmlns:m="http://schemas.openxmlformats.org/officeDocument/2006/math" xmlns:v="urn:schemas-microsoft-com:vml" xmlns:wp14="http://schemas.microsoft.com/office/word/2010/wordprocessingDrawing" xmlns:wp="http://schemas.openxmlformats.org/drawingml/2006/wordprocessingDrawing" xmlns:w10="urn:schemas-microsoft-com:office:word" xmlns:w="http://schemas.openxmlformats.org/wordprocessingml/2006/main" xmlns:w14="http://schemas.microsoft.com/office/word/2010/wordml" xmlns:w15="http://schemas.microsoft.com/office/word/2012/wordml" xmlns:wpg="http://schemas.microsoft.com/office/word/2010/wordprocessingGroup" xmlns:wpi="http://schemas.microsoft.com/office/word/2010/wordprocessingInk" xmlns:wne="http://schemas.microsoft.com/office/word/2006/wordml" xmlns:wps="http://schemas.microsoft.com/office/word/2010/wordprocessingShape" xmlns:cx="http://schemas.microsoft.com/office/drawing/2014/chartex" xmlns:cx1="http://schemas.microsoft.com/office/drawing/2015/9/8/chartex" xmlns:cx2="http://schemas.microsoft.com/office/drawing/2015/10/21/chartex" xmlns:cx3="http://schemas.microsoft.com/office/drawing/2016/5/9/chartex" xmlns:cx4="http://schemas.microsoft.com/office/drawing/2016/5/10/chartex" xmlns:cx5="http://schemas.microsoft.com/office/drawing/2016/5/11/chartex" xmlns:cx6="http://schemas.microsoft.com/office/drawing/2016/5/12/chartex" xmlns:cx7="http://schemas.microsoft.com/office/drawing/2016/5/13/chartex" xmlns:cx8="http://schemas.microsoft.com/office/drawing/2016/5/14/chartex" xmlns:w16cid="http://schemas.microsoft.com/office/word/2016/wordml/cid" xmlns:w16se="http://schemas.microsoft.com/office/word/2015/wordml/symex">
+<w:hdr xmlns:wpc="http://schemas.microsoft.com/office/word/2010/wordprocessingCanvas" xmlns:cx="http://schemas.microsoft.com/office/drawing/2014/chartex" xmlns:cx1="http://schemas.microsoft.com/office/drawing/2015/9/8/chartex" xmlns:cx2="http://schemas.microsoft.com/office/drawing/2015/10/21/chartex" xmlns:cx3="http://schemas.microsoft.com/office/drawing/2016/5/9/chartex" xmlns:cx4="http://schemas.microsoft.com/office/drawing/2016/5/10/chartex" xmlns:cx5="http://schemas.microsoft.com/office/drawing/2016/5/11/chartex" xmlns:cx6="http://schemas.microsoft.com/office/drawing/2016/5/12/chartex" xmlns:cx7="http://schemas.microsoft.com/office/drawing/2016/5/13/chartex" xmlns:cx8="http://schemas.microsoft.com/office/drawing/2016/5/14/chartex" xmlns:mc="http://schemas.openxmlformats.org/markup-compatibility/2006" xmlns:aink="http://schemas.microsoft.com/office/drawing/2016/ink" xmlns:am3d="http://schemas.microsoft.com/office/drawing/2017/model3d" xmlns:o="urn:schemas-microsoft-com:office:office" xmlns:oel="http://schemas.microsoft.com/office/2019/extlst" xmlns:r="http://schemas.openxmlformats.org/officeDocument/2006/relationships" xmlns:m="http://schemas.openxmlformats.org/officeDocument/2006/math" xmlns:v="urn:schemas-microsoft-com:vml" xmlns:wp14="http://schemas.microsoft.com/office/word/2010/wordprocessingDrawing" xmlns:wp="http://schemas.openxmlformats.org/drawingml/2006/wordprocessingDrawing" xmlns:w10="urn:schemas-microsoft-com:office:word" xmlns:w="http://schemas.openxmlformats.org/wordprocessingml/2006/main" xmlns:w14="http://schemas.microsoft.com/office/word/2010/wordml" xmlns:w15="http://schemas.microsoft.com/office/word/2012/wordml" xmlns:w16cex="http://schemas.microsoft.com/office/word/2018/wordml/cex" xmlns:w16cid="http://schemas.microsoft.com/office/word/2016/wordml/cid" xmlns:w16="http://schemas.microsoft.com/office/word/2018/wordml" xmlns:w16sdtdh="http://schemas.microsoft.com/office/word/2020/wordml/sdtdatahash" xmlns:w16se="http://schemas.microsoft.com/office/word/2015/wordml/symex" xmlns:wpg="http://schemas.microsoft.com/office/word/2010/wordprocessingGroup" xmlns:wpi="http://schemas.microsoft.com/office/word/2010/wordprocessingInk" xmlns:wne="http://schemas.microsoft.com/office/word/2006/wordml" xmlns:wps="http://schemas.microsoft.com/office/word/2010/wordprocessingShape" mc:Ignorable="w14 w15 w16se w16cid w16 w16cex w16sdtdh wp14">
   <w:p>
     <w:pPr>
       <w:jc w:val="right"/>
@@ -3350,17 +3424,19 @@
         <w:sz w:val="16"/>
         <w:szCs w:val="16"/>
       </w:rPr>
-      <w:t xml:space="preserve">Website Performance Analysis — Project Report</w:t>
+      <w:t>Website Performance Analysis — Project Report</w:t>
     </w:r>
   </w:p>
 </w:hdr>
 </file>
 
 <file path=word/numbering.xml><?xml version="1.0" encoding="utf-8"?>
-<w:numbering xmlns:wpc="http://schemas.microsoft.com/office/word/2010/wordprocessingCanvas" xmlns:mc="http://schemas.openxmlformats.org/markup-compatibility/2006" xmlns:o="urn:schemas-microsoft-com:office:office" xmlns:r="http://schemas.openxmlformats.org/officeDocument/2006/relationships" xmlns:m="http://schemas.openxmlformats.org/officeDocument/2006/math" xmlns:v="urn:schemas-microsoft-com:vml" xmlns:wp14="http://schemas.microsoft.com/office/word/2010/wordprocessingDrawing" xmlns:wp="http://schemas.openxmlformats.org/drawingml/2006/wordprocessingDrawing" xmlns:w10="urn:schemas-microsoft-com:office:word" xmlns:w="http://schemas.openxmlformats.org/wordprocessingml/2006/main" xmlns:w14="http://schemas.microsoft.com/office/word/2010/wordml" xmlns:w15="http://schemas.microsoft.com/office/word/2012/wordml" xmlns:wpg="http://schemas.microsoft.com/office/word/2010/wordprocessingGroup" xmlns:wpi="http://schemas.microsoft.com/office/word/2010/wordprocessingInk" xmlns:wne="http://schemas.microsoft.com/office/word/2006/wordml" xmlns:wps="http://schemas.microsoft.com/office/word/2010/wordprocessingShape" mc:Ignorable="w14 w15 wp14">
-  <w:abstractNum w:abstractNumId="1" w15:restartNumberingAfterBreak="0">
+<w:numbering xmlns:wpc="http://schemas.microsoft.com/office/word/2010/wordprocessingCanvas" xmlns:cx="http://schemas.microsoft.com/office/drawing/2014/chartex" xmlns:cx1="http://schemas.microsoft.com/office/drawing/2015/9/8/chartex" xmlns:cx2="http://schemas.microsoft.com/office/drawing/2015/10/21/chartex" xmlns:cx3="http://schemas.microsoft.com/office/drawing/2016/5/9/chartex" xmlns:cx4="http://schemas.microsoft.com/office/drawing/2016/5/10/chartex" xmlns:cx5="http://schemas.microsoft.com/office/drawing/2016/5/11/chartex" xmlns:cx6="http://schemas.microsoft.com/office/drawing/2016/5/12/chartex" xmlns:cx7="http://schemas.microsoft.com/office/drawing/2016/5/13/chartex" xmlns:cx8="http://schemas.microsoft.com/office/drawing/2016/5/14/chartex" xmlns:mc="http://schemas.openxmlformats.org/markup-compatibility/2006" xmlns:aink="http://schemas.microsoft.com/office/drawing/2016/ink" xmlns:am3d="http://schemas.microsoft.com/office/drawing/2017/model3d" xmlns:o="urn:schemas-microsoft-com:office:office" xmlns:oel="http://schemas.microsoft.com/office/2019/extlst" xmlns:r="http://schemas.openxmlformats.org/officeDocument/2006/relationships" xmlns:m="http://schemas.openxmlformats.org/officeDocument/2006/math" xmlns:v="urn:schemas-microsoft-com:vml" xmlns:wp14="http://schemas.microsoft.com/office/word/2010/wordprocessingDrawing" xmlns:wp="http://schemas.openxmlformats.org/drawingml/2006/wordprocessingDrawing" xmlns:w10="urn:schemas-microsoft-com:office:word" xmlns:w="http://schemas.openxmlformats.org/wordprocessingml/2006/main" xmlns:w14="http://schemas.microsoft.com/office/word/2010/wordml" xmlns:w15="http://schemas.microsoft.com/office/word/2012/wordml" xmlns:w16cex="http://schemas.microsoft.com/office/word/2018/wordml/cex" xmlns:w16cid="http://schemas.microsoft.com/office/word/2016/wordml/cid" xmlns:w16="http://schemas.microsoft.com/office/word/2018/wordml" xmlns:w16sdtdh="http://schemas.microsoft.com/office/word/2020/wordml/sdtdatahash" xmlns:w16se="http://schemas.microsoft.com/office/word/2015/wordml/symex" xmlns:wpg="http://schemas.microsoft.com/office/word/2010/wordprocessingGroup" xmlns:wpi="http://schemas.microsoft.com/office/word/2010/wordprocessingInk" xmlns:wne="http://schemas.microsoft.com/office/word/2006/wordml" xmlns:wps="http://schemas.microsoft.com/office/word/2010/wordprocessingShape" mc:Ignorable="w14 w15 w16se w16cid w16 w16cex w16sdtdh wp14">
+  <w:abstractNum w:abstractNumId="0" w15:restartNumberingAfterBreak="0">
+    <w:nsid w:val="70274EFE"/>
     <w:multiLevelType w:val="hybridMultilevel"/>
-    <w:lvl w:ilvl="0" w15:tentative="1">
+    <w:tmpl w:val="57607D22"/>
+    <w:lvl w:ilvl="0" w:tplc="F4A89830">
       <w:start w:val="1"/>
       <w:numFmt w:val="bullet"/>
       <w:lvlText w:val="●"/>
@@ -3369,7 +3445,7 @@
         <w:ind w:left="720" w:hanging="360"/>
       </w:pPr>
     </w:lvl>
-    <w:lvl w:ilvl="1" w15:tentative="1">
+    <w:lvl w:ilvl="1" w:tplc="E4C4BFB0">
       <w:start w:val="1"/>
       <w:numFmt w:val="bullet"/>
       <w:lvlText w:val="○"/>
@@ -3378,7 +3454,7 @@
         <w:ind w:left="1440" w:hanging="360"/>
       </w:pPr>
     </w:lvl>
-    <w:lvl w:ilvl="2" w15:tentative="1">
+    <w:lvl w:ilvl="2" w:tplc="4F5A8996">
       <w:start w:val="1"/>
       <w:numFmt w:val="bullet"/>
       <w:lvlText w:val="■"/>
@@ -3387,7 +3463,7 @@
         <w:ind w:left="2160" w:hanging="360"/>
       </w:pPr>
     </w:lvl>
-    <w:lvl w:ilvl="3" w15:tentative="1">
+    <w:lvl w:ilvl="3" w:tplc="C32E74D6">
       <w:start w:val="1"/>
       <w:numFmt w:val="bullet"/>
       <w:lvlText w:val="●"/>
@@ -3396,7 +3472,7 @@
         <w:ind w:left="2880" w:hanging="360"/>
       </w:pPr>
     </w:lvl>
-    <w:lvl w:ilvl="4" w15:tentative="1">
+    <w:lvl w:ilvl="4" w:tplc="967CB190">
       <w:start w:val="1"/>
       <w:numFmt w:val="bullet"/>
       <w:lvlText w:val="○"/>
@@ -3405,7 +3481,7 @@
         <w:ind w:left="3600" w:hanging="360"/>
       </w:pPr>
     </w:lvl>
-    <w:lvl w:ilvl="5" w15:tentative="1">
+    <w:lvl w:ilvl="5" w:tplc="79BA389C">
       <w:start w:val="1"/>
       <w:numFmt w:val="bullet"/>
       <w:lvlText w:val="■"/>
@@ -3414,7 +3490,7 @@
         <w:ind w:left="4320" w:hanging="360"/>
       </w:pPr>
     </w:lvl>
-    <w:lvl w:ilvl="6" w15:tentative="1">
+    <w:lvl w:ilvl="6" w:tplc="34261E5A">
       <w:start w:val="1"/>
       <w:numFmt w:val="bullet"/>
       <w:lvlText w:val="●"/>
@@ -3423,7 +3499,7 @@
         <w:ind w:left="5040" w:hanging="360"/>
       </w:pPr>
     </w:lvl>
-    <w:lvl w:ilvl="7" w15:tentative="1">
+    <w:lvl w:ilvl="7" w:tplc="DF5A138C">
       <w:start w:val="1"/>
       <w:numFmt w:val="bullet"/>
       <w:lvlText w:val="●"/>
@@ -3432,7 +3508,7 @@
         <w:ind w:left="5760" w:hanging="360"/>
       </w:pPr>
     </w:lvl>
-    <w:lvl w:ilvl="8" w15:tentative="1">
+    <w:lvl w:ilvl="8" w:tplc="54941C10">
       <w:start w:val="1"/>
       <w:numFmt w:val="bullet"/>
       <w:lvlText w:val="●"/>
@@ -3442,8 +3518,8 @@
       </w:pPr>
     </w:lvl>
   </w:abstractNum>
-  <w:num w:numId="1">
-    <w:abstractNumId w:val="1"/>
+  <w:num w:numId="1" w16cid:durableId="637762398">
+    <w:abstractNumId w:val="0"/>
     <w:lvlOverride w:ilvl="0">
       <w:startOverride w:val="1"/>
     </w:lvlOverride>
@@ -3452,30 +3528,405 @@
 </file>
 
 <file path=word/styles.xml><?xml version="1.0" encoding="utf-8"?>
-<w:styles xmlns:mc="http://schemas.openxmlformats.org/markup-compatibility/2006" xmlns:r="http://schemas.openxmlformats.org/officeDocument/2006/relationships" xmlns:w="http://schemas.openxmlformats.org/wordprocessingml/2006/main" xmlns:w14="http://schemas.microsoft.com/office/word/2010/wordml" xmlns:w15="http://schemas.microsoft.com/office/word/2012/wordml" mc:Ignorable="w14 w15">
+<w:styles xmlns:mc="http://schemas.openxmlformats.org/markup-compatibility/2006" xmlns:r="http://schemas.openxmlformats.org/officeDocument/2006/relationships" xmlns:w="http://schemas.openxmlformats.org/wordprocessingml/2006/main" xmlns:w14="http://schemas.microsoft.com/office/word/2010/wordml" xmlns:w15="http://schemas.microsoft.com/office/word/2012/wordml" xmlns:w16cex="http://schemas.microsoft.com/office/word/2018/wordml/cex" xmlns:w16cid="http://schemas.microsoft.com/office/word/2016/wordml/cid" xmlns:w16="http://schemas.microsoft.com/office/word/2018/wordml" xmlns:w16sdtdh="http://schemas.microsoft.com/office/word/2020/wordml/sdtdatahash" xmlns:w16se="http://schemas.microsoft.com/office/word/2015/wordml/symex" mc:Ignorable="w14 w15 w16se w16cid w16 w16cex w16sdtdh">
   <w:docDefaults>
     <w:rPrDefault>
       <w:rPr>
-        <w:rFonts w:ascii="Calibri" w:cs="Calibri" w:eastAsia="Calibri" w:hAnsi="Calibri"/>
+        <w:rFonts w:ascii="Calibri" w:eastAsia="Calibri" w:hAnsi="Calibri" w:cs="Calibri"/>
+        <w:lang w:val="en-IN" w:eastAsia="en-IN" w:bidi="ar-SA"/>
       </w:rPr>
     </w:rPrDefault>
     <w:pPrDefault/>
   </w:docDefaults>
-  <w:style w:type="paragraph" w:styleId="Title">
-    <w:name w:val="Title"/>
-    <w:basedOn w:val="Normal"/>
-    <w:next w:val="Normal"/>
+  <w:latentStyles w:defLockedState="0" w:defUIPriority="99" w:defSemiHidden="0" w:defUnhideWhenUsed="0" w:defQFormat="0" w:count="376">
+    <w:lsdException w:name="Normal" w:uiPriority="0" w:qFormat="1"/>
+    <w:lsdException w:name="heading 1" w:uiPriority="9" w:qFormat="1"/>
+    <w:lsdException w:name="heading 2" w:semiHidden="1" w:uiPriority="9" w:unhideWhenUsed="1" w:qFormat="1"/>
+    <w:lsdException w:name="heading 3" w:semiHidden="1" w:uiPriority="9" w:unhideWhenUsed="1" w:qFormat="1"/>
+    <w:lsdException w:name="heading 4" w:semiHidden="1" w:uiPriority="9" w:unhideWhenUsed="1" w:qFormat="1"/>
+    <w:lsdException w:name="heading 5" w:semiHidden="1" w:uiPriority="9" w:unhideWhenUsed="1" w:qFormat="1"/>
+    <w:lsdException w:name="heading 6" w:semiHidden="1" w:uiPriority="9" w:unhideWhenUsed="1" w:qFormat="1"/>
+    <w:lsdException w:name="heading 7" w:semiHidden="1" w:uiPriority="9" w:unhideWhenUsed="1" w:qFormat="1"/>
+    <w:lsdException w:name="heading 8" w:semiHidden="1" w:uiPriority="9" w:unhideWhenUsed="1" w:qFormat="1"/>
+    <w:lsdException w:name="heading 9" w:semiHidden="1" w:uiPriority="9" w:unhideWhenUsed="1" w:qFormat="1"/>
+    <w:lsdException w:name="index 1" w:semiHidden="1" w:unhideWhenUsed="1"/>
+    <w:lsdException w:name="index 2" w:semiHidden="1" w:unhideWhenUsed="1"/>
+    <w:lsdException w:name="index 3" w:semiHidden="1" w:unhideWhenUsed="1"/>
+    <w:lsdException w:name="index 4" w:semiHidden="1" w:unhideWhenUsed="1"/>
+    <w:lsdException w:name="index 5" w:semiHidden="1" w:unhideWhenUsed="1"/>
+    <w:lsdException w:name="index 6" w:semiHidden="1" w:unhideWhenUsed="1"/>
+    <w:lsdException w:name="index 7" w:semiHidden="1" w:unhideWhenUsed="1"/>
+    <w:lsdException w:name="index 8" w:semiHidden="1" w:unhideWhenUsed="1"/>
+    <w:lsdException w:name="index 9" w:semiHidden="1" w:unhideWhenUsed="1"/>
+    <w:lsdException w:name="toc 1" w:semiHidden="1" w:uiPriority="39" w:unhideWhenUsed="1"/>
+    <w:lsdException w:name="toc 2" w:semiHidden="1" w:uiPriority="39" w:unhideWhenUsed="1"/>
+    <w:lsdException w:name="toc 3" w:semiHidden="1" w:uiPriority="39" w:unhideWhenUsed="1"/>
+    <w:lsdException w:name="toc 4" w:semiHidden="1" w:uiPriority="39" w:unhideWhenUsed="1"/>
+    <w:lsdException w:name="toc 5" w:semiHidden="1" w:uiPriority="39" w:unhideWhenUsed="1"/>
+    <w:lsdException w:name="toc 6" w:semiHidden="1" w:uiPriority="39" w:unhideWhenUsed="1"/>
+    <w:lsdException w:name="toc 7" w:semiHidden="1" w:uiPriority="39" w:unhideWhenUsed="1"/>
+    <w:lsdException w:name="toc 8" w:semiHidden="1" w:uiPriority="39" w:unhideWhenUsed="1"/>
+    <w:lsdException w:name="toc 9" w:semiHidden="1" w:uiPriority="39" w:unhideWhenUsed="1"/>
+    <w:lsdException w:name="Normal Indent" w:semiHidden="1" w:unhideWhenUsed="1"/>
+    <w:lsdException w:name="footnote text" w:semiHidden="1" w:unhideWhenUsed="1"/>
+    <w:lsdException w:name="annotation text" w:semiHidden="1" w:unhideWhenUsed="1"/>
+    <w:lsdException w:name="header" w:semiHidden="1" w:unhideWhenUsed="1"/>
+    <w:lsdException w:name="footer" w:semiHidden="1" w:unhideWhenUsed="1"/>
+    <w:lsdException w:name="index heading" w:semiHidden="1" w:unhideWhenUsed="1"/>
+    <w:lsdException w:name="caption" w:semiHidden="1" w:uiPriority="35" w:unhideWhenUsed="1" w:qFormat="1"/>
+    <w:lsdException w:name="table of figures" w:semiHidden="1" w:unhideWhenUsed="1"/>
+    <w:lsdException w:name="envelope address" w:semiHidden="1" w:unhideWhenUsed="1"/>
+    <w:lsdException w:name="envelope return" w:semiHidden="1" w:unhideWhenUsed="1"/>
+    <w:lsdException w:name="footnote reference" w:semiHidden="1" w:unhideWhenUsed="1"/>
+    <w:lsdException w:name="annotation reference" w:semiHidden="1" w:unhideWhenUsed="1"/>
+    <w:lsdException w:name="line number" w:semiHidden="1" w:unhideWhenUsed="1"/>
+    <w:lsdException w:name="page number" w:semiHidden="1" w:unhideWhenUsed="1"/>
+    <w:lsdException w:name="endnote reference" w:semiHidden="1" w:unhideWhenUsed="1"/>
+    <w:lsdException w:name="endnote text" w:semiHidden="1" w:unhideWhenUsed="1"/>
+    <w:lsdException w:name="table of authorities" w:semiHidden="1" w:unhideWhenUsed="1"/>
+    <w:lsdException w:name="macro" w:semiHidden="1" w:unhideWhenUsed="1"/>
+    <w:lsdException w:name="toa heading" w:semiHidden="1" w:unhideWhenUsed="1"/>
+    <w:lsdException w:name="List" w:semiHidden="1" w:unhideWhenUsed="1"/>
+    <w:lsdException w:name="List Bullet" w:semiHidden="1" w:unhideWhenUsed="1"/>
+    <w:lsdException w:name="List Number" w:semiHidden="1" w:unhideWhenUsed="1"/>
+    <w:lsdException w:name="List 2" w:semiHidden="1" w:unhideWhenUsed="1"/>
+    <w:lsdException w:name="List 3" w:semiHidden="1" w:unhideWhenUsed="1"/>
+    <w:lsdException w:name="List 4" w:semiHidden="1" w:unhideWhenUsed="1"/>
+    <w:lsdException w:name="List 5" w:semiHidden="1" w:unhideWhenUsed="1"/>
+    <w:lsdException w:name="List Bullet 2" w:semiHidden="1" w:unhideWhenUsed="1"/>
+    <w:lsdException w:name="List Bullet 3" w:semiHidden="1" w:unhideWhenUsed="1"/>
+    <w:lsdException w:name="List Bullet 4" w:semiHidden="1" w:unhideWhenUsed="1"/>
+    <w:lsdException w:name="List Bullet 5" w:semiHidden="1" w:unhideWhenUsed="1"/>
+    <w:lsdException w:name="List Number 2" w:semiHidden="1" w:unhideWhenUsed="1"/>
+    <w:lsdException w:name="List Number 3" w:semiHidden="1" w:unhideWhenUsed="1"/>
+    <w:lsdException w:name="List Number 4" w:semiHidden="1" w:unhideWhenUsed="1"/>
+    <w:lsdException w:name="List Number 5" w:semiHidden="1" w:unhideWhenUsed="1"/>
+    <w:lsdException w:name="Title" w:uiPriority="10" w:qFormat="1"/>
+    <w:lsdException w:name="Closing" w:semiHidden="1" w:unhideWhenUsed="1"/>
+    <w:lsdException w:name="Signature" w:semiHidden="1" w:unhideWhenUsed="1"/>
+    <w:lsdException w:name="Default Paragraph Font" w:semiHidden="1" w:uiPriority="1" w:unhideWhenUsed="1"/>
+    <w:lsdException w:name="Body Text" w:semiHidden="1" w:unhideWhenUsed="1"/>
+    <w:lsdException w:name="Body Text Indent" w:semiHidden="1" w:unhideWhenUsed="1"/>
+    <w:lsdException w:name="List Continue" w:semiHidden="1" w:unhideWhenUsed="1"/>
+    <w:lsdException w:name="List Continue 2" w:semiHidden="1" w:unhideWhenUsed="1"/>
+    <w:lsdException w:name="List Continue 3" w:semiHidden="1" w:unhideWhenUsed="1"/>
+    <w:lsdException w:name="List Continue 4" w:semiHidden="1" w:unhideWhenUsed="1"/>
+    <w:lsdException w:name="List Continue 5" w:semiHidden="1" w:unhideWhenUsed="1"/>
+    <w:lsdException w:name="Message Header" w:semiHidden="1" w:unhideWhenUsed="1"/>
+    <w:lsdException w:name="Subtitle" w:uiPriority="11" w:qFormat="1"/>
+    <w:lsdException w:name="Salutation" w:semiHidden="1" w:unhideWhenUsed="1"/>
+    <w:lsdException w:name="Date" w:semiHidden="1" w:unhideWhenUsed="1"/>
+    <w:lsdException w:name="Body Text First Indent" w:semiHidden="1" w:unhideWhenUsed="1"/>
+    <w:lsdException w:name="Body Text First Indent 2" w:semiHidden="1" w:unhideWhenUsed="1"/>
+    <w:lsdException w:name="Note Heading" w:semiHidden="1" w:unhideWhenUsed="1"/>
+    <w:lsdException w:name="Body Text 2" w:semiHidden="1" w:unhideWhenUsed="1"/>
+    <w:lsdException w:name="Body Text 3" w:semiHidden="1" w:unhideWhenUsed="1"/>
+    <w:lsdException w:name="Body Text Indent 2" w:semiHidden="1" w:unhideWhenUsed="1"/>
+    <w:lsdException w:name="Body Text Indent 3" w:semiHidden="1" w:unhideWhenUsed="1"/>
+    <w:lsdException w:name="Block Text" w:semiHidden="1" w:unhideWhenUsed="1"/>
+    <w:lsdException w:name="Hyperlink" w:semiHidden="1" w:unhideWhenUsed="1"/>
+    <w:lsdException w:name="FollowedHyperlink" w:semiHidden="1" w:unhideWhenUsed="1"/>
+    <w:lsdException w:name="Strong" w:uiPriority="22" w:qFormat="1"/>
+    <w:lsdException w:name="Emphasis" w:uiPriority="20" w:qFormat="1"/>
+    <w:lsdException w:name="Document Map" w:semiHidden="1" w:unhideWhenUsed="1"/>
+    <w:lsdException w:name="Plain Text" w:semiHidden="1" w:unhideWhenUsed="1"/>
+    <w:lsdException w:name="E-mail Signature" w:semiHidden="1" w:unhideWhenUsed="1"/>
+    <w:lsdException w:name="HTML Top of Form" w:semiHidden="1" w:unhideWhenUsed="1"/>
+    <w:lsdException w:name="HTML Bottom of Form" w:semiHidden="1" w:unhideWhenUsed="1"/>
+    <w:lsdException w:name="Normal (Web)" w:semiHidden="1" w:unhideWhenUsed="1"/>
+    <w:lsdException w:name="HTML Acronym" w:semiHidden="1" w:unhideWhenUsed="1"/>
+    <w:lsdException w:name="HTML Address" w:semiHidden="1" w:unhideWhenUsed="1"/>
+    <w:lsdException w:name="HTML Cite" w:semiHidden="1" w:unhideWhenUsed="1"/>
+    <w:lsdException w:name="HTML Code" w:semiHidden="1" w:unhideWhenUsed="1"/>
+    <w:lsdException w:name="HTML Definition" w:semiHidden="1" w:unhideWhenUsed="1"/>
+    <w:lsdException w:name="HTML Keyboard" w:semiHidden="1" w:unhideWhenUsed="1"/>
+    <w:lsdException w:name="HTML Preformatted" w:semiHidden="1" w:unhideWhenUsed="1"/>
+    <w:lsdException w:name="HTML Sample" w:semiHidden="1" w:unhideWhenUsed="1"/>
+    <w:lsdException w:name="HTML Typewriter" w:semiHidden="1" w:unhideWhenUsed="1"/>
+    <w:lsdException w:name="HTML Variable" w:semiHidden="1" w:unhideWhenUsed="1"/>
+    <w:lsdException w:name="Normal Table" w:semiHidden="1" w:unhideWhenUsed="1"/>
+    <w:lsdException w:name="annotation subject" w:semiHidden="1" w:unhideWhenUsed="1"/>
+    <w:lsdException w:name="No List" w:semiHidden="1" w:unhideWhenUsed="1"/>
+    <w:lsdException w:name="Outline List 1" w:semiHidden="1" w:unhideWhenUsed="1"/>
+    <w:lsdException w:name="Outline List 2" w:semiHidden="1" w:unhideWhenUsed="1"/>
+    <w:lsdException w:name="Outline List 3" w:semiHidden="1" w:unhideWhenUsed="1"/>
+    <w:lsdException w:name="Table Simple 1" w:semiHidden="1" w:unhideWhenUsed="1"/>
+    <w:lsdException w:name="Table Simple 2" w:semiHidden="1" w:unhideWhenUsed="1"/>
+    <w:lsdException w:name="Table Simple 3" w:semiHidden="1" w:unhideWhenUsed="1"/>
+    <w:lsdException w:name="Table Classic 1" w:semiHidden="1" w:unhideWhenUsed="1"/>
+    <w:lsdException w:name="Table Classic 2" w:semiHidden="1" w:unhideWhenUsed="1"/>
+    <w:lsdException w:name="Table Classic 3" w:semiHidden="1" w:unhideWhenUsed="1"/>
+    <w:lsdException w:name="Table Classic 4" w:semiHidden="1" w:unhideWhenUsed="1"/>
+    <w:lsdException w:name="Table Colorful 1" w:semiHidden="1" w:unhideWhenUsed="1"/>
+    <w:lsdException w:name="Table Colorful 2" w:semiHidden="1" w:unhideWhenUsed="1"/>
+    <w:lsdException w:name="Table Colorful 3" w:semiHidden="1" w:unhideWhenUsed="1"/>
+    <w:lsdException w:name="Table Columns 1" w:semiHidden="1" w:unhideWhenUsed="1"/>
+    <w:lsdException w:name="Table Columns 2" w:semiHidden="1" w:unhideWhenUsed="1"/>
+    <w:lsdException w:name="Table Columns 3" w:semiHidden="1" w:unhideWhenUsed="1"/>
+    <w:lsdException w:name="Table Columns 4" w:semiHidden="1" w:unhideWhenUsed="1"/>
+    <w:lsdException w:name="Table Columns 5" w:semiHidden="1" w:unhideWhenUsed="1"/>
+    <w:lsdException w:name="Table Grid 1" w:semiHidden="1" w:unhideWhenUsed="1"/>
+    <w:lsdException w:name="Table Grid 2" w:semiHidden="1" w:unhideWhenUsed="1"/>
+    <w:lsdException w:name="Table Grid 3" w:semiHidden="1" w:unhideWhenUsed="1"/>
+    <w:lsdException w:name="Table Grid 4" w:semiHidden="1" w:unhideWhenUsed="1"/>
+    <w:lsdException w:name="Table Grid 5" w:semiHidden="1" w:unhideWhenUsed="1"/>
+    <w:lsdException w:name="Table Grid 6" w:semiHidden="1" w:unhideWhenUsed="1"/>
+    <w:lsdException w:name="Table Grid 7" w:semiHidden="1" w:unhideWhenUsed="1"/>
+    <w:lsdException w:name="Table Grid 8" w:semiHidden="1" w:unhideWhenUsed="1"/>
+    <w:lsdException w:name="Table List 1" w:semiHidden="1" w:unhideWhenUsed="1"/>
+    <w:lsdException w:name="Table List 2" w:semiHidden="1" w:unhideWhenUsed="1"/>
+    <w:lsdException w:name="Table List 3" w:semiHidden="1" w:unhideWhenUsed="1"/>
+    <w:lsdException w:name="Table List 4" w:semiHidden="1" w:unhideWhenUsed="1"/>
+    <w:lsdException w:name="Table List 5" w:semiHidden="1" w:unhideWhenUsed="1"/>
+    <w:lsdException w:name="Table List 6" w:semiHidden="1" w:unhideWhenUsed="1"/>
+    <w:lsdException w:name="Table List 7" w:semiHidden="1" w:unhideWhenUsed="1"/>
+    <w:lsdException w:name="Table List 8" w:semiHidden="1" w:unhideWhenUsed="1"/>
+    <w:lsdException w:name="Table 3D effects 1" w:semiHidden="1" w:unhideWhenUsed="1"/>
+    <w:lsdException w:name="Table 3D effects 2" w:semiHidden="1" w:unhideWhenUsed="1"/>
+    <w:lsdException w:name="Table 3D effects 3" w:semiHidden="1" w:unhideWhenUsed="1"/>
+    <w:lsdException w:name="Table Contemporary" w:semiHidden="1" w:unhideWhenUsed="1"/>
+    <w:lsdException w:name="Table Elegant" w:semiHidden="1" w:unhideWhenUsed="1"/>
+    <w:lsdException w:name="Table Professional" w:semiHidden="1" w:unhideWhenUsed="1"/>
+    <w:lsdException w:name="Table Subtle 1" w:semiHidden="1" w:unhideWhenUsed="1"/>
+    <w:lsdException w:name="Table Subtle 2" w:semiHidden="1" w:unhideWhenUsed="1"/>
+    <w:lsdException w:name="Table Web 1" w:semiHidden="1" w:unhideWhenUsed="1"/>
+    <w:lsdException w:name="Table Web 2" w:semiHidden="1" w:unhideWhenUsed="1"/>
+    <w:lsdException w:name="Table Web 3" w:semiHidden="1" w:unhideWhenUsed="1"/>
+    <w:lsdException w:name="Balloon Text" w:semiHidden="1" w:unhideWhenUsed="1"/>
+    <w:lsdException w:name="Table Grid" w:uiPriority="39"/>
+    <w:lsdException w:name="Table Theme" w:semiHidden="1" w:unhideWhenUsed="1"/>
+    <w:lsdException w:name="Placeholder Text" w:semiHidden="1"/>
+    <w:lsdException w:name="No Spacing" w:uiPriority="1" w:qFormat="1"/>
+    <w:lsdException w:name="Light Shading" w:uiPriority="60"/>
+    <w:lsdException w:name="Light List" w:uiPriority="61"/>
+    <w:lsdException w:name="Light Grid" w:uiPriority="62"/>
+    <w:lsdException w:name="Medium Shading 1" w:uiPriority="63"/>
+    <w:lsdException w:name="Medium Shading 2" w:uiPriority="64"/>
+    <w:lsdException w:name="Medium List 1" w:uiPriority="65"/>
+    <w:lsdException w:name="Medium List 2" w:uiPriority="66"/>
+    <w:lsdException w:name="Medium Grid 1" w:uiPriority="67"/>
+    <w:lsdException w:name="Medium Grid 2" w:uiPriority="68"/>
+    <w:lsdException w:name="Medium Grid 3" w:uiPriority="69"/>
+    <w:lsdException w:name="Dark List" w:uiPriority="70"/>
+    <w:lsdException w:name="Colorful Shading" w:uiPriority="71"/>
+    <w:lsdException w:name="Colorful List" w:uiPriority="72"/>
+    <w:lsdException w:name="Colorful Grid" w:uiPriority="73"/>
+    <w:lsdException w:name="Light Shading Accent 1" w:uiPriority="60"/>
+    <w:lsdException w:name="Light List Accent 1" w:uiPriority="61"/>
+    <w:lsdException w:name="Light Grid Accent 1" w:uiPriority="62"/>
+    <w:lsdException w:name="Medium Shading 1 Accent 1" w:uiPriority="63"/>
+    <w:lsdException w:name="Medium Shading 2 Accent 1" w:uiPriority="64"/>
+    <w:lsdException w:name="Medium List 1 Accent 1" w:uiPriority="65"/>
+    <w:lsdException w:name="Revision" w:semiHidden="1"/>
+    <w:lsdException w:name="List Paragraph" w:uiPriority="34" w:qFormat="1"/>
+    <w:lsdException w:name="Quote" w:uiPriority="29" w:qFormat="1"/>
+    <w:lsdException w:name="Intense Quote" w:uiPriority="30" w:qFormat="1"/>
+    <w:lsdException w:name="Medium List 2 Accent 1" w:uiPriority="66"/>
+    <w:lsdException w:name="Medium Grid 1 Accent 1" w:uiPriority="67"/>
+    <w:lsdException w:name="Medium Grid 2 Accent 1" w:uiPriority="68"/>
+    <w:lsdException w:name="Medium Grid 3 Accent 1" w:uiPriority="69"/>
+    <w:lsdException w:name="Dark List Accent 1" w:uiPriority="70"/>
+    <w:lsdException w:name="Colorful Shading Accent 1" w:uiPriority="71"/>
+    <w:lsdException w:name="Colorful List Accent 1" w:uiPriority="72"/>
+    <w:lsdException w:name="Colorful Grid Accent 1" w:uiPriority="73"/>
+    <w:lsdException w:name="Light Shading Accent 2" w:uiPriority="60"/>
+    <w:lsdException w:name="Light List Accent 2" w:uiPriority="61"/>
+    <w:lsdException w:name="Light Grid Accent 2" w:uiPriority="62"/>
+    <w:lsdException w:name="Medium Shading 1 Accent 2" w:uiPriority="63"/>
+    <w:lsdException w:name="Medium Shading 2 Accent 2" w:uiPriority="64"/>
+    <w:lsdException w:name="Medium List 1 Accent 2" w:uiPriority="65"/>
+    <w:lsdException w:name="Medium List 2 Accent 2" w:uiPriority="66"/>
+    <w:lsdException w:name="Medium Grid 1 Accent 2" w:uiPriority="67"/>
+    <w:lsdException w:name="Medium Grid 2 Accent 2" w:uiPriority="68"/>
+    <w:lsdException w:name="Medium Grid 3 Accent 2" w:uiPriority="69"/>
+    <w:lsdException w:name="Dark List Accent 2" w:uiPriority="70"/>
+    <w:lsdException w:name="Colorful Shading Accent 2" w:uiPriority="71"/>
+    <w:lsdException w:name="Colorful List Accent 2" w:uiPriority="72"/>
+    <w:lsdException w:name="Colorful Grid Accent 2" w:uiPriority="73"/>
+    <w:lsdException w:name="Light Shading Accent 3" w:uiPriority="60"/>
+    <w:lsdException w:name="Light List Accent 3" w:uiPriority="61"/>
+    <w:lsdException w:name="Light Grid Accent 3" w:uiPriority="62"/>
+    <w:lsdException w:name="Medium Shading 1 Accent 3" w:uiPriority="63"/>
+    <w:lsdException w:name="Medium Shading 2 Accent 3" w:uiPriority="64"/>
+    <w:lsdException w:name="Medium List 1 Accent 3" w:uiPriority="65"/>
+    <w:lsdException w:name="Medium List 2 Accent 3" w:uiPriority="66"/>
+    <w:lsdException w:name="Medium Grid 1 Accent 3" w:uiPriority="67"/>
+    <w:lsdException w:name="Medium Grid 2 Accent 3" w:uiPriority="68"/>
+    <w:lsdException w:name="Medium Grid 3 Accent 3" w:uiPriority="69"/>
+    <w:lsdException w:name="Dark List Accent 3" w:uiPriority="70"/>
+    <w:lsdException w:name="Colorful Shading Accent 3" w:uiPriority="71"/>
+    <w:lsdException w:name="Colorful List Accent 3" w:uiPriority="72"/>
+    <w:lsdException w:name="Colorful Grid Accent 3" w:uiPriority="73"/>
+    <w:lsdException w:name="Light Shading Accent 4" w:uiPriority="60"/>
+    <w:lsdException w:name="Light List Accent 4" w:uiPriority="61"/>
+    <w:lsdException w:name="Light Grid Accent 4" w:uiPriority="62"/>
+    <w:lsdException w:name="Medium Shading 1 Accent 4" w:uiPriority="63"/>
+    <w:lsdException w:name="Medium Shading 2 Accent 4" w:uiPriority="64"/>
+    <w:lsdException w:name="Medium List 1 Accent 4" w:uiPriority="65"/>
+    <w:lsdException w:name="Medium List 2 Accent 4" w:uiPriority="66"/>
+    <w:lsdException w:name="Medium Grid 1 Accent 4" w:uiPriority="67"/>
+    <w:lsdException w:name="Medium Grid 2 Accent 4" w:uiPriority="68"/>
+    <w:lsdException w:name="Medium Grid 3 Accent 4" w:uiPriority="69"/>
+    <w:lsdException w:name="Dark List Accent 4" w:uiPriority="70"/>
+    <w:lsdException w:name="Colorful Shading Accent 4" w:uiPriority="71"/>
+    <w:lsdException w:name="Colorful List Accent 4" w:uiPriority="72"/>
+    <w:lsdException w:name="Colorful Grid Accent 4" w:uiPriority="73"/>
+    <w:lsdException w:name="Light Shading Accent 5" w:uiPriority="60"/>
+    <w:lsdException w:name="Light List Accent 5" w:uiPriority="61"/>
+    <w:lsdException w:name="Light Grid Accent 5" w:uiPriority="62"/>
+    <w:lsdException w:name="Medium Shading 1 Accent 5" w:uiPriority="63"/>
+    <w:lsdException w:name="Medium Shading 2 Accent 5" w:uiPriority="64"/>
+    <w:lsdException w:name="Medium List 1 Accent 5" w:uiPriority="65"/>
+    <w:lsdException w:name="Medium List 2 Accent 5" w:uiPriority="66"/>
+    <w:lsdException w:name="Medium Grid 1 Accent 5" w:uiPriority="67"/>
+    <w:lsdException w:name="Medium Grid 2 Accent 5" w:uiPriority="68"/>
+    <w:lsdException w:name="Medium Grid 3 Accent 5" w:uiPriority="69"/>
+    <w:lsdException w:name="Dark List Accent 5" w:uiPriority="70"/>
+    <w:lsdException w:name="Colorful Shading Accent 5" w:uiPriority="71"/>
+    <w:lsdException w:name="Colorful List Accent 5" w:uiPriority="72"/>
+    <w:lsdException w:name="Colorful Grid Accent 5" w:uiPriority="73"/>
+    <w:lsdException w:name="Light Shading Accent 6" w:uiPriority="60"/>
+    <w:lsdException w:name="Light List Accent 6" w:uiPriority="61"/>
+    <w:lsdException w:name="Light Grid Accent 6" w:uiPriority="62"/>
+    <w:lsdException w:name="Medium Shading 1 Accent 6" w:uiPriority="63"/>
+    <w:lsdException w:name="Medium Shading 2 Accent 6" w:uiPriority="64"/>
+    <w:lsdException w:name="Medium List 1 Accent 6" w:uiPriority="65"/>
+    <w:lsdException w:name="Medium List 2 Accent 6" w:uiPriority="66"/>
+    <w:lsdException w:name="Medium Grid 1 Accent 6" w:uiPriority="67"/>
+    <w:lsdException w:name="Medium Grid 2 Accent 6" w:uiPriority="68"/>
+    <w:lsdException w:name="Medium Grid 3 Accent 6" w:uiPriority="69"/>
+    <w:lsdException w:name="Dark List Accent 6" w:uiPriority="70"/>
+    <w:lsdException w:name="Colorful Shading Accent 6" w:uiPriority="71"/>
+    <w:lsdException w:name="Colorful List Accent 6" w:uiPriority="72"/>
+    <w:lsdException w:name="Colorful Grid Accent 6" w:uiPriority="73"/>
+    <w:lsdException w:name="Subtle Emphasis" w:uiPriority="19" w:qFormat="1"/>
+    <w:lsdException w:name="Intense Emphasis" w:uiPriority="21" w:qFormat="1"/>
+    <w:lsdException w:name="Subtle Reference" w:uiPriority="31" w:qFormat="1"/>
+    <w:lsdException w:name="Intense Reference" w:uiPriority="32" w:qFormat="1"/>
+    <w:lsdException w:name="Book Title" w:uiPriority="33" w:qFormat="1"/>
+    <w:lsdException w:name="Bibliography" w:semiHidden="1" w:uiPriority="37" w:unhideWhenUsed="1"/>
+    <w:lsdException w:name="TOC Heading" w:semiHidden="1" w:uiPriority="39" w:unhideWhenUsed="1" w:qFormat="1"/>
+    <w:lsdException w:name="Plain Table 1" w:uiPriority="41"/>
+    <w:lsdException w:name="Plain Table 2" w:uiPriority="42"/>
+    <w:lsdException w:name="Plain Table 3" w:uiPriority="43"/>
+    <w:lsdException w:name="Plain Table 4" w:uiPriority="44"/>
+    <w:lsdException w:name="Plain Table 5" w:uiPriority="45"/>
+    <w:lsdException w:name="Grid Table Light" w:uiPriority="40"/>
+    <w:lsdException w:name="Grid Table 1 Light" w:uiPriority="46"/>
+    <w:lsdException w:name="Grid Table 2" w:uiPriority="47"/>
+    <w:lsdException w:name="Grid Table 3" w:uiPriority="48"/>
+    <w:lsdException w:name="Grid Table 4" w:uiPriority="49"/>
+    <w:lsdException w:name="Grid Table 5 Dark" w:uiPriority="50"/>
+    <w:lsdException w:name="Grid Table 6 Colorful" w:uiPriority="51"/>
+    <w:lsdException w:name="Grid Table 7 Colorful" w:uiPriority="52"/>
+    <w:lsdException w:name="Grid Table 1 Light Accent 1" w:uiPriority="46"/>
+    <w:lsdException w:name="Grid Table 2 Accent 1" w:uiPriority="47"/>
+    <w:lsdException w:name="Grid Table 3 Accent 1" w:uiPriority="48"/>
+    <w:lsdException w:name="Grid Table 4 Accent 1" w:uiPriority="49"/>
+    <w:lsdException w:name="Grid Table 5 Dark Accent 1" w:uiPriority="50"/>
+    <w:lsdException w:name="Grid Table 6 Colorful Accent 1" w:uiPriority="51"/>
+    <w:lsdException w:name="Grid Table 7 Colorful Accent 1" w:uiPriority="52"/>
+    <w:lsdException w:name="Grid Table 1 Light Accent 2" w:uiPriority="46"/>
+    <w:lsdException w:name="Grid Table 2 Accent 2" w:uiPriority="47"/>
+    <w:lsdException w:name="Grid Table 3 Accent 2" w:uiPriority="48"/>
+    <w:lsdException w:name="Grid Table 4 Accent 2" w:uiPriority="49"/>
+    <w:lsdException w:name="Grid Table 5 Dark Accent 2" w:uiPriority="50"/>
+    <w:lsdException w:name="Grid Table 6 Colorful Accent 2" w:uiPriority="51"/>
+    <w:lsdException w:name="Grid Table 7 Colorful Accent 2" w:uiPriority="52"/>
+    <w:lsdException w:name="Grid Table 1 Light Accent 3" w:uiPriority="46"/>
+    <w:lsdException w:name="Grid Table 2 Accent 3" w:uiPriority="47"/>
+    <w:lsdException w:name="Grid Table 3 Accent 3" w:uiPriority="48"/>
+    <w:lsdException w:name="Grid Table 4 Accent 3" w:uiPriority="49"/>
+    <w:lsdException w:name="Grid Table 5 Dark Accent 3" w:uiPriority="50"/>
+    <w:lsdException w:name="Grid Table 6 Colorful Accent 3" w:uiPriority="51"/>
+    <w:lsdException w:name="Grid Table 7 Colorful Accent 3" w:uiPriority="52"/>
+    <w:lsdException w:name="Grid Table 1 Light Accent 4" w:uiPriority="46"/>
+    <w:lsdException w:name="Grid Table 2 Accent 4" w:uiPriority="47"/>
+    <w:lsdException w:name="Grid Table 3 Accent 4" w:uiPriority="48"/>
+    <w:lsdException w:name="Grid Table 4 Accent 4" w:uiPriority="49"/>
+    <w:lsdException w:name="Grid Table 5 Dark Accent 4" w:uiPriority="50"/>
+    <w:lsdException w:name="Grid Table 6 Colorful Accent 4" w:uiPriority="51"/>
+    <w:lsdException w:name="Grid Table 7 Colorful Accent 4" w:uiPriority="52"/>
+    <w:lsdException w:name="Grid Table 1 Light Accent 5" w:uiPriority="46"/>
+    <w:lsdException w:name="Grid Table 2 Accent 5" w:uiPriority="47"/>
+    <w:lsdException w:name="Grid Table 3 Accent 5" w:uiPriority="48"/>
+    <w:lsdException w:name="Grid Table 4 Accent 5" w:uiPriority="49"/>
+    <w:lsdException w:name="Grid Table 5 Dark Accent 5" w:uiPriority="50"/>
+    <w:lsdException w:name="Grid Table 6 Colorful Accent 5" w:uiPriority="51"/>
+    <w:lsdException w:name="Grid Table 7 Colorful Accent 5" w:uiPriority="52"/>
+    <w:lsdException w:name="Grid Table 1 Light Accent 6" w:uiPriority="46"/>
+    <w:lsdException w:name="Grid Table 2 Accent 6" w:uiPriority="47"/>
+    <w:lsdException w:name="Grid Table 3 Accent 6" w:uiPriority="48"/>
+    <w:lsdException w:name="Grid Table 4 Accent 6" w:uiPriority="49"/>
+    <w:lsdException w:name="Grid Table 5 Dark Accent 6" w:uiPriority="50"/>
+    <w:lsdException w:name="Grid Table 6 Colorful Accent 6" w:uiPriority="51"/>
+    <w:lsdException w:name="Grid Table 7 Colorful Accent 6" w:uiPriority="52"/>
+    <w:lsdException w:name="List Table 1 Light" w:uiPriority="46"/>
+    <w:lsdException w:name="List Table 2" w:uiPriority="47"/>
+    <w:lsdException w:name="List Table 3" w:uiPriority="48"/>
+    <w:lsdException w:name="List Table 4" w:uiPriority="49"/>
+    <w:lsdException w:name="List Table 5 Dark" w:uiPriority="50"/>
+    <w:lsdException w:name="List Table 6 Colorful" w:uiPriority="51"/>
+    <w:lsdException w:name="List Table 7 Colorful" w:uiPriority="52"/>
+    <w:lsdException w:name="List Table 1 Light Accent 1" w:uiPriority="46"/>
+    <w:lsdException w:name="List Table 2 Accent 1" w:uiPriority="47"/>
+    <w:lsdException w:name="List Table 3 Accent 1" w:uiPriority="48"/>
+    <w:lsdException w:name="List Table 4 Accent 1" w:uiPriority="49"/>
+    <w:lsdException w:name="List Table 5 Dark Accent 1" w:uiPriority="50"/>
+    <w:lsdException w:name="List Table 6 Colorful Accent 1" w:uiPriority="51"/>
+    <w:lsdException w:name="List Table 7 Colorful Accent 1" w:uiPriority="52"/>
+    <w:lsdException w:name="List Table 1 Light Accent 2" w:uiPriority="46"/>
+    <w:lsdException w:name="List Table 2 Accent 2" w:uiPriority="47"/>
+    <w:lsdException w:name="List Table 3 Accent 2" w:uiPriority="48"/>
+    <w:lsdException w:name="List Table 4 Accent 2" w:uiPriority="49"/>
+    <w:lsdException w:name="List Table 5 Dark Accent 2" w:uiPriority="50"/>
+    <w:lsdException w:name="List Table 6 Colorful Accent 2" w:uiPriority="51"/>
+    <w:lsdException w:name="List Table 7 Colorful Accent 2" w:uiPriority="52"/>
+    <w:lsdException w:name="List Table 1 Light Accent 3" w:uiPriority="46"/>
+    <w:lsdException w:name="List Table 2 Accent 3" w:uiPriority="47"/>
+    <w:lsdException w:name="List Table 3 Accent 3" w:uiPriority="48"/>
+    <w:lsdException w:name="List Table 4 Accent 3" w:uiPriority="49"/>
+    <w:lsdException w:name="List Table 5 Dark Accent 3" w:uiPriority="50"/>
+    <w:lsdException w:name="List Table 6 Colorful Accent 3" w:uiPriority="51"/>
+    <w:lsdException w:name="List Table 7 Colorful Accent 3" w:uiPriority="52"/>
+    <w:lsdException w:name="List Table 1 Light Accent 4" w:uiPriority="46"/>
+    <w:lsdException w:name="List Table 2 Accent 4" w:uiPriority="47"/>
+    <w:lsdException w:name="List Table 3 Accent 4" w:uiPriority="48"/>
+    <w:lsdException w:name="List Table 4 Accent 4" w:uiPriority="49"/>
+    <w:lsdException w:name="List Table 5 Dark Accent 4" w:uiPriority="50"/>
+    <w:lsdException w:name="List Table 6 Colorful Accent 4" w:uiPriority="51"/>
+    <w:lsdException w:name="List Table 7 Colorful Accent 4" w:uiPriority="52"/>
+    <w:lsdException w:name="List Table 1 Light Accent 5" w:uiPriority="46"/>
+    <w:lsdException w:name="List Table 2 Accent 5" w:uiPriority="47"/>
+    <w:lsdException w:name="List Table 3 Accent 5" w:uiPriority="48"/>
+    <w:lsdException w:name="List Table 4 Accent 5" w:uiPriority="49"/>
+    <w:lsdException w:name="List Table 5 Dark Accent 5" w:uiPriority="50"/>
+    <w:lsdException w:name="List Table 6 Colorful Accent 5" w:uiPriority="51"/>
+    <w:lsdException w:name="List Table 7 Colorful Accent 5" w:uiPriority="52"/>
+    <w:lsdException w:name="List Table 1 Light Accent 6" w:uiPriority="46"/>
+    <w:lsdException w:name="List Table 2 Accent 6" w:uiPriority="47"/>
+    <w:lsdException w:name="List Table 3 Accent 6" w:uiPriority="48"/>
+    <w:lsdException w:name="List Table 4 Accent 6" w:uiPriority="49"/>
+    <w:lsdException w:name="List Table 5 Dark Accent 6" w:uiPriority="50"/>
+    <w:lsdException w:name="List Table 6 Colorful Accent 6" w:uiPriority="51"/>
+    <w:lsdException w:name="List Table 7 Colorful Accent 6" w:uiPriority="52"/>
+    <w:lsdException w:name="Mention" w:semiHidden="1" w:unhideWhenUsed="1"/>
+    <w:lsdException w:name="Smart Hyperlink" w:semiHidden="1" w:unhideWhenUsed="1"/>
+    <w:lsdException w:name="Hashtag" w:semiHidden="1" w:unhideWhenUsed="1"/>
+    <w:lsdException w:name="Unresolved Mention" w:semiHidden="1" w:unhideWhenUsed="1"/>
+    <w:lsdException w:name="Smart Link" w:semiHidden="1" w:unhideWhenUsed="1"/>
+  </w:latentStyles>
+  <w:style w:type="paragraph" w:default="1" w:styleId="Normal">
+    <w:name w:val="Normal"/>
     <w:qFormat/>
-    <w:rPr>
-      <w:sz w:val="56"/>
-      <w:szCs w:val="56"/>
-    </w:rPr>
   </w:style>
   <w:style w:type="paragraph" w:styleId="Heading1">
-    <w:name w:val="Heading 1"/>
-    <w:basedOn w:val="Normal"/>
-    <w:next w:val="Normal"/>
+    <w:name w:val="heading 1"/>
+    <w:uiPriority w:val="9"/>
     <w:qFormat/>
+    <w:pPr>
+      <w:outlineLvl w:val="0"/>
+    </w:pPr>
     <w:rPr>
       <w:color w:val="2E74B5"/>
       <w:sz w:val="32"/>
@@ -3483,10 +3934,13 @@
     </w:rPr>
   </w:style>
   <w:style w:type="paragraph" w:styleId="Heading2">
-    <w:name w:val="Heading 2"/>
-    <w:basedOn w:val="Normal"/>
-    <w:next w:val="Normal"/>
+    <w:name w:val="heading 2"/>
+    <w:uiPriority w:val="9"/>
+    <w:unhideWhenUsed/>
     <w:qFormat/>
+    <w:pPr>
+      <w:outlineLvl w:val="1"/>
+    </w:pPr>
     <w:rPr>
       <w:color w:val="2E74B5"/>
       <w:sz w:val="26"/>
@@ -3494,10 +3948,14 @@
     </w:rPr>
   </w:style>
   <w:style w:type="paragraph" w:styleId="Heading3">
-    <w:name w:val="Heading 3"/>
-    <w:basedOn w:val="Normal"/>
-    <w:next w:val="Normal"/>
+    <w:name w:val="heading 3"/>
+    <w:uiPriority w:val="9"/>
+    <w:semiHidden/>
+    <w:unhideWhenUsed/>
     <w:qFormat/>
+    <w:pPr>
+      <w:outlineLvl w:val="2"/>
+    </w:pPr>
     <w:rPr>
       <w:color w:val="1F4D78"/>
       <w:sz w:val="24"/>
@@ -3505,10 +3963,14 @@
     </w:rPr>
   </w:style>
   <w:style w:type="paragraph" w:styleId="Heading4">
-    <w:name w:val="Heading 4"/>
-    <w:basedOn w:val="Normal"/>
-    <w:next w:val="Normal"/>
+    <w:name w:val="heading 4"/>
+    <w:uiPriority w:val="9"/>
+    <w:semiHidden/>
+    <w:unhideWhenUsed/>
     <w:qFormat/>
+    <w:pPr>
+      <w:outlineLvl w:val="3"/>
+    </w:pPr>
     <w:rPr>
       <w:i/>
       <w:iCs/>
@@ -3516,27 +3978,69 @@
     </w:rPr>
   </w:style>
   <w:style w:type="paragraph" w:styleId="Heading5">
-    <w:name w:val="Heading 5"/>
-    <w:basedOn w:val="Normal"/>
-    <w:next w:val="Normal"/>
+    <w:name w:val="heading 5"/>
+    <w:uiPriority w:val="9"/>
+    <w:semiHidden/>
+    <w:unhideWhenUsed/>
     <w:qFormat/>
+    <w:pPr>
+      <w:outlineLvl w:val="4"/>
+    </w:pPr>
     <w:rPr>
       <w:color w:val="2E74B5"/>
     </w:rPr>
   </w:style>
   <w:style w:type="paragraph" w:styleId="Heading6">
-    <w:name w:val="Heading 6"/>
-    <w:basedOn w:val="Normal"/>
-    <w:next w:val="Normal"/>
+    <w:name w:val="heading 6"/>
+    <w:uiPriority w:val="9"/>
+    <w:semiHidden/>
+    <w:unhideWhenUsed/>
     <w:qFormat/>
+    <w:pPr>
+      <w:outlineLvl w:val="5"/>
+    </w:pPr>
     <w:rPr>
       <w:color w:val="1F4D78"/>
     </w:rPr>
   </w:style>
-  <w:style w:type="paragraph" w:styleId="Strong">
-    <w:name w:val="Strong"/>
-    <w:basedOn w:val="Normal"/>
-    <w:next w:val="Normal"/>
+  <w:style w:type="character" w:default="1" w:styleId="DefaultParagraphFont">
+    <w:name w:val="Default Paragraph Font"/>
+    <w:uiPriority w:val="1"/>
+    <w:semiHidden/>
+    <w:unhideWhenUsed/>
+  </w:style>
+  <w:style w:type="table" w:default="1" w:styleId="TableNormal">
+    <w:name w:val="Normal Table"/>
+    <w:uiPriority w:val="99"/>
+    <w:semiHidden/>
+    <w:unhideWhenUsed/>
+    <w:tblPr>
+      <w:tblInd w:w="0" w:type="dxa"/>
+      <w:tblCellMar>
+        <w:top w:w="0" w:type="dxa"/>
+        <w:left w:w="108" w:type="dxa"/>
+        <w:bottom w:w="0" w:type="dxa"/>
+        <w:right w:w="108" w:type="dxa"/>
+      </w:tblCellMar>
+    </w:tblPr>
+  </w:style>
+  <w:style w:type="numbering" w:default="1" w:styleId="NoList">
+    <w:name w:val="No List"/>
+    <w:uiPriority w:val="99"/>
+    <w:semiHidden/>
+    <w:unhideWhenUsed/>
+  </w:style>
+  <w:style w:type="paragraph" w:styleId="Title">
+    <w:name w:val="Title"/>
+    <w:uiPriority w:val="10"/>
+    <w:qFormat/>
+    <w:rPr>
+      <w:sz w:val="56"/>
+      <w:szCs w:val="56"/>
+    </w:rPr>
+  </w:style>
+  <w:style w:type="paragraph" w:customStyle="1" w:styleId="Strong1">
+    <w:name w:val="Strong1"/>
     <w:qFormat/>
     <w:rPr>
       <w:b/>
@@ -3545,12 +4049,10 @@
   </w:style>
   <w:style w:type="paragraph" w:styleId="ListParagraph">
     <w:name w:val="List Paragraph"/>
-    <w:basedOn w:val="Normal"/>
     <w:qFormat/>
   </w:style>
   <w:style w:type="character" w:styleId="Hyperlink">
     <w:name w:val="Hyperlink"/>
-    <w:basedOn w:val="DefaultParagraphFont"/>
     <w:uiPriority w:val="99"/>
     <w:unhideWhenUsed/>
     <w:rPr>
@@ -3560,7 +4062,6 @@
   </w:style>
   <w:style w:type="character" w:styleId="FootnoteReference">
     <w:name w:val="footnote reference"/>
-    <w:basedOn w:val="DefaultParagraphFont"/>
     <w:uiPriority w:val="99"/>
     <w:semiHidden/>
     <w:unhideWhenUsed/>
@@ -3570,22 +4071,13 @@
   </w:style>
   <w:style w:type="paragraph" w:styleId="FootnoteText">
     <w:name w:val="footnote text"/>
-    <w:basedOn w:val="Normal"/>
     <w:link w:val="FootnoteTextChar"/>
     <w:uiPriority w:val="99"/>
     <w:semiHidden/>
     <w:unhideWhenUsed/>
-    <w:pPr>
-      <w:spacing w:after="0" w:line="240" w:lineRule="auto"/>
-    </w:pPr>
-    <w:rPr>
-      <w:sz w:val="20"/>
-      <w:szCs w:val="20"/>
-    </w:rPr>
   </w:style>
-  <w:style w:type="character" w:styleId="FootnoteTextChar">
+  <w:style w:type="character" w:customStyle="1" w:styleId="FootnoteTextChar">
     <w:name w:val="Footnote Text Char"/>
-    <w:basedOn w:val="DefaultParagraphFont"/>
     <w:link w:val="FootnoteText"/>
     <w:uiPriority w:val="99"/>
     <w:semiHidden/>
@@ -3597,7 +4089,6 @@
   </w:style>
   <w:style w:type="character" w:styleId="EndnoteReference">
     <w:name w:val="endnote reference"/>
-    <w:basedOn w:val="DefaultParagraphFont"/>
     <w:uiPriority w:val="99"/>
     <w:semiHidden/>
     <w:unhideWhenUsed/>
@@ -3607,22 +4098,13 @@
   </w:style>
   <w:style w:type="paragraph" w:styleId="EndnoteText">
     <w:name w:val="endnote text"/>
-    <w:basedOn w:val="Normal"/>
     <w:link w:val="EndnoteTextChar"/>
     <w:uiPriority w:val="99"/>
     <w:semiHidden/>
     <w:unhideWhenUsed/>
-    <w:pPr>
-      <w:spacing w:after="0" w:line="240" w:lineRule="auto"/>
-    </w:pPr>
-    <w:rPr>
-      <w:sz w:val="20"/>
-      <w:szCs w:val="20"/>
-    </w:rPr>
   </w:style>
-  <w:style w:type="character" w:styleId="EndnoteTextChar">
+  <w:style w:type="character" w:customStyle="1" w:styleId="EndnoteTextChar">
     <w:name w:val="Endnote Text Char"/>
-    <w:basedOn w:val="DefaultParagraphFont"/>
     <w:link w:val="EndnoteText"/>
     <w:uiPriority w:val="99"/>
     <w:semiHidden/>
@@ -3633,4 +4115,299 @@
     </w:rPr>
   </w:style>
 </w:styles>
+</file>
+
+<file path=word/theme/theme1.xml><?xml version="1.0" encoding="utf-8"?>
+<a:theme xmlns:a="http://schemas.openxmlformats.org/drawingml/2006/main" name="Office Theme">
+  <a:themeElements>
+    <a:clrScheme name="Office">
+      <a:dk1>
+        <a:sysClr val="windowText" lastClr="000000"/>
+      </a:dk1>
+      <a:lt1>
+        <a:sysClr val="window" lastClr="FFFFFF"/>
+      </a:lt1>
+      <a:dk2>
+        <a:srgbClr val="44546A"/>
+      </a:dk2>
+      <a:lt2>
+        <a:srgbClr val="E7E6E6"/>
+      </a:lt2>
+      <a:accent1>
+        <a:srgbClr val="4472C4"/>
+      </a:accent1>
+      <a:accent2>
+        <a:srgbClr val="ED7D31"/>
+      </a:accent2>
+      <a:accent3>
+        <a:srgbClr val="A5A5A5"/>
+      </a:accent3>
+      <a:accent4>
+        <a:srgbClr val="FFC000"/>
+      </a:accent4>
+      <a:accent5>
+        <a:srgbClr val="5B9BD5"/>
+      </a:accent5>
+      <a:accent6>
+        <a:srgbClr val="70AD47"/>
+      </a:accent6>
+      <a:hlink>
+        <a:srgbClr val="0563C1"/>
+      </a:hlink>
+      <a:folHlink>
+        <a:srgbClr val="954F72"/>
+      </a:folHlink>
+    </a:clrScheme>
+    <a:fontScheme name="Office">
+      <a:majorFont>
+        <a:latin typeface="Calibri Light" panose="020F0302020204030204"/>
+        <a:ea typeface=""/>
+        <a:cs typeface=""/>
+        <a:font script="Jpan" typeface="游ゴシック Light"/>
+        <a:font script="Hang" typeface="맑은 고딕"/>
+        <a:font script="Hans" typeface="等线 Light"/>
+        <a:font script="Hant" typeface="新細明體"/>
+        <a:font script="Arab" typeface="Times New Roman"/>
+        <a:font script="Hebr" typeface="Times New Roman"/>
+        <a:font script="Thai" typeface="Angsana New"/>
+        <a:font script="Ethi" typeface="Nyala"/>
+        <a:font script="Beng" typeface="Vrinda"/>
+        <a:font script="Gujr" typeface="Shruti"/>
+        <a:font script="Khmr" typeface="MoolBoran"/>
+        <a:font script="Knda" typeface="Tunga"/>
+        <a:font script="Guru" typeface="Raavi"/>
+        <a:font script="Cans" typeface="Euphemia"/>
+        <a:font script="Cher" typeface="Plantagenet Cherokee"/>
+        <a:font script="Yiii" typeface="Microsoft Yi Baiti"/>
+        <a:font script="Tibt" typeface="Microsoft Himalaya"/>
+        <a:font script="Thaa" typeface="MV Boli"/>
+        <a:font script="Deva" typeface="Mangal"/>
+        <a:font script="Telu" typeface="Gautami"/>
+        <a:font script="Taml" typeface="Latha"/>
+        <a:font script="Syrc" typeface="Estrangelo Edessa"/>
+        <a:font script="Orya" typeface="Kalinga"/>
+        <a:font script="Mlym" typeface="Kartika"/>
+        <a:font script="Laoo" typeface="DokChampa"/>
+        <a:font script="Sinh" typeface="Iskoola Pota"/>
+        <a:font script="Mong" typeface="Mongolian Baiti"/>
+        <a:font script="Viet" typeface="Times New Roman"/>
+        <a:font script="Uigh" typeface="Microsoft Uighur"/>
+        <a:font script="Geor" typeface="Sylfaen"/>
+        <a:font script="Armn" typeface="Arial"/>
+        <a:font script="Bugi" typeface="Leelawadee UI"/>
+        <a:font script="Bopo" typeface="Microsoft JhengHei"/>
+        <a:font script="Java" typeface="Javanese Text"/>
+        <a:font script="Lisu" typeface="Segoe UI"/>
+        <a:font script="Mymr" typeface="Myanmar Text"/>
+        <a:font script="Nkoo" typeface="Ebrima"/>
+        <a:font script="Olck" typeface="Nirmala UI"/>
+        <a:font script="Osma" typeface="Ebrima"/>
+        <a:font script="Phag" typeface="Phagspa"/>
+        <a:font script="Syrn" typeface="Estrangelo Edessa"/>
+        <a:font script="Syrj" typeface="Estrangelo Edessa"/>
+        <a:font script="Syre" typeface="Estrangelo Edessa"/>
+        <a:font script="Sora" typeface="Nirmala UI"/>
+        <a:font script="Tale" typeface="Microsoft Tai Le"/>
+        <a:font script="Talu" typeface="Microsoft New Tai Lue"/>
+        <a:font script="Tfng" typeface="Ebrima"/>
+      </a:majorFont>
+      <a:minorFont>
+        <a:latin typeface="Calibri" panose="020F0502020204030204"/>
+        <a:ea typeface=""/>
+        <a:cs typeface=""/>
+        <a:font script="Jpan" typeface="游明朝"/>
+        <a:font script="Hang" typeface="맑은 고딕"/>
+        <a:font script="Hans" typeface="等线"/>
+        <a:font script="Hant" typeface="新細明體"/>
+        <a:font script="Arab" typeface="Arial"/>
+        <a:font script="Hebr" typeface="Arial"/>
+        <a:font script="Thai" typeface="Cordia New"/>
+        <a:font script="Ethi" typeface="Nyala"/>
+        <a:font script="Beng" typeface="Vrinda"/>
+        <a:font script="Gujr" typeface="Shruti"/>
+        <a:font script="Khmr" typeface="DaunPenh"/>
+        <a:font script="Knda" typeface="Tunga"/>
+        <a:font script="Guru" typeface="Raavi"/>
+        <a:font script="Cans" typeface="Euphemia"/>
+        <a:font script="Cher" typeface="Plantagenet Cherokee"/>
+        <a:font script="Yiii" typeface="Microsoft Yi Baiti"/>
+        <a:font script="Tibt" typeface="Microsoft Himalaya"/>
+        <a:font script="Thaa" typeface="MV Boli"/>
+        <a:font script="Deva" typeface="Mangal"/>
+        <a:font script="Telu" typeface="Gautami"/>
+        <a:font script="Taml" typeface="Latha"/>
+        <a:font script="Syrc" typeface="Estrangelo Edessa"/>
+        <a:font script="Orya" typeface="Kalinga"/>
+        <a:font script="Mlym" typeface="Kartika"/>
+        <a:font script="Laoo" typeface="DokChampa"/>
+        <a:font script="Sinh" typeface="Iskoola Pota"/>
+        <a:font script="Mong" typeface="Mongolian Baiti"/>
+        <a:font script="Viet" typeface="Arial"/>
+        <a:font script="Uigh" typeface="Microsoft Uighur"/>
+        <a:font script="Geor" typeface="Sylfaen"/>
+        <a:font script="Armn" typeface="Arial"/>
+        <a:font script="Bugi" typeface="Leelawadee UI"/>
+        <a:font script="Bopo" typeface="Microsoft JhengHei"/>
+        <a:font script="Java" typeface="Javanese Text"/>
+        <a:font script="Lisu" typeface="Segoe UI"/>
+        <a:font script="Mymr" typeface="Myanmar Text"/>
+        <a:font script="Nkoo" typeface="Ebrima"/>
+        <a:font script="Olck" typeface="Nirmala UI"/>
+        <a:font script="Osma" typeface="Ebrima"/>
+        <a:font script="Phag" typeface="Phagspa"/>
+        <a:font script="Syrn" typeface="Estrangelo Edessa"/>
+        <a:font script="Syrj" typeface="Estrangelo Edessa"/>
+        <a:font script="Syre" typeface="Estrangelo Edessa"/>
+        <a:font script="Sora" typeface="Nirmala UI"/>
+        <a:font script="Tale" typeface="Microsoft Tai Le"/>
+        <a:font script="Talu" typeface="Microsoft New Tai Lue"/>
+        <a:font script="Tfng" typeface="Ebrima"/>
+      </a:minorFont>
+    </a:fontScheme>
+    <a:fmtScheme name="Office">
+      <a:fillStyleLst>
+        <a:solidFill>
+          <a:schemeClr val="phClr"/>
+        </a:solidFill>
+        <a:gradFill rotWithShape="1">
+          <a:gsLst>
+            <a:gs pos="0">
+              <a:schemeClr val="phClr">
+                <a:lumMod val="110000"/>
+                <a:satMod val="105000"/>
+                <a:tint val="67000"/>
+              </a:schemeClr>
+            </a:gs>
+            <a:gs pos="50000">
+              <a:schemeClr val="phClr">
+                <a:lumMod val="105000"/>
+                <a:satMod val="103000"/>
+                <a:tint val="73000"/>
+              </a:schemeClr>
+            </a:gs>
+            <a:gs pos="100000">
+              <a:schemeClr val="phClr">
+                <a:lumMod val="105000"/>
+                <a:satMod val="109000"/>
+                <a:tint val="81000"/>
+              </a:schemeClr>
+            </a:gs>
+          </a:gsLst>
+          <a:lin ang="5400000" scaled="0"/>
+        </a:gradFill>
+        <a:gradFill rotWithShape="1">
+          <a:gsLst>
+            <a:gs pos="0">
+              <a:schemeClr val="phClr">
+                <a:satMod val="103000"/>
+                <a:lumMod val="102000"/>
+                <a:tint val="94000"/>
+              </a:schemeClr>
+            </a:gs>
+            <a:gs pos="50000">
+              <a:schemeClr val="phClr">
+                <a:satMod val="110000"/>
+                <a:lumMod val="100000"/>
+                <a:shade val="100000"/>
+              </a:schemeClr>
+            </a:gs>
+            <a:gs pos="100000">
+              <a:schemeClr val="phClr">
+                <a:lumMod val="99000"/>
+                <a:satMod val="120000"/>
+                <a:shade val="78000"/>
+              </a:schemeClr>
+            </a:gs>
+          </a:gsLst>
+          <a:lin ang="5400000" scaled="0"/>
+        </a:gradFill>
+      </a:fillStyleLst>
+      <a:lnStyleLst>
+        <a:ln w="6350" cap="flat" cmpd="sng" algn="ctr">
+          <a:solidFill>
+            <a:schemeClr val="phClr"/>
+          </a:solidFill>
+          <a:prstDash val="solid"/>
+          <a:miter lim="800000"/>
+        </a:ln>
+        <a:ln w="12700" cap="flat" cmpd="sng" algn="ctr">
+          <a:solidFill>
+            <a:schemeClr val="phClr"/>
+          </a:solidFill>
+          <a:prstDash val="solid"/>
+          <a:miter lim="800000"/>
+        </a:ln>
+        <a:ln w="19050" cap="flat" cmpd="sng" algn="ctr">
+          <a:solidFill>
+            <a:schemeClr val="phClr"/>
+          </a:solidFill>
+          <a:prstDash val="solid"/>
+          <a:miter lim="800000"/>
+        </a:ln>
+      </a:lnStyleLst>
+      <a:effectStyleLst>
+        <a:effectStyle>
+          <a:effectLst/>
+        </a:effectStyle>
+        <a:effectStyle>
+          <a:effectLst/>
+        </a:effectStyle>
+        <a:effectStyle>
+          <a:effectLst>
+            <a:outerShdw blurRad="57150" dist="19050" dir="5400000" algn="ctr" rotWithShape="0">
+              <a:srgbClr val="000000">
+                <a:alpha val="63000"/>
+              </a:srgbClr>
+            </a:outerShdw>
+          </a:effectLst>
+        </a:effectStyle>
+      </a:effectStyleLst>
+      <a:bgFillStyleLst>
+        <a:solidFill>
+          <a:schemeClr val="phClr"/>
+        </a:solidFill>
+        <a:solidFill>
+          <a:schemeClr val="phClr">
+            <a:tint val="95000"/>
+            <a:satMod val="170000"/>
+          </a:schemeClr>
+        </a:solidFill>
+        <a:gradFill rotWithShape="1">
+          <a:gsLst>
+            <a:gs pos="0">
+              <a:schemeClr val="phClr">
+                <a:tint val="93000"/>
+                <a:satMod val="150000"/>
+                <a:shade val="98000"/>
+                <a:lumMod val="102000"/>
+              </a:schemeClr>
+            </a:gs>
+            <a:gs pos="50000">
+              <a:schemeClr val="phClr">
+                <a:tint val="98000"/>
+                <a:satMod val="130000"/>
+                <a:shade val="90000"/>
+                <a:lumMod val="103000"/>
+              </a:schemeClr>
+            </a:gs>
+            <a:gs pos="100000">
+              <a:schemeClr val="phClr">
+                <a:shade val="63000"/>
+                <a:satMod val="120000"/>
+              </a:schemeClr>
+            </a:gs>
+          </a:gsLst>
+          <a:lin ang="5400000" scaled="0"/>
+        </a:gradFill>
+      </a:bgFillStyleLst>
+    </a:fmtScheme>
+  </a:themeElements>
+  <a:objectDefaults/>
+  <a:extraClrSchemeLst/>
+  <a:extLst>
+    <a:ext uri="{05A4C25C-085E-4340-85A3-A5531E510DB2}">
+      <thm15:themeFamily xmlns:thm15="http://schemas.microsoft.com/office/thememl/2012/main" name="Office Theme" id="{62F939B6-93AF-4DB8-9C6B-D6C7DFDC589F}" vid="{4A3C46E8-61CC-4603-A589-7422A47A8E4A}"/>
+    </a:ext>
+  </a:extLst>
+</a:theme>
 </file>